--- a/INVOICE_PROCESSING_PROMPT.docx
+++ b/INVOICE_PROCESSING_PROMPT.docx
@@ -95,6 +95,354 @@
           <w:color w:val="0E7C86"/>
           <w:sz w:val="28"/>
         </w:rPr>
+        <w:t>COMPLETENESS MANDATE — Read before anything else</w:t>
+      </w:r>
+    </w:p>
+    <w:p>
+      <w:pPr>
+        <w:spacing w:after="80"/>
+      </w:pPr>
+      <w:r>
+        <w:rPr>
+          <w:b w:val="0"/>
+          <w:i w:val="0"/>
+        </w:rPr>
+        <w:t>This is a full invoice digitisation task. Your output must be an exact digital copy of the invoice table. Nothing may be dropped, merged, or summarised.</w:t>
+      </w:r>
+    </w:p>
+    <w:p>
+      <w:pPr>
+        <w:spacing w:before="200" w:after="60"/>
+      </w:pPr>
+      <w:r>
+        <w:rPr>
+          <w:b/>
+          <w:color w:val="106B3D"/>
+          <w:sz w:val="24"/>
+        </w:rPr>
+        <w:t>Never do this</w:t>
+      </w:r>
+    </w:p>
+    <w:p>
+      <w:pPr>
+        <w:pStyle w:val="ListBullet"/>
+        <w:spacing w:after="40"/>
+      </w:pPr>
+      <w:r>
+        <w:rPr>
+          <w:b w:val="0"/>
+          <w:i w:val="0"/>
+        </w:rPr>
+        <w:t>Extract only description, quantity, price, and total — that is not enough</w:t>
+      </w:r>
+    </w:p>
+    <w:p>
+      <w:pPr>
+        <w:pStyle w:val="ListBullet"/>
+        <w:spacing w:after="40"/>
+      </w:pPr>
+      <w:r>
+        <w:rPr>
+          <w:b w:val="0"/>
+          <w:i w:val="0"/>
+        </w:rPr>
+        <w:t>Skip rows because they look like subtotals, free-goods lines, or are hard to read</w:t>
+      </w:r>
+    </w:p>
+    <w:p>
+      <w:pPr>
+        <w:pStyle w:val="ListBullet"/>
+        <w:spacing w:after="40"/>
+      </w:pPr>
+      <w:r>
+        <w:rPr>
+          <w:b w:val="0"/>
+          <w:i w:val="0"/>
+        </w:rPr>
+        <w:t>Ignore columns because they seem unimportant or have an unfamiliar name</w:t>
+      </w:r>
+    </w:p>
+    <w:p>
+      <w:pPr>
+        <w:pStyle w:val="ListBullet"/>
+        <w:spacing w:after="40"/>
+      </w:pPr>
+      <w:r>
+        <w:rPr>
+          <w:b w:val="0"/>
+          <w:i w:val="0"/>
+        </w:rPr>
+        <w:t>Assume the invoice has a fixed structure</w:t>
+      </w:r>
+    </w:p>
+    <w:p>
+      <w:pPr>
+        <w:spacing w:before="200" w:after="60"/>
+      </w:pPr>
+      <w:r>
+        <w:rPr>
+          <w:b/>
+          <w:color w:val="106B3D"/>
+          <w:sz w:val="24"/>
+        </w:rPr>
+        <w:t>Always do this</w:t>
+      </w:r>
+    </w:p>
+    <w:p>
+      <w:pPr>
+        <w:pStyle w:val="ListBullet"/>
+        <w:spacing w:after="40"/>
+      </w:pPr>
+      <w:r>
+        <w:rPr>
+          <w:b w:val="0"/>
+          <w:i w:val="0"/>
+        </w:rPr>
+        <w:t xml:space="preserve">Capture </w:t>
+      </w:r>
+      <w:r>
+        <w:rPr>
+          <w:b/>
+          <w:i w:val="0"/>
+        </w:rPr>
+        <w:t>every column</w:t>
+      </w:r>
+      <w:r>
+        <w:rPr>
+          <w:b w:val="0"/>
+          <w:i w:val="0"/>
+        </w:rPr>
+        <w:t xml:space="preserve"> visible on the invoice table — regardless of its name</w:t>
+      </w:r>
+    </w:p>
+    <w:p>
+      <w:pPr>
+        <w:pStyle w:val="ListBullet"/>
+        <w:spacing w:after="40"/>
+      </w:pPr>
+      <w:r>
+        <w:rPr>
+          <w:b w:val="0"/>
+          <w:i w:val="0"/>
+        </w:rPr>
+        <w:t xml:space="preserve">Capture </w:t>
+      </w:r>
+      <w:r>
+        <w:rPr>
+          <w:b/>
+          <w:i w:val="0"/>
+        </w:rPr>
+        <w:t>every product/item row</w:t>
+      </w:r>
+      <w:r>
+        <w:rPr>
+          <w:b w:val="0"/>
+          <w:i w:val="0"/>
+        </w:rPr>
+        <w:t xml:space="preserve"> — no row may be skipped or merged</w:t>
+      </w:r>
+    </w:p>
+    <w:p>
+      <w:pPr>
+        <w:pStyle w:val="ListBullet"/>
+        <w:spacing w:after="40"/>
+      </w:pPr>
+      <w:r>
+        <w:rPr>
+          <w:b w:val="0"/>
+          <w:i w:val="0"/>
+        </w:rPr>
+        <w:t xml:space="preserve">If a cell is unreadable, write </w:t>
+      </w:r>
+      <w:r>
+        <w:rPr>
+          <w:rFonts w:ascii="Courier New" w:hAnsi="Courier New"/>
+          <w:b w:val="0"/>
+          <w:i w:val="0"/>
+          <w:color w:val="C7253E"/>
+          <w:sz w:val="18"/>
+        </w:rPr>
+        <w:t>null</w:t>
+      </w:r>
+      <w:r>
+        <w:rPr>
+          <w:b w:val="0"/>
+          <w:i w:val="0"/>
+        </w:rPr>
+        <w:t xml:space="preserve"> for the value and set </w:t>
+      </w:r>
+      <w:r>
+        <w:rPr>
+          <w:rFonts w:ascii="Courier New" w:hAnsi="Courier New"/>
+          <w:b w:val="0"/>
+          <w:i w:val="0"/>
+          <w:color w:val="C7253E"/>
+          <w:sz w:val="18"/>
+        </w:rPr>
+        <w:t>"reviewNote": "Unreadable cell"</w:t>
+      </w:r>
+      <w:r>
+        <w:rPr>
+          <w:b w:val="0"/>
+          <w:i w:val="0"/>
+        </w:rPr>
+        <w:t xml:space="preserve"> on that item</w:t>
+      </w:r>
+    </w:p>
+    <w:p>
+      <w:pPr>
+        <w:pStyle w:val="ListBullet"/>
+        <w:spacing w:after="40"/>
+      </w:pPr>
+      <w:r>
+        <w:rPr>
+          <w:b w:val="0"/>
+          <w:i w:val="0"/>
+        </w:rPr>
+        <w:t xml:space="preserve">If a row is uncertain, keep it and set </w:t>
+      </w:r>
+      <w:r>
+        <w:rPr>
+          <w:rFonts w:ascii="Courier New" w:hAnsi="Courier New"/>
+          <w:b w:val="0"/>
+          <w:i w:val="0"/>
+          <w:color w:val="C7253E"/>
+          <w:sz w:val="18"/>
+        </w:rPr>
+        <w:t>"divisionConfidence": "low"</w:t>
+      </w:r>
+      <w:r>
+        <w:rPr>
+          <w:b w:val="0"/>
+          <w:i w:val="0"/>
+        </w:rPr>
+        <w:t xml:space="preserve"> and </w:t>
+      </w:r>
+      <w:r>
+        <w:rPr>
+          <w:rFonts w:ascii="Courier New" w:hAnsi="Courier New"/>
+          <w:b w:val="0"/>
+          <w:i w:val="0"/>
+          <w:color w:val="C7253E"/>
+          <w:sz w:val="18"/>
+        </w:rPr>
+        <w:t>"reviewNote": "Row needs review"</w:t>
+      </w:r>
+      <w:r>
+        <w:rPr>
+          <w:b w:val="0"/>
+          <w:i w:val="0"/>
+        </w:rPr>
+        <w:t xml:space="preserve"> on that item</w:t>
+      </w:r>
+    </w:p>
+    <w:p>
+      <w:pPr>
+        <w:pStyle w:val="ListBullet"/>
+        <w:spacing w:after="40"/>
+      </w:pPr>
+      <w:r>
+        <w:rPr>
+          <w:b w:val="0"/>
+          <w:i w:val="0"/>
+        </w:rPr>
+        <w:t xml:space="preserve">Count how many product rows appear on the invoice and store as </w:t>
+      </w:r>
+      <w:r>
+        <w:rPr>
+          <w:rFonts w:ascii="Courier New" w:hAnsi="Courier New"/>
+          <w:b w:val="0"/>
+          <w:i w:val="0"/>
+          <w:color w:val="C7253E"/>
+          <w:sz w:val="18"/>
+        </w:rPr>
+        <w:t>"extractedRowCount"</w:t>
+      </w:r>
+      <w:r>
+        <w:rPr>
+          <w:b w:val="0"/>
+          <w:i w:val="0"/>
+        </w:rPr>
+        <w:t xml:space="preserve"> on the invoice object</w:t>
+      </w:r>
+    </w:p>
+    <w:p>
+      <w:pPr>
+        <w:pStyle w:val="ListBullet"/>
+        <w:spacing w:after="40"/>
+      </w:pPr>
+      <w:r>
+        <w:rPr>
+          <w:b w:val="0"/>
+          <w:i w:val="0"/>
+        </w:rPr>
+        <w:t xml:space="preserve">Count how many columns the invoice table has and store as </w:t>
+      </w:r>
+      <w:r>
+        <w:rPr>
+          <w:rFonts w:ascii="Courier New" w:hAnsi="Courier New"/>
+          <w:b w:val="0"/>
+          <w:i w:val="0"/>
+          <w:color w:val="C7253E"/>
+          <w:sz w:val="18"/>
+        </w:rPr>
+        <w:t>"extractedColumnCount"</w:t>
+      </w:r>
+      <w:r>
+        <w:rPr>
+          <w:b w:val="0"/>
+          <w:i w:val="0"/>
+        </w:rPr>
+        <w:t xml:space="preserve"> on the invoice object</w:t>
+      </w:r>
+    </w:p>
+    <w:p>
+      <w:pPr>
+        <w:spacing w:before="200" w:after="60"/>
+      </w:pPr>
+      <w:r>
+        <w:rPr>
+          <w:b/>
+          <w:color w:val="106B3D"/>
+          <w:sz w:val="24"/>
+        </w:rPr>
+        <w:t>Invoice columns that may appear — not exhaustive, include whatever is on this invoice</w:t>
+      </w:r>
+    </w:p>
+    <w:p>
+      <w:pPr>
+        <w:spacing w:after="80"/>
+      </w:pPr>
+      <w:r>
+        <w:rPr>
+          <w:b w:val="0"/>
+          <w:i w:val="0"/>
+        </w:rPr>
+        <w:t>Item code · Barcode · Batch number · Expiry date · Description · Pack size · Qty ordered · Free qty · Unit price excl. VAT · Discount % · Discount amount · VAT % · VAT amount · Line total excl. VAT · Line total incl. VAT · RSP · Supplier reference · Department · Weight/UOM · Carton qty · Any other column present</w:t>
+      </w:r>
+    </w:p>
+    <w:p>
+      <w:pPr>
+        <w:spacing w:after="80"/>
+      </w:pPr>
+      <w:r>
+        <w:rPr>
+          <w:b/>
+          <w:i w:val="0"/>
+        </w:rPr>
+        <w:t>Rule: If the invoice has 9 columns, your JSON must have 9 fields per item (plus the computed fields). If it has 12 rows, your JSON must have 12 items.</w:t>
+      </w:r>
+    </w:p>
+    <w:p>
+      <w:pPr>
+        <w:spacing w:before="280" w:after="80"/>
+      </w:pPr>
+      <w:r>
+        <w:rPr>
+          <w:b/>
+          <w:color w:val="0E7C86"/>
+          <w:sz w:val="28"/>
+        </w:rPr>
         <w:t>Required JSON structure</w:t>
       </w:r>
     </w:p>
@@ -114,9 +462,15 @@
         <w:br/>
         <w:t xml:space="preserve">  "id": "&lt;invoice number from the document — if none, generate as supplier-DDMMYYYY&gt;",</w:t>
         <w:br/>
-        <w:t xml:space="preserve">  "date": "&lt;invoice date as YYYY-MM-DD&gt;",</w:t>
+        <w:t xml:space="preserve">  "date": "&lt;TODAY'S date as YYYY-MM-DD — the date you are processing this invoice, NOT the date printed on the document&gt;",</w:t>
+        <w:br/>
+        <w:t xml:space="preserve">  "supplierInvoiceDate": "&lt;date printed on the invoice document as YYYY-MM-DD — omit this field if it is the same as today&gt;",</w:t>
         <w:br/>
         <w:t xml:space="preserve">  "receivedAt": "&lt;today's date and time as ISO 8601, e.g. 2026-05-26T10:30:00Z&gt;",</w:t>
+        <w:br/>
+        <w:t xml:space="preserve">  "extractedRowCount": "&lt;number — count of product rows visible on the invoice&gt;",</w:t>
+        <w:br/>
+        <w:t xml:space="preserve">  "extractedColumnCount": "&lt;number — count of columns in the invoice table&gt;",</w:t>
         <w:br/>
         <w:t xml:space="preserve">  "items": [</w:t>
         <w:br/>
@@ -128,11 +482,19 @@
         <w:br/>
         <w:t xml:space="preserve">      "unitPrice": "&lt;number — unit price as printed on invoice&gt;",</w:t>
         <w:br/>
-        <w:t xml:space="preserve">      "&lt;any other columns on the invoice&gt;": "&lt;value&gt;",</w:t>
+        <w:t xml:space="preserve">      "&lt;every other column on this invoice — use the field name table below&gt;": "&lt;value as printed&gt;",</w:t>
         <w:br/>
         <w:t xml:space="preserve">      "buyPlusVat": "&lt;number — see calculation rules below&gt;",</w:t>
         <w:br/>
-        <w:t xml:space="preserve">      "recPrice": "&lt;number — buyPlusVat × 1.2, rounded to 2 dp&gt;"</w:t>
+        <w:t xml:space="preserve">      "recPrice": "&lt;number — buyPlusVat × 1.2, rounded to 2 dp&gt;",</w:t>
+        <w:br/>
+        <w:t xml:space="preserve">      "packDivisionApplied": "&lt;bool&gt;",</w:t>
+        <w:br/>
+        <w:t xml:space="preserve">      "sellableUnitCost": "&lt;number — final per-unit incl-VAT cost&gt;",</w:t>
+        <w:br/>
+        <w:t xml:space="preserve">      "divisionConfidence": "&lt;'high' | 'medium' | 'low' | 'manual'&gt;",</w:t>
+        <w:br/>
+        <w:t xml:space="preserve">      "reviewNote": "&lt;null, or reason this row needs review&gt;"</w:t>
         <w:br/>
         <w:t xml:space="preserve">    }</w:t>
         <w:br/>
@@ -144,7 +506,7 @@
         <w:br/>
         <w:t xml:space="preserve">  },</w:t>
         <w:br/>
-        <w:t xml:space="preserve">  "colOrder": ["&lt;field1&gt;", "&lt;field2&gt;", "..."]</w:t>
+        <w:t xml:space="preserve">  "colOrder": ["&lt;every invoice column left-to-right — do NOT include the 6 computed fields&gt;"]</w:t>
         <w:br/>
         <w:t>}</w:t>
       </w:r>
@@ -234,7 +596,7 @@
           <w:b w:val="0"/>
           <w:i w:val="0"/>
         </w:rPr>
-        <w:t xml:space="preserve"> or </w:t>
+        <w:t xml:space="preserve">, </w:t>
       </w:r>
       <w:r>
         <w:rPr>
@@ -245,6 +607,74 @@
           <w:sz w:val="18"/>
         </w:rPr>
         <w:t>recPrice</w:t>
+      </w:r>
+      <w:r>
+        <w:rPr>
+          <w:b w:val="0"/>
+          <w:i w:val="0"/>
+        </w:rPr>
+        <w:t xml:space="preserve">, </w:t>
+      </w:r>
+      <w:r>
+        <w:rPr>
+          <w:rFonts w:ascii="Courier New" w:hAnsi="Courier New"/>
+          <w:b w:val="0"/>
+          <w:i w:val="0"/>
+          <w:color w:val="C7253E"/>
+          <w:sz w:val="18"/>
+        </w:rPr>
+        <w:t>packDivisionApplied</w:t>
+      </w:r>
+      <w:r>
+        <w:rPr>
+          <w:b w:val="0"/>
+          <w:i w:val="0"/>
+        </w:rPr>
+        <w:t xml:space="preserve">, </w:t>
+      </w:r>
+      <w:r>
+        <w:rPr>
+          <w:rFonts w:ascii="Courier New" w:hAnsi="Courier New"/>
+          <w:b w:val="0"/>
+          <w:i w:val="0"/>
+          <w:color w:val="C7253E"/>
+          <w:sz w:val="18"/>
+        </w:rPr>
+        <w:t>sellableUnitCost</w:t>
+      </w:r>
+      <w:r>
+        <w:rPr>
+          <w:b w:val="0"/>
+          <w:i w:val="0"/>
+        </w:rPr>
+        <w:t xml:space="preserve">, </w:t>
+      </w:r>
+      <w:r>
+        <w:rPr>
+          <w:rFonts w:ascii="Courier New" w:hAnsi="Courier New"/>
+          <w:b w:val="0"/>
+          <w:i w:val="0"/>
+          <w:color w:val="C7253E"/>
+          <w:sz w:val="18"/>
+        </w:rPr>
+        <w:t>divisionConfidence</w:t>
+      </w:r>
+      <w:r>
+        <w:rPr>
+          <w:b w:val="0"/>
+          <w:i w:val="0"/>
+        </w:rPr>
+        <w:t xml:space="preserve">, or </w:t>
+      </w:r>
+      <w:r>
+        <w:rPr>
+          <w:rFonts w:ascii="Courier New" w:hAnsi="Courier New"/>
+          <w:b w:val="0"/>
+          <w:i w:val="0"/>
+          <w:color w:val="C7253E"/>
+          <w:sz w:val="18"/>
+        </w:rPr>
+        <w:t>reviewNote</w:t>
       </w:r>
       <w:r>
         <w:rPr>
@@ -442,7 +872,7 @@
           <w:color w:val="106B3D"/>
           <w:sz w:val="24"/>
         </w:rPr>
-        <w:t>Step 2 — Divide by quantity</w:t>
+        <w:t>Step 2 — Decide: is the invoice price for a pack or a single unit?</w:t>
       </w:r>
     </w:p>
     <w:p>
@@ -451,34 +881,247 @@
       </w:pPr>
       <w:r>
         <w:rPr>
+          <w:b/>
+          <w:i w:val="0"/>
+        </w:rPr>
+        <w:t>Do NOT blindly divide by detected pack size.</w:t>
+      </w:r>
+      <w:r>
+        <w:rPr>
+          <w:b w:val="0"/>
+          <w:i w:val="0"/>
+        </w:rPr>
+        <w:t xml:space="preserve"> Use this decision matrix:</w:t>
+      </w:r>
+    </w:p>
+    <w:p>
+      <w:pPr>
+        <w:spacing w:after="80"/>
+      </w:pPr>
+      <w:r>
+        <w:rPr>
+          <w:b/>
+          <w:i w:val="0"/>
+        </w:rPr>
+        <w:t>Divide if:</w:t>
+      </w:r>
+    </w:p>
+    <w:p>
+      <w:pPr>
+        <w:pStyle w:val="ListBullet"/>
+        <w:spacing w:after="40"/>
+      </w:pPr>
+      <w:r>
+        <w:rPr>
           <w:rFonts w:ascii="Courier New" w:hAnsi="Courier New"/>
           <w:b w:val="0"/>
           <w:i w:val="0"/>
           <w:color w:val="C7253E"/>
           <w:sz w:val="18"/>
         </w:rPr>
-        <w:t>buyPlusVat = line_amount_incl_vat / qty</w:t>
-      </w:r>
-      <w:r>
-        <w:rPr>
-          <w:b w:val="0"/>
-          <w:i w:val="0"/>
-        </w:rPr>
-        <w:t xml:space="preserve">  — gives the </w:t>
-      </w:r>
+        <w:t>qty = 1</w:t>
+      </w:r>
+      <w:r>
+        <w:rPr>
+          <w:b w:val="0"/>
+          <w:i w:val="0"/>
+        </w:rPr>
+        <w:t xml:space="preserve"> on invoice AND description has clear pack pattern (</w:t>
+      </w:r>
+      <w:r>
+        <w:rPr>
+          <w:rFonts w:ascii="Courier New" w:hAnsi="Courier New"/>
+          <w:b w:val="0"/>
+          <w:i w:val="0"/>
+          <w:color w:val="C7253E"/>
+          <w:sz w:val="18"/>
+        </w:rPr>
+        <w:t>70GX24</w:t>
+      </w:r>
+      <w:r>
+        <w:rPr>
+          <w:b w:val="0"/>
+          <w:i w:val="0"/>
+        </w:rPr>
+        <w:t xml:space="preserve">, </w:t>
+      </w:r>
+      <w:r>
+        <w:rPr>
+          <w:rFonts w:ascii="Courier New" w:hAnsi="Courier New"/>
+          <w:b w:val="0"/>
+          <w:i w:val="0"/>
+          <w:color w:val="C7253E"/>
+          <w:sz w:val="18"/>
+        </w:rPr>
+        <w:t>12×1L</w:t>
+      </w:r>
+      <w:r>
+        <w:rPr>
+          <w:b w:val="0"/>
+          <w:i w:val="0"/>
+        </w:rPr>
+        <w:t xml:space="preserve">, </w:t>
+      </w:r>
+      <w:r>
+        <w:rPr>
+          <w:rFonts w:ascii="Courier New" w:hAnsi="Courier New"/>
+          <w:b w:val="0"/>
+          <w:i w:val="0"/>
+          <w:color w:val="C7253E"/>
+          <w:sz w:val="18"/>
+        </w:rPr>
+        <w:t>200ML×18</w:t>
+      </w:r>
+      <w:r>
+        <w:rPr>
+          <w:b w:val="0"/>
+          <w:i w:val="0"/>
+        </w:rPr>
+        <w:t>)</w:t>
+      </w:r>
+    </w:p>
+    <w:p>
+      <w:pPr>
+        <w:pStyle w:val="ListBullet"/>
+        <w:spacing w:after="40"/>
+      </w:pPr>
+      <w:r>
+        <w:rPr>
+          <w:b w:val="0"/>
+          <w:i w:val="0"/>
+        </w:rPr>
+        <w:t>Line total matches pack-level pricing (e.g., Rs 1500 for a box of 24 snacks)</w:t>
+      </w:r>
+    </w:p>
+    <w:p>
+      <w:pPr>
+        <w:pStyle w:val="ListBullet"/>
+        <w:spacing w:after="40"/>
+      </w:pPr>
+      <w:r>
+        <w:rPr>
+          <w:b w:val="0"/>
+          <w:i w:val="0"/>
+        </w:rPr>
+        <w:t>Supplier typically sells by the pack/carton/case (check Supplier-Specific Rules below)</w:t>
+      </w:r>
+    </w:p>
+    <w:p>
+      <w:pPr>
+        <w:spacing w:after="80"/>
+      </w:pPr>
       <w:r>
         <w:rPr>
           <w:b/>
           <w:i w:val="0"/>
         </w:rPr>
-        <w:t>per-pack</w:t>
-      </w:r>
-      <w:r>
-        <w:rPr>
-          <w:b w:val="0"/>
-          <w:i w:val="0"/>
-        </w:rPr>
-        <w:t xml:space="preserve"> buying price incl. VAT.</w:t>
+        <w:t>Do NOT divide if:</w:t>
+      </w:r>
+    </w:p>
+    <w:p>
+      <w:pPr>
+        <w:pStyle w:val="ListBullet"/>
+        <w:spacing w:after="40"/>
+      </w:pPr>
+      <w:r>
+        <w:rPr>
+          <w:rFonts w:ascii="Courier New" w:hAnsi="Courier New"/>
+          <w:b w:val="0"/>
+          <w:i w:val="0"/>
+          <w:color w:val="C7253E"/>
+          <w:sz w:val="18"/>
+        </w:rPr>
+        <w:t>qty &gt; 1</w:t>
+      </w:r>
+      <w:r>
+        <w:rPr>
+          <w:b w:val="0"/>
+          <w:i w:val="0"/>
+        </w:rPr>
+        <w:t xml:space="preserve"> (multiple individual units ordered — qty logic already handles the pack)</w:t>
+      </w:r>
+    </w:p>
+    <w:p>
+      <w:pPr>
+        <w:pStyle w:val="ListBullet"/>
+        <w:spacing w:after="40"/>
+      </w:pPr>
+      <w:r>
+        <w:rPr>
+          <w:rFonts w:ascii="Courier New" w:hAnsi="Courier New"/>
+          <w:b w:val="0"/>
+          <w:i w:val="0"/>
+          <w:color w:val="C7253E"/>
+          <w:sz w:val="18"/>
+        </w:rPr>
+        <w:t>qty × unitPrice ≈ lineTotal</w:t>
+      </w:r>
+      <w:r>
+        <w:rPr>
+          <w:b w:val="0"/>
+          <w:i w:val="0"/>
+        </w:rPr>
+        <w:t xml:space="preserve"> (unit-level math checks out without division)</w:t>
+      </w:r>
+    </w:p>
+    <w:p>
+      <w:pPr>
+        <w:pStyle w:val="ListBullet"/>
+        <w:spacing w:after="40"/>
+      </w:pPr>
+      <w:r>
+        <w:rPr>
+          <w:b w:val="0"/>
+          <w:i w:val="0"/>
+        </w:rPr>
+        <w:t>Product description uses individual unit notation (</w:t>
+      </w:r>
+      <w:r>
+        <w:rPr>
+          <w:rFonts w:ascii="Courier New" w:hAnsi="Courier New"/>
+          <w:b w:val="0"/>
+          <w:i w:val="0"/>
+          <w:color w:val="C7253E"/>
+          <w:sz w:val="18"/>
+        </w:rPr>
+        <w:t>"Milk 1L"</w:t>
+      </w:r>
+      <w:r>
+        <w:rPr>
+          <w:b w:val="0"/>
+          <w:i w:val="0"/>
+        </w:rPr>
+        <w:t xml:space="preserve">, </w:t>
+      </w:r>
+      <w:r>
+        <w:rPr>
+          <w:rFonts w:ascii="Courier New" w:hAnsi="Courier New"/>
+          <w:b w:val="0"/>
+          <w:i w:val="0"/>
+          <w:color w:val="C7253E"/>
+          <w:sz w:val="18"/>
+        </w:rPr>
+        <w:t>"Bread 1 loaf"</w:t>
+      </w:r>
+      <w:r>
+        <w:rPr>
+          <w:b w:val="0"/>
+          <w:i w:val="0"/>
+        </w:rPr>
+        <w:t>)</w:t>
+      </w:r>
+    </w:p>
+    <w:p>
+      <w:pPr>
+        <w:pStyle w:val="ListBullet"/>
+        <w:spacing w:after="40"/>
+      </w:pPr>
+      <w:r>
+        <w:rPr>
+          <w:b w:val="0"/>
+          <w:i w:val="0"/>
+        </w:rPr>
+        <w:t>Unit price falls in realistic range for that product WITHOUT division</w:t>
       </w:r>
     </w:p>
     <w:p>
@@ -491,7 +1134,7 @@
           <w:color w:val="106B3D"/>
           <w:sz w:val="24"/>
         </w:rPr>
-        <w:t>Step 3 — Zero-rated products (IMPORTANT — do NOT add 15%)</w:t>
+        <w:t>Step 3 — Calculate buyPlusVat (based on decision)</w:t>
       </w:r>
     </w:p>
     <w:p>
@@ -500,104 +1143,56 @@
       </w:pPr>
       <w:r>
         <w:rPr>
-          <w:b w:val="0"/>
-          <w:i w:val="0"/>
-        </w:rPr>
-        <w:t>Never multiply by 1.15 for:</w:t>
+          <w:b/>
+          <w:i w:val="0"/>
+        </w:rPr>
+        <w:t>If dividing by pack:</w:t>
       </w:r>
     </w:p>
     <w:p>
       <w:pPr>
-        <w:pStyle w:val="ListBullet"/>
-        <w:spacing w:after="40"/>
-      </w:pPr>
-      <w:r>
-        <w:rPr>
-          <w:b w:val="0"/>
-          <w:i w:val="0"/>
-        </w:rPr>
-        <w:t>Frozen chicken and poultry (Sadia, Edendale, nuggets, wings, thighs…)</w:t>
+        <w:spacing w:before="80" w:after="120"/>
+        <w:ind w:left="432"/>
+        <w:shd w:val="clear" w:color="auto" w:fill="F3F4F6"/>
+      </w:pPr>
+      <w:r>
+        <w:rPr>
+          <w:rFonts w:ascii="Courier New" w:hAnsi="Courier New"/>
+          <w:color w:val="1E293B"/>
+          <w:sz w:val="18"/>
+        </w:rPr>
+        <w:t>Pack pattern detected (e.g., 70GX24 → 24 units per pack)</w:t>
+        <w:br/>
+        <w:t>buyPlusVat = line_amount_incl_vat / qty / pack_count</w:t>
       </w:r>
     </w:p>
     <w:p>
       <w:pPr>
-        <w:pStyle w:val="ListBullet"/>
-        <w:spacing w:after="40"/>
-      </w:pPr>
-      <w:r>
-        <w:rPr>
-          <w:b w:val="0"/>
-          <w:i w:val="0"/>
-        </w:rPr>
-        <w:t>Fresh/frozen fish and seafood</w:t>
+        <w:spacing w:after="80"/>
+      </w:pPr>
+      <w:r>
+        <w:rPr>
+          <w:b/>
+          <w:i w:val="0"/>
+        </w:rPr>
+        <w:t>If NOT dividing (already unit price):</w:t>
       </w:r>
     </w:p>
     <w:p>
       <w:pPr>
-        <w:pStyle w:val="ListBullet"/>
-        <w:spacing w:after="40"/>
-      </w:pPr>
-      <w:r>
-        <w:rPr>
-          <w:b w:val="0"/>
-          <w:i w:val="0"/>
-        </w:rPr>
-        <w:t>Dairy products (milk, cheese, butter, yoghurt)</w:t>
-      </w:r>
-    </w:p>
-    <w:p>
-      <w:pPr>
-        <w:pStyle w:val="ListBullet"/>
-        <w:spacing w:after="40"/>
-      </w:pPr>
-      <w:r>
-        <w:rPr>
-          <w:b w:val="0"/>
-          <w:i w:val="0"/>
-        </w:rPr>
-        <w:t>Rice, flour, bread</w:t>
-      </w:r>
-    </w:p>
-    <w:p>
-      <w:pPr>
-        <w:pStyle w:val="ListBullet"/>
-        <w:spacing w:after="40"/>
-      </w:pPr>
-      <w:r>
-        <w:rPr>
-          <w:b w:val="0"/>
-          <w:i w:val="0"/>
-        </w:rPr>
-        <w:t>Any item marked "Exempt" or "0% VAT" on the invoice</w:t>
-      </w:r>
-    </w:p>
-    <w:p>
-      <w:pPr>
-        <w:spacing w:after="80"/>
-      </w:pPr>
-      <w:r>
-        <w:rPr>
-          <w:b w:val="0"/>
-          <w:i w:val="0"/>
-        </w:rPr>
-        <w:t xml:space="preserve">For zero-rated items: </w:t>
-      </w:r>
+        <w:spacing w:before="80" w:after="120"/>
+        <w:ind w:left="432"/>
+        <w:shd w:val="clear" w:color="auto" w:fill="F3F4F6"/>
+      </w:pPr>
       <w:r>
         <w:rPr>
           <w:rFonts w:ascii="Courier New" w:hAnsi="Courier New"/>
-          <w:b w:val="0"/>
-          <w:i w:val="0"/>
-          <w:color w:val="C7253E"/>
+          <w:color w:val="1E293B"/>
           <w:sz w:val="18"/>
         </w:rPr>
-        <w:t>buyPlusVat = line_amount / qty</w:t>
-      </w:r>
-      <w:r>
-        <w:rPr>
-          <w:b w:val="0"/>
-          <w:i w:val="0"/>
-        </w:rPr>
-        <w:t xml:space="preserve"> (no ×1.15)</w:t>
+        <w:t>qty and unit prices suggest individual units</w:t>
+        <w:br/>
+        <w:t>buyPlusVat = line_amount_incl_vat / qty</w:t>
       </w:r>
     </w:p>
     <w:p>
@@ -610,7 +1205,7 @@
           <w:color w:val="106B3D"/>
           <w:sz w:val="24"/>
         </w:rPr>
-        <w:t>Step 4 — Pack size (CRITICAL — do NOT pre-divide)</w:t>
+        <w:t>Step 4 — Zero-rated products (IMPORTANT — do NOT add 15%)</w:t>
       </w:r>
     </w:p>
     <w:p>
@@ -622,7 +1217,84 @@
           <w:b w:val="0"/>
           <w:i w:val="0"/>
         </w:rPr>
-        <w:t xml:space="preserve">Leave </w:t>
+        <w:t>Never multiply by 1.15 for:</w:t>
+      </w:r>
+    </w:p>
+    <w:p>
+      <w:pPr>
+        <w:pStyle w:val="ListBullet"/>
+        <w:spacing w:after="40"/>
+      </w:pPr>
+      <w:r>
+        <w:rPr>
+          <w:b w:val="0"/>
+          <w:i w:val="0"/>
+        </w:rPr>
+        <w:t>Frozen chicken and poultry (Sadia, Edendale, nuggets, wings, thighs…)</w:t>
+      </w:r>
+    </w:p>
+    <w:p>
+      <w:pPr>
+        <w:pStyle w:val="ListBullet"/>
+        <w:spacing w:after="40"/>
+      </w:pPr>
+      <w:r>
+        <w:rPr>
+          <w:b w:val="0"/>
+          <w:i w:val="0"/>
+        </w:rPr>
+        <w:t>Fresh/frozen fish and seafood</w:t>
+      </w:r>
+    </w:p>
+    <w:p>
+      <w:pPr>
+        <w:pStyle w:val="ListBullet"/>
+        <w:spacing w:after="40"/>
+      </w:pPr>
+      <w:r>
+        <w:rPr>
+          <w:b w:val="0"/>
+          <w:i w:val="0"/>
+        </w:rPr>
+        <w:t>Dairy products (milk, cheese, butter, yoghurt)</w:t>
+      </w:r>
+    </w:p>
+    <w:p>
+      <w:pPr>
+        <w:pStyle w:val="ListBullet"/>
+        <w:spacing w:after="40"/>
+      </w:pPr>
+      <w:r>
+        <w:rPr>
+          <w:b w:val="0"/>
+          <w:i w:val="0"/>
+        </w:rPr>
+        <w:t>Rice, flour, bread</w:t>
+      </w:r>
+    </w:p>
+    <w:p>
+      <w:pPr>
+        <w:pStyle w:val="ListBullet"/>
+        <w:spacing w:after="40"/>
+      </w:pPr>
+      <w:r>
+        <w:rPr>
+          <w:b w:val="0"/>
+          <w:i w:val="0"/>
+        </w:rPr>
+        <w:t>Any item marked "Exempt" or "0% VAT" on the invoice</w:t>
+      </w:r>
+    </w:p>
+    <w:p>
+      <w:pPr>
+        <w:spacing w:after="80"/>
+      </w:pPr>
+      <w:r>
+        <w:rPr>
+          <w:b w:val="0"/>
+          <w:i w:val="0"/>
+        </w:rPr>
+        <w:t xml:space="preserve">For zero-rated items: </w:t>
       </w:r>
       <w:r>
         <w:rPr>
@@ -632,51 +1304,69 @@
           <w:color w:val="C7253E"/>
           <w:sz w:val="18"/>
         </w:rPr>
-        <w:t>buyPlusVat</w:t>
-      </w:r>
-      <w:r>
-        <w:rPr>
-          <w:b w:val="0"/>
-          <w:i w:val="0"/>
-        </w:rPr>
-        <w:t xml:space="preserve"> at the </w:t>
-      </w:r>
-      <w:r>
-        <w:rPr>
-          <w:b/>
-          <w:i w:val="0"/>
-        </w:rPr>
-        <w:t>per-pack level</w:t>
-      </w:r>
-      <w:r>
-        <w:rPr>
-          <w:b w:val="0"/>
-          <w:i w:val="0"/>
-        </w:rPr>
-        <w:t>. The app divides automatically.</w:t>
+        <w:t>buyPlusVat = line_amount / qty</w:t>
+      </w:r>
+      <w:r>
+        <w:rPr>
+          <w:b w:val="0"/>
+          <w:i w:val="0"/>
+        </w:rPr>
+        <w:t xml:space="preserve"> (no ×1.15)</w:t>
       </w:r>
     </w:p>
     <w:p>
       <w:pPr>
+        <w:spacing w:before="200" w:after="60"/>
+      </w:pPr>
+      <w:r>
+        <w:rPr>
+          <w:b/>
+          <w:color w:val="106B3D"/>
+          <w:sz w:val="24"/>
+        </w:rPr>
+        <w:t>Step 5 — Absurd Price Protection</w:t>
+      </w:r>
+    </w:p>
+    <w:p>
+      <w:pPr>
+        <w:spacing w:after="80"/>
+      </w:pPr>
+      <w:r>
+        <w:rPr>
+          <w:b w:val="0"/>
+          <w:i w:val="0"/>
+        </w:rPr>
+        <w:t>After calculating per-unit cost, check if result is realistic:</w:t>
+      </w:r>
+    </w:p>
+    <w:p>
+      <w:pPr>
         <w:pStyle w:val="ListBullet"/>
         <w:spacing w:after="40"/>
       </w:pPr>
       <w:r>
         <w:rPr>
+          <w:b w:val="0"/>
+          <w:i w:val="0"/>
+        </w:rPr>
+        <w:t xml:space="preserve">If </w:t>
+      </w:r>
+      <w:r>
+        <w:rPr>
           <w:rFonts w:ascii="Courier New" w:hAnsi="Courier New"/>
           <w:b w:val="0"/>
           <w:i w:val="0"/>
           <w:color w:val="C7253E"/>
           <w:sz w:val="18"/>
         </w:rPr>
-        <w:t>"Doritos BBQ 70GX24"</w:t>
-      </w:r>
-      <w:r>
-        <w:rPr>
-          <w:b w:val="0"/>
-          <w:i w:val="0"/>
-        </w:rPr>
-        <w:t xml:space="preserve"> → buyPlusVat = cost for the whole pack of 24</w:t>
+        <w:t>sellableUnitCost &lt; Rs 1–2</w:t>
+      </w:r>
+      <w:r>
+        <w:rPr>
+          <w:b w:val="0"/>
+          <w:i w:val="0"/>
+        </w:rPr>
+        <w:t xml:space="preserve"> for snacks/drinks/household items → flag as suspicious</w:t>
       </w:r>
     </w:p>
     <w:p>
@@ -686,20 +1376,33 @@
       </w:pPr>
       <w:r>
         <w:rPr>
+          <w:b w:val="0"/>
+          <w:i w:val="0"/>
+        </w:rPr>
+        <w:t>If other product types produce unrealistic costs → flag for review</w:t>
+      </w:r>
+    </w:p>
+    <w:p>
+      <w:pPr>
+        <w:pStyle w:val="ListBullet"/>
+        <w:spacing w:after="40"/>
+      </w:pPr>
+      <w:r>
+        <w:rPr>
+          <w:b w:val="0"/>
+          <w:i w:val="0"/>
+        </w:rPr>
+        <w:t xml:space="preserve">Set </w:t>
+      </w:r>
+      <w:r>
+        <w:rPr>
           <w:rFonts w:ascii="Courier New" w:hAnsi="Courier New"/>
           <w:b w:val="0"/>
           <w:i w:val="0"/>
           <w:color w:val="C7253E"/>
           <w:sz w:val="18"/>
         </w:rPr>
-        <w:t>"20 X 45g"</w:t>
-      </w:r>
-      <w:r>
-        <w:rPr>
-          <w:b w:val="0"/>
-          <w:i w:val="0"/>
-        </w:rPr>
-        <w:t xml:space="preserve"> → 20 units per pack</w:t>
+        <w:t>reviewNote: "Needs review — possible incorrect pack division"</w:t>
       </w:r>
     </w:p>
     <w:p>
@@ -709,24 +1412,56 @@
       </w:pPr>
       <w:r>
         <w:rPr>
+          <w:b w:val="0"/>
+          <w:i w:val="0"/>
+        </w:rPr>
+        <w:t xml:space="preserve">Set </w:t>
+      </w:r>
+      <w:r>
+        <w:rPr>
           <w:rFonts w:ascii="Courier New" w:hAnsi="Courier New"/>
           <w:b w:val="0"/>
           <w:i w:val="0"/>
           <w:color w:val="C7253E"/>
           <w:sz w:val="18"/>
         </w:rPr>
-        <w:t>"300X30"</w:t>
-      </w:r>
-      <w:r>
-        <w:rPr>
-          <w:b w:val="0"/>
-          <w:i w:val="0"/>
-        </w:rPr>
-        <w:t xml:space="preserve"> → 30 units per pack (smaller number = count)</w:t>
+        <w:t>divisionConfidence: "low"</w:t>
+      </w:r>
+      <w:r>
+        <w:rPr>
+          <w:b w:val="0"/>
+          <w:i w:val="0"/>
+        </w:rPr>
+        <w:t xml:space="preserve"> when uncertain</w:t>
       </w:r>
     </w:p>
     <w:p>
       <w:pPr>
+        <w:spacing w:before="200" w:after="60"/>
+      </w:pPr>
+      <w:r>
+        <w:rPr>
+          <w:b/>
+          <w:color w:val="106B3D"/>
+          <w:sz w:val="24"/>
+        </w:rPr>
+        <w:t>Step 6 — Output fields</w:t>
+      </w:r>
+    </w:p>
+    <w:p>
+      <w:pPr>
+        <w:spacing w:after="80"/>
+      </w:pPr>
+      <w:r>
+        <w:rPr>
+          <w:b w:val="0"/>
+          <w:i w:val="0"/>
+        </w:rPr>
+        <w:t>Always include in each item:</w:t>
+      </w:r>
+    </w:p>
+    <w:p>
+      <w:pPr>
         <w:pStyle w:val="ListBullet"/>
         <w:spacing w:after="40"/>
       </w:pPr>
@@ -738,14 +1473,117 @@
           <w:color w:val="C7253E"/>
           <w:sz w:val="18"/>
         </w:rPr>
-        <w:t>"12X1L"</w:t>
-      </w:r>
-      <w:r>
-        <w:rPr>
-          <w:b w:val="0"/>
-          <w:i w:val="0"/>
-        </w:rPr>
-        <w:t xml:space="preserve"> → 12 units per pack</w:t>
+        <w:t>packDivisionApplied</w:t>
+      </w:r>
+      <w:r>
+        <w:rPr>
+          <w:b w:val="0"/>
+          <w:i w:val="0"/>
+        </w:rPr>
+        <w:t xml:space="preserve"> — true if divided by pack, false if already unit price</w:t>
+      </w:r>
+    </w:p>
+    <w:p>
+      <w:pPr>
+        <w:pStyle w:val="ListBullet"/>
+        <w:spacing w:after="40"/>
+      </w:pPr>
+      <w:r>
+        <w:rPr>
+          <w:rFonts w:ascii="Courier New" w:hAnsi="Courier New"/>
+          <w:b w:val="0"/>
+          <w:i w:val="0"/>
+          <w:color w:val="C7253E"/>
+          <w:sz w:val="18"/>
+        </w:rPr>
+        <w:t>sellableUnitCost</w:t>
+      </w:r>
+      <w:r>
+        <w:rPr>
+          <w:b w:val="0"/>
+          <w:i w:val="0"/>
+        </w:rPr>
+        <w:t xml:space="preserve"> — final per-unit cost (= </w:t>
+      </w:r>
+      <w:r>
+        <w:rPr>
+          <w:rFonts w:ascii="Courier New" w:hAnsi="Courier New"/>
+          <w:b w:val="0"/>
+          <w:i w:val="0"/>
+          <w:color w:val="C7253E"/>
+          <w:sz w:val="18"/>
+        </w:rPr>
+        <w:t>buyPlusVat</w:t>
+      </w:r>
+      <w:r>
+        <w:rPr>
+          <w:b w:val="0"/>
+          <w:i w:val="0"/>
+        </w:rPr>
+        <w:t xml:space="preserve"> if not divided, or </w:t>
+      </w:r>
+      <w:r>
+        <w:rPr>
+          <w:rFonts w:ascii="Courier New" w:hAnsi="Courier New"/>
+          <w:b w:val="0"/>
+          <w:i w:val="0"/>
+          <w:color w:val="C7253E"/>
+          <w:sz w:val="18"/>
+        </w:rPr>
+        <w:t>buyPlusVat / packCount</w:t>
+      </w:r>
+      <w:r>
+        <w:rPr>
+          <w:b w:val="0"/>
+          <w:i w:val="0"/>
+        </w:rPr>
+        <w:t xml:space="preserve"> if divided)</w:t>
+      </w:r>
+    </w:p>
+    <w:p>
+      <w:pPr>
+        <w:pStyle w:val="ListBullet"/>
+        <w:spacing w:after="40"/>
+      </w:pPr>
+      <w:r>
+        <w:rPr>
+          <w:rFonts w:ascii="Courier New" w:hAnsi="Courier New"/>
+          <w:b w:val="0"/>
+          <w:i w:val="0"/>
+          <w:color w:val="C7253E"/>
+          <w:sz w:val="18"/>
+        </w:rPr>
+        <w:t>divisionConfidence</w:t>
+      </w:r>
+      <w:r>
+        <w:rPr>
+          <w:b w:val="0"/>
+          <w:i w:val="0"/>
+        </w:rPr>
+        <w:t xml:space="preserve"> — "high" / "medium" / "low" / "manual"</w:t>
+      </w:r>
+    </w:p>
+    <w:p>
+      <w:pPr>
+        <w:pStyle w:val="ListBullet"/>
+        <w:spacing w:after="40"/>
+      </w:pPr>
+      <w:r>
+        <w:rPr>
+          <w:rFonts w:ascii="Courier New" w:hAnsi="Courier New"/>
+          <w:b w:val="0"/>
+          <w:i w:val="0"/>
+          <w:color w:val="C7253E"/>
+          <w:sz w:val="18"/>
+        </w:rPr>
+        <w:t>reviewNote</w:t>
+      </w:r>
+      <w:r>
+        <w:rPr>
+          <w:b w:val="0"/>
+          <w:i w:val="0"/>
+        </w:rPr>
+        <w:t xml:space="preserve"> — null or warning message</w:t>
       </w:r>
     </w:p>
     <w:p>
@@ -2085,7 +2923,21 @@
           <w:b w:val="0"/>
           <w:i w:val="0"/>
         </w:rPr>
-        <w:t xml:space="preserve">: always </w:t>
+        <w:t xml:space="preserve">: </w:t>
+      </w:r>
+      <w:r>
+        <w:rPr>
+          <w:b/>
+          <w:i w:val="0"/>
+        </w:rPr>
+        <w:t>today's date</w:t>
+      </w:r>
+      <w:r>
+        <w:rPr>
+          <w:b w:val="0"/>
+          <w:i w:val="0"/>
+        </w:rPr>
+        <w:t xml:space="preserve"> (upload/processing date) as </w:t>
       </w:r>
       <w:r>
         <w:rPr>
@@ -2096,6 +2948,53 @@
           <w:sz w:val="18"/>
         </w:rPr>
         <w:t>YYYY-MM-DD</w:t>
+      </w:r>
+      <w:r>
+        <w:rPr>
+          <w:b w:val="0"/>
+          <w:i w:val="0"/>
+        </w:rPr>
+        <w:t xml:space="preserve"> — NOT the printed invoice date</w:t>
+      </w:r>
+    </w:p>
+    <w:p>
+      <w:pPr>
+        <w:pStyle w:val="ListBullet"/>
+        <w:spacing w:after="40"/>
+      </w:pPr>
+      <w:r>
+        <w:rPr>
+          <w:rFonts w:ascii="Courier New" w:hAnsi="Courier New"/>
+          <w:b w:val="0"/>
+          <w:i w:val="0"/>
+          <w:color w:val="C7253E"/>
+          <w:sz w:val="18"/>
+        </w:rPr>
+        <w:t>supplierInvoiceDate</w:t>
+      </w:r>
+      <w:r>
+        <w:rPr>
+          <w:b w:val="0"/>
+          <w:i w:val="0"/>
+        </w:rPr>
+        <w:t xml:space="preserve">: the date printed on the document as </w:t>
+      </w:r>
+      <w:r>
+        <w:rPr>
+          <w:rFonts w:ascii="Courier New" w:hAnsi="Courier New"/>
+          <w:b w:val="0"/>
+          <w:i w:val="0"/>
+          <w:color w:val="C7253E"/>
+          <w:sz w:val="18"/>
+        </w:rPr>
+        <w:t>YYYY-MM-DD</w:t>
+      </w:r>
+      <w:r>
+        <w:rPr>
+          <w:b w:val="0"/>
+          <w:i w:val="0"/>
+        </w:rPr>
+        <w:t xml:space="preserve"> — only include if different from today</w:t>
       </w:r>
     </w:p>
     <w:p>
@@ -2201,7 +3100,21 @@
           <w:b w:val="0"/>
           <w:i w:val="0"/>
         </w:rPr>
-        <w:t xml:space="preserve"> is YYYY-MM-DD</w:t>
+        <w:t xml:space="preserve"> is </w:t>
+      </w:r>
+      <w:r>
+        <w:rPr>
+          <w:b/>
+          <w:i w:val="0"/>
+        </w:rPr>
+        <w:t>today's upload/processing date</w:t>
+      </w:r>
+      <w:r>
+        <w:rPr>
+          <w:b w:val="0"/>
+          <w:i w:val="0"/>
+        </w:rPr>
+        <w:t xml:space="preserve"> (YYYY-MM-DD) — not the printed invoice date</w:t>
       </w:r>
     </w:p>
     <w:p>
@@ -2224,14 +3137,14 @@
           <w:color w:val="C7253E"/>
           <w:sz w:val="18"/>
         </w:rPr>
-        <w:t>receivedAt</w:t>
-      </w:r>
-      <w:r>
-        <w:rPr>
-          <w:b w:val="0"/>
-          <w:i w:val="0"/>
-        </w:rPr>
-        <w:t xml:space="preserve"> is today's ISO datetime</w:t>
+        <w:t>supplierInvoiceDate</w:t>
+      </w:r>
+      <w:r>
+        <w:rPr>
+          <w:b w:val="0"/>
+          <w:i w:val="0"/>
+        </w:rPr>
+        <w:t xml:space="preserve"> is included if the printed date differs from today</w:t>
       </w:r>
     </w:p>
     <w:p>
@@ -2244,7 +3157,24 @@
           <w:b w:val="0"/>
           <w:i w:val="0"/>
         </w:rPr>
-        <w:t>☐  Every column from the invoice is included as a field</w:t>
+        <w:t xml:space="preserve">☐  </w:t>
+      </w:r>
+      <w:r>
+        <w:rPr>
+          <w:rFonts w:ascii="Courier New" w:hAnsi="Courier New"/>
+          <w:b w:val="0"/>
+          <w:i w:val="0"/>
+          <w:color w:val="C7253E"/>
+          <w:sz w:val="18"/>
+        </w:rPr>
+        <w:t>receivedAt</w:t>
+      </w:r>
+      <w:r>
+        <w:rPr>
+          <w:b w:val="0"/>
+          <w:i w:val="0"/>
+        </w:rPr>
+        <w:t xml:space="preserve"> is today's ISO datetime</w:t>
       </w:r>
     </w:p>
     <w:p>
@@ -2267,14 +3197,14 @@
           <w:color w:val="C7253E"/>
           <w:sz w:val="18"/>
         </w:rPr>
-        <w:t>buyPlusVat</w:t>
-      </w:r>
-      <w:r>
-        <w:rPr>
-          <w:b w:val="0"/>
-          <w:i w:val="0"/>
-        </w:rPr>
-        <w:t xml:space="preserve"> is incl-VAT cost at pack level (not per unit, not divided by pack count)</w:t>
+        <w:t>extractedRowCount</w:t>
+      </w:r>
+      <w:r>
+        <w:rPr>
+          <w:b w:val="0"/>
+          <w:i w:val="0"/>
+        </w:rPr>
+        <w:t xml:space="preserve"> matches the actual row count on the invoice</w:t>
       </w:r>
     </w:p>
     <w:p>
@@ -2287,7 +3217,7 @@
           <w:b w:val="0"/>
           <w:i w:val="0"/>
         </w:rPr>
-        <w:t xml:space="preserve">☐  Zero-rated products have </w:t>
+        <w:t xml:space="preserve">☐  </w:t>
       </w:r>
       <w:r>
         <w:rPr>
@@ -2297,14 +3227,14 @@
           <w:color w:val="C7253E"/>
           <w:sz w:val="18"/>
         </w:rPr>
-        <w:t>buyPlusVat = line_total / qty</w:t>
-      </w:r>
-      <w:r>
-        <w:rPr>
-          <w:b w:val="0"/>
-          <w:i w:val="0"/>
-        </w:rPr>
-        <w:t xml:space="preserve"> (no ×1.15)</w:t>
+        <w:t>extractedColumnCount</w:t>
+      </w:r>
+      <w:r>
+        <w:rPr>
+          <w:b w:val="0"/>
+          <w:i w:val="0"/>
+        </w:rPr>
+        <w:t xml:space="preserve"> matches the actual column count on the invoice</w:t>
       </w:r>
     </w:p>
     <w:p>
@@ -2321,13 +3251,61 @@
       </w:r>
       <w:r>
         <w:rPr>
+          <w:b/>
+          <w:i w:val="0"/>
+        </w:rPr>
+        <w:t>Every column</w:t>
+      </w:r>
+      <w:r>
+        <w:rPr>
+          <w:b w:val="0"/>
+          <w:i w:val="0"/>
+        </w:rPr>
+        <w:t xml:space="preserve"> from the invoice table is present as a field — not just description/qty/price/total</w:t>
+      </w:r>
+    </w:p>
+    <w:p>
+      <w:pPr>
+        <w:pStyle w:val="ListBullet"/>
+        <w:spacing w:after="40"/>
+      </w:pPr>
+      <w:r>
+        <w:rPr>
+          <w:b w:val="0"/>
+          <w:i w:val="0"/>
+        </w:rPr>
+        <w:t xml:space="preserve">☐  </w:t>
+      </w:r>
+      <w:r>
+        <w:rPr>
+          <w:b/>
+          <w:i w:val="0"/>
+        </w:rPr>
+        <w:t>No rows were skipped</w:t>
+      </w:r>
+      <w:r>
+        <w:rPr>
+          <w:b w:val="0"/>
+          <w:i w:val="0"/>
+        </w:rPr>
+        <w:t xml:space="preserve"> — unclear rows have </w:t>
+      </w:r>
+      <w:r>
+        <w:rPr>
           <w:rFonts w:ascii="Courier New" w:hAnsi="Courier New"/>
           <w:b w:val="0"/>
           <w:i w:val="0"/>
           <w:color w:val="C7253E"/>
           <w:sz w:val="18"/>
         </w:rPr>
-        <w:t>recPrice = buyPlusVat × 1.2</w:t>
+        <w:t>reviewNote</w:t>
+      </w:r>
+      <w:r>
+        <w:rPr>
+          <w:b w:val="0"/>
+          <w:i w:val="0"/>
+        </w:rPr>
+        <w:t xml:space="preserve"> set, not deleted</w:t>
       </w:r>
     </w:p>
     <w:p>
@@ -2340,6 +3318,32 @@
           <w:b w:val="0"/>
           <w:i w:val="0"/>
         </w:rPr>
+        <w:t>☐  Every column from the invoice is included as a field</w:t>
+      </w:r>
+    </w:p>
+    <w:p>
+      <w:pPr>
+        <w:pStyle w:val="ListBullet"/>
+        <w:spacing w:after="40"/>
+      </w:pPr>
+      <w:r>
+        <w:rPr>
+          <w:b w:val="0"/>
+          <w:i w:val="0"/>
+        </w:rPr>
+        <w:t>☐  For each item: decided whether invoice price is pack-level or unit-level</w:t>
+      </w:r>
+    </w:p>
+    <w:p>
+      <w:pPr>
+        <w:pStyle w:val="ListBullet"/>
+        <w:spacing w:after="40"/>
+      </w:pPr>
+      <w:r>
+        <w:rPr>
+          <w:b w:val="0"/>
+          <w:i w:val="0"/>
+        </w:rPr>
         <w:t xml:space="preserve">☐  </w:t>
       </w:r>
       <w:r>
@@ -2350,14 +3354,14 @@
           <w:color w:val="C7253E"/>
           <w:sz w:val="18"/>
         </w:rPr>
-        <w:t>totals</w:t>
-      </w:r>
-      <w:r>
-        <w:rPr>
-          <w:b w:val="0"/>
-          <w:i w:val="0"/>
-        </w:rPr>
-        <w:t xml:space="preserve"> uses descriptive key names from the preferred list</w:t>
+        <w:t>packDivisionApplied</w:t>
+      </w:r>
+      <w:r>
+        <w:rPr>
+          <w:b w:val="0"/>
+          <w:i w:val="0"/>
+        </w:rPr>
+        <w:t xml:space="preserve"> is set correctly (true for pack prices, false for unit prices)</w:t>
       </w:r>
     </w:p>
     <w:p>
@@ -2380,14 +3384,27 @@
           <w:color w:val="C7253E"/>
           <w:sz w:val="18"/>
         </w:rPr>
-        <w:t>buyPlusVat</w:t>
-      </w:r>
-      <w:r>
-        <w:rPr>
-          <w:b w:val="0"/>
-          <w:i w:val="0"/>
-        </w:rPr>
-        <w:t xml:space="preserve"> and </w:t>
+        <w:t>sellableUnitCost</w:t>
+      </w:r>
+      <w:r>
+        <w:rPr>
+          <w:b w:val="0"/>
+          <w:i w:val="0"/>
+        </w:rPr>
+        <w:t xml:space="preserve"> is the final per-unit incl-VAT cost</w:t>
+      </w:r>
+    </w:p>
+    <w:p>
+      <w:pPr>
+        <w:pStyle w:val="ListBullet"/>
+        <w:spacing w:after="40"/>
+      </w:pPr>
+      <w:r>
+        <w:rPr>
+          <w:b w:val="0"/>
+          <w:i w:val="0"/>
+        </w:rPr>
+        <w:t xml:space="preserve">☐  </w:t>
       </w:r>
       <w:r>
         <w:rPr>
@@ -2397,14 +3414,14 @@
           <w:color w:val="C7253E"/>
           <w:sz w:val="18"/>
         </w:rPr>
-        <w:t>recPrice</w:t>
-      </w:r>
-      <w:r>
-        <w:rPr>
-          <w:b w:val="0"/>
-          <w:i w:val="0"/>
-        </w:rPr>
-        <w:t xml:space="preserve"> are the last two fields on each item</w:t>
+        <w:t>divisionConfidence</w:t>
+      </w:r>
+      <w:r>
+        <w:rPr>
+          <w:b w:val="0"/>
+          <w:i w:val="0"/>
+        </w:rPr>
+        <w:t xml:space="preserve"> reflects the certainty of the pack division decision</w:t>
       </w:r>
     </w:p>
     <w:p>
@@ -2427,6 +3444,264 @@
           <w:color w:val="C7253E"/>
           <w:sz w:val="18"/>
         </w:rPr>
+        <w:t>reviewNote</w:t>
+      </w:r>
+      <w:r>
+        <w:rPr>
+          <w:b w:val="0"/>
+          <w:i w:val="0"/>
+        </w:rPr>
+        <w:t xml:space="preserve"> is null, or contains warning if price seems unrealistically low</w:t>
+      </w:r>
+    </w:p>
+    <w:p>
+      <w:pPr>
+        <w:pStyle w:val="ListBullet"/>
+        <w:spacing w:after="40"/>
+      </w:pPr>
+      <w:r>
+        <w:rPr>
+          <w:b w:val="0"/>
+          <w:i w:val="0"/>
+        </w:rPr>
+        <w:t xml:space="preserve">☐  </w:t>
+      </w:r>
+      <w:r>
+        <w:rPr>
+          <w:rFonts w:ascii="Courier New" w:hAnsi="Courier New"/>
+          <w:b w:val="0"/>
+          <w:i w:val="0"/>
+          <w:color w:val="C7253E"/>
+          <w:sz w:val="18"/>
+        </w:rPr>
+        <w:t>buyPlusVat</w:t>
+      </w:r>
+      <w:r>
+        <w:rPr>
+          <w:b w:val="0"/>
+          <w:i w:val="0"/>
+        </w:rPr>
+        <w:t xml:space="preserve"> matches the chosen interpretation (pack-level if divided, unit-level if not)</w:t>
+      </w:r>
+    </w:p>
+    <w:p>
+      <w:pPr>
+        <w:pStyle w:val="ListBullet"/>
+        <w:spacing w:after="40"/>
+      </w:pPr>
+      <w:r>
+        <w:rPr>
+          <w:b w:val="0"/>
+          <w:i w:val="0"/>
+        </w:rPr>
+        <w:t xml:space="preserve">☐  Zero-rated products have </w:t>
+      </w:r>
+      <w:r>
+        <w:rPr>
+          <w:rFonts w:ascii="Courier New" w:hAnsi="Courier New"/>
+          <w:b w:val="0"/>
+          <w:i w:val="0"/>
+          <w:color w:val="C7253E"/>
+          <w:sz w:val="18"/>
+        </w:rPr>
+        <w:t>buyPlusVat = line_total / qty</w:t>
+      </w:r>
+      <w:r>
+        <w:rPr>
+          <w:b w:val="0"/>
+          <w:i w:val="0"/>
+        </w:rPr>
+        <w:t xml:space="preserve"> (no ×1.15)</w:t>
+      </w:r>
+    </w:p>
+    <w:p>
+      <w:pPr>
+        <w:pStyle w:val="ListBullet"/>
+        <w:spacing w:after="40"/>
+      </w:pPr>
+      <w:r>
+        <w:rPr>
+          <w:b w:val="0"/>
+          <w:i w:val="0"/>
+        </w:rPr>
+        <w:t xml:space="preserve">☐  </w:t>
+      </w:r>
+      <w:r>
+        <w:rPr>
+          <w:rFonts w:ascii="Courier New" w:hAnsi="Courier New"/>
+          <w:b w:val="0"/>
+          <w:i w:val="0"/>
+          <w:color w:val="C7253E"/>
+          <w:sz w:val="18"/>
+        </w:rPr>
+        <w:t>recPrice = buyPlusVat × 1.2</w:t>
+      </w:r>
+    </w:p>
+    <w:p>
+      <w:pPr>
+        <w:pStyle w:val="ListBullet"/>
+        <w:spacing w:after="40"/>
+      </w:pPr>
+      <w:r>
+        <w:rPr>
+          <w:b w:val="0"/>
+          <w:i w:val="0"/>
+        </w:rPr>
+        <w:t xml:space="preserve">☐  </w:t>
+      </w:r>
+      <w:r>
+        <w:rPr>
+          <w:rFonts w:ascii="Courier New" w:hAnsi="Courier New"/>
+          <w:b w:val="0"/>
+          <w:i w:val="0"/>
+          <w:color w:val="C7253E"/>
+          <w:sz w:val="18"/>
+        </w:rPr>
+        <w:t>totals</w:t>
+      </w:r>
+      <w:r>
+        <w:rPr>
+          <w:b w:val="0"/>
+          <w:i w:val="0"/>
+        </w:rPr>
+        <w:t xml:space="preserve"> uses descriptive key names from the preferred list</w:t>
+      </w:r>
+    </w:p>
+    <w:p>
+      <w:pPr>
+        <w:pStyle w:val="ListBullet"/>
+        <w:spacing w:after="40"/>
+      </w:pPr>
+      <w:r>
+        <w:rPr>
+          <w:b w:val="0"/>
+          <w:i w:val="0"/>
+        </w:rPr>
+        <w:t xml:space="preserve">☐  </w:t>
+      </w:r>
+      <w:r>
+        <w:rPr>
+          <w:rFonts w:ascii="Courier New" w:hAnsi="Courier New"/>
+          <w:b w:val="0"/>
+          <w:i w:val="0"/>
+          <w:color w:val="C7253E"/>
+          <w:sz w:val="18"/>
+        </w:rPr>
+        <w:t>buyPlusVat</w:t>
+      </w:r>
+      <w:r>
+        <w:rPr>
+          <w:b w:val="0"/>
+          <w:i w:val="0"/>
+        </w:rPr>
+        <w:t xml:space="preserve">, </w:t>
+      </w:r>
+      <w:r>
+        <w:rPr>
+          <w:rFonts w:ascii="Courier New" w:hAnsi="Courier New"/>
+          <w:b w:val="0"/>
+          <w:i w:val="0"/>
+          <w:color w:val="C7253E"/>
+          <w:sz w:val="18"/>
+        </w:rPr>
+        <w:t>recPrice</w:t>
+      </w:r>
+      <w:r>
+        <w:rPr>
+          <w:b w:val="0"/>
+          <w:i w:val="0"/>
+        </w:rPr>
+        <w:t xml:space="preserve">, </w:t>
+      </w:r>
+      <w:r>
+        <w:rPr>
+          <w:rFonts w:ascii="Courier New" w:hAnsi="Courier New"/>
+          <w:b w:val="0"/>
+          <w:i w:val="0"/>
+          <w:color w:val="C7253E"/>
+          <w:sz w:val="18"/>
+        </w:rPr>
+        <w:t>packDivisionApplied</w:t>
+      </w:r>
+      <w:r>
+        <w:rPr>
+          <w:b w:val="0"/>
+          <w:i w:val="0"/>
+        </w:rPr>
+        <w:t xml:space="preserve">, </w:t>
+      </w:r>
+      <w:r>
+        <w:rPr>
+          <w:rFonts w:ascii="Courier New" w:hAnsi="Courier New"/>
+          <w:b w:val="0"/>
+          <w:i w:val="0"/>
+          <w:color w:val="C7253E"/>
+          <w:sz w:val="18"/>
+        </w:rPr>
+        <w:t>sellableUnitCost</w:t>
+      </w:r>
+      <w:r>
+        <w:rPr>
+          <w:b w:val="0"/>
+          <w:i w:val="0"/>
+        </w:rPr>
+        <w:t xml:space="preserve">, </w:t>
+      </w:r>
+      <w:r>
+        <w:rPr>
+          <w:rFonts w:ascii="Courier New" w:hAnsi="Courier New"/>
+          <w:b w:val="0"/>
+          <w:i w:val="0"/>
+          <w:color w:val="C7253E"/>
+          <w:sz w:val="18"/>
+        </w:rPr>
+        <w:t>divisionConfidence</w:t>
+      </w:r>
+      <w:r>
+        <w:rPr>
+          <w:b w:val="0"/>
+          <w:i w:val="0"/>
+        </w:rPr>
+        <w:t xml:space="preserve">, </w:t>
+      </w:r>
+      <w:r>
+        <w:rPr>
+          <w:rFonts w:ascii="Courier New" w:hAnsi="Courier New"/>
+          <w:b w:val="0"/>
+          <w:i w:val="0"/>
+          <w:color w:val="C7253E"/>
+          <w:sz w:val="18"/>
+        </w:rPr>
+        <w:t>reviewNote</w:t>
+      </w:r>
+      <w:r>
+        <w:rPr>
+          <w:b w:val="0"/>
+          <w:i w:val="0"/>
+        </w:rPr>
+        <w:t xml:space="preserve"> are the last six fields on each item</w:t>
+      </w:r>
+    </w:p>
+    <w:p>
+      <w:pPr>
+        <w:pStyle w:val="ListBullet"/>
+        <w:spacing w:after="40"/>
+      </w:pPr>
+      <w:r>
+        <w:rPr>
+          <w:b w:val="0"/>
+          <w:i w:val="0"/>
+        </w:rPr>
+        <w:t xml:space="preserve">☐  </w:t>
+      </w:r>
+      <w:r>
+        <w:rPr>
+          <w:rFonts w:ascii="Courier New" w:hAnsi="Courier New"/>
+          <w:b w:val="0"/>
+          <w:i w:val="0"/>
+          <w:color w:val="C7253E"/>
+          <w:sz w:val="18"/>
+        </w:rPr>
         <w:t>colOrder</w:t>
       </w:r>
       <w:r>
@@ -2434,7 +3709,1573 @@
           <w:b w:val="0"/>
           <w:i w:val="0"/>
         </w:rPr>
-        <w:t xml:space="preserve"> lists every invoice column in left-to-right paper order</w:t>
+        <w:t xml:space="preserve"> lists every invoice column in left-to-right paper order (excludes the six fields above)</w:t>
+      </w:r>
+    </w:p>
+    <w:p>
+      <w:pPr>
+        <w:spacing w:before="280" w:after="80"/>
+      </w:pPr>
+      <w:r>
+        <w:rPr>
+          <w:b/>
+          <w:color w:val="0E7C86"/>
+          <w:sz w:val="28"/>
+        </w:rPr>
+        <w:t>Pack Division Decision Matrix</w:t>
+      </w:r>
+    </w:p>
+    <w:p>
+      <w:pPr>
+        <w:spacing w:after="80"/>
+      </w:pPr>
+      <w:r>
+        <w:rPr>
+          <w:b w:val="0"/>
+          <w:i w:val="0"/>
+        </w:rPr>
+        <w:t>Before processing each item, decide whether the invoice price should be divided by pack count.</w:t>
+      </w:r>
+    </w:p>
+    <w:p>
+      <w:pPr>
+        <w:spacing w:before="200" w:after="60"/>
+      </w:pPr>
+      <w:r>
+        <w:rPr>
+          <w:b/>
+          <w:color w:val="106B3D"/>
+          <w:sz w:val="24"/>
+        </w:rPr>
+        <w:t>Quick decision framework</w:t>
+      </w:r>
+    </w:p>
+    <w:tbl>
+      <w:tblPr>
+        <w:tblW w:type="auto" w:w="0"/>
+        <w:tblLook w:firstColumn="1" w:firstRow="1" w:lastColumn="0" w:lastRow="0" w:noHBand="0" w:noVBand="1" w:val="04A0"/>
+        <w:tblBorders>
+          <w:top w:val="single" w:sz="4" w:color="DDDDDD"/>
+          <w:left w:val="single" w:sz="4" w:color="DDDDDD"/>
+          <w:bottom w:val="single" w:sz="4" w:color="DDDDDD"/>
+          <w:right w:val="single" w:sz="4" w:color="DDDDDD"/>
+          <w:insideH w:val="single" w:sz="4" w:color="DDDDDD"/>
+          <w:insideV w:val="single" w:sz="4" w:color="DDDDDD"/>
+        </w:tblBorders>
+      </w:tblPr>
+      <w:tblGrid>
+        <w:gridCol w:w="3120"/>
+        <w:gridCol w:w="3120"/>
+        <w:gridCol w:w="3120"/>
+      </w:tblGrid>
+      <w:tr>
+        <w:tc>
+          <w:tcPr>
+            <w:tcW w:type="dxa" w:w="3120"/>
+            <w:shd w:val="clear" w:color="auto" w:fill="DCE6F1"/>
+          </w:tcPr>
+          <w:p>
+            <w:pPr>
+              <w:spacing w:before="40" w:after="40"/>
+            </w:pPr>
+            <w:r>
+              <w:rPr>
+                <w:b/>
+                <w:i w:val="0"/>
+                <w:sz w:val="20"/>
+              </w:rPr>
+              <w:t>Signal</w:t>
+            </w:r>
+          </w:p>
+        </w:tc>
+        <w:tc>
+          <w:tcPr>
+            <w:tcW w:type="dxa" w:w="3120"/>
+            <w:shd w:val="clear" w:color="auto" w:fill="DCE6F1"/>
+          </w:tcPr>
+          <w:p>
+            <w:pPr>
+              <w:spacing w:before="40" w:after="40"/>
+            </w:pPr>
+            <w:r>
+              <w:rPr>
+                <w:b/>
+                <w:i w:val="0"/>
+                <w:sz w:val="20"/>
+              </w:rPr>
+              <w:t>Decide</w:t>
+            </w:r>
+          </w:p>
+        </w:tc>
+        <w:tc>
+          <w:tcPr>
+            <w:tcW w:type="dxa" w:w="3120"/>
+            <w:shd w:val="clear" w:color="auto" w:fill="DCE6F1"/>
+          </w:tcPr>
+          <w:p>
+            <w:pPr>
+              <w:spacing w:before="40" w:after="40"/>
+            </w:pPr>
+            <w:r>
+              <w:rPr>
+                <w:b/>
+                <w:i w:val="0"/>
+                <w:sz w:val="20"/>
+              </w:rPr>
+              <w:t>Notes</w:t>
+            </w:r>
+          </w:p>
+        </w:tc>
+      </w:tr>
+      <w:tr>
+        <w:tc>
+          <w:tcPr>
+            <w:tcW w:type="dxa" w:w="3120"/>
+          </w:tcPr>
+          <w:p>
+            <w:pPr>
+              <w:spacing w:before="40" w:after="40"/>
+            </w:pPr>
+            <w:r>
+              <w:rPr>
+                <w:rFonts w:ascii="Courier New" w:hAnsi="Courier New"/>
+                <w:b w:val="0"/>
+                <w:i w:val="0"/>
+                <w:color w:val="C7253E"/>
+                <w:sz w:val="20"/>
+              </w:rPr>
+              <w:t>qty=1</w:t>
+            </w:r>
+            <w:r>
+              <w:rPr>
+                <w:b w:val="0"/>
+                <w:i w:val="0"/>
+                <w:sz w:val="20"/>
+              </w:rPr>
+              <w:t>, description has pack pattern (70GX24, 12X1L)</w:t>
+            </w:r>
+          </w:p>
+        </w:tc>
+        <w:tc>
+          <w:tcPr>
+            <w:tcW w:type="dxa" w:w="3120"/>
+          </w:tcPr>
+          <w:p>
+            <w:pPr>
+              <w:spacing w:before="40" w:after="40"/>
+            </w:pPr>
+            <w:r>
+              <w:rPr>
+                <w:b/>
+                <w:i w:val="0"/>
+                <w:sz w:val="20"/>
+              </w:rPr>
+              <w:t>DIVIDE</w:t>
+            </w:r>
+          </w:p>
+        </w:tc>
+        <w:tc>
+          <w:tcPr>
+            <w:tcW w:type="dxa" w:w="3120"/>
+          </w:tcPr>
+          <w:p>
+            <w:pPr>
+              <w:spacing w:before="40" w:after="40"/>
+            </w:pPr>
+            <w:r>
+              <w:rPr>
+                <w:b w:val="0"/>
+                <w:i w:val="0"/>
+                <w:sz w:val="20"/>
+              </w:rPr>
+              <w:t>Clear pack notation + single pack ordered</w:t>
+            </w:r>
+          </w:p>
+        </w:tc>
+      </w:tr>
+      <w:tr>
+        <w:tc>
+          <w:tcPr>
+            <w:tcW w:type="dxa" w:w="3120"/>
+          </w:tcPr>
+          <w:p>
+            <w:pPr>
+              <w:spacing w:before="40" w:after="40"/>
+            </w:pPr>
+            <w:r>
+              <w:rPr>
+                <w:rFonts w:ascii="Courier New" w:hAnsi="Courier New"/>
+                <w:b w:val="0"/>
+                <w:i w:val="0"/>
+                <w:color w:val="C7253E"/>
+                <w:sz w:val="20"/>
+              </w:rPr>
+              <w:t>qty&gt;1</w:t>
+            </w:r>
+            <w:r>
+              <w:rPr>
+                <w:b w:val="0"/>
+                <w:i w:val="0"/>
+                <w:sz w:val="20"/>
+              </w:rPr>
+              <w:t>, description is individual units (Milk 1L × 5)</w:t>
+            </w:r>
+          </w:p>
+        </w:tc>
+        <w:tc>
+          <w:tcPr>
+            <w:tcW w:type="dxa" w:w="3120"/>
+          </w:tcPr>
+          <w:p>
+            <w:pPr>
+              <w:spacing w:before="40" w:after="40"/>
+            </w:pPr>
+            <w:r>
+              <w:rPr>
+                <w:b/>
+                <w:i w:val="0"/>
+                <w:sz w:val="20"/>
+              </w:rPr>
+              <w:t>DO NOT DIVIDE</w:t>
+            </w:r>
+          </w:p>
+        </w:tc>
+        <w:tc>
+          <w:tcPr>
+            <w:tcW w:type="dxa" w:w="3120"/>
+          </w:tcPr>
+          <w:p>
+            <w:pPr>
+              <w:spacing w:before="40" w:after="40"/>
+            </w:pPr>
+            <w:r>
+              <w:rPr>
+                <w:b w:val="0"/>
+                <w:i w:val="0"/>
+                <w:sz w:val="20"/>
+              </w:rPr>
+              <w:t>qty already represents individual units</w:t>
+            </w:r>
+          </w:p>
+        </w:tc>
+      </w:tr>
+      <w:tr>
+        <w:tc>
+          <w:tcPr>
+            <w:tcW w:type="dxa" w:w="3120"/>
+          </w:tcPr>
+          <w:p>
+            <w:pPr>
+              <w:spacing w:before="40" w:after="40"/>
+            </w:pPr>
+            <w:r>
+              <w:rPr>
+                <w:rFonts w:ascii="Courier New" w:hAnsi="Courier New"/>
+                <w:b w:val="0"/>
+                <w:i w:val="0"/>
+                <w:color w:val="C7253E"/>
+                <w:sz w:val="20"/>
+              </w:rPr>
+              <w:t>qty×unitPrice ≈ lineTotal</w:t>
+            </w:r>
+          </w:p>
+        </w:tc>
+        <w:tc>
+          <w:tcPr>
+            <w:tcW w:type="dxa" w:w="3120"/>
+          </w:tcPr>
+          <w:p>
+            <w:pPr>
+              <w:spacing w:before="40" w:after="40"/>
+            </w:pPr>
+            <w:r>
+              <w:rPr>
+                <w:b/>
+                <w:i w:val="0"/>
+                <w:sz w:val="20"/>
+              </w:rPr>
+              <w:t>DO NOT DIVIDE</w:t>
+            </w:r>
+          </w:p>
+        </w:tc>
+        <w:tc>
+          <w:tcPr>
+            <w:tcW w:type="dxa" w:w="3120"/>
+          </w:tcPr>
+          <w:p>
+            <w:pPr>
+              <w:spacing w:before="40" w:after="40"/>
+            </w:pPr>
+            <w:r>
+              <w:rPr>
+                <w:b w:val="0"/>
+                <w:i w:val="0"/>
+                <w:sz w:val="20"/>
+              </w:rPr>
+              <w:t>Unit-level math checks out</w:t>
+            </w:r>
+          </w:p>
+        </w:tc>
+      </w:tr>
+      <w:tr>
+        <w:tc>
+          <w:tcPr>
+            <w:tcW w:type="dxa" w:w="3120"/>
+          </w:tcPr>
+          <w:p>
+            <w:pPr>
+              <w:spacing w:before="40" w:after="40"/>
+            </w:pPr>
+            <w:r>
+              <w:rPr>
+                <w:rFonts w:ascii="Courier New" w:hAnsi="Courier New"/>
+                <w:b w:val="0"/>
+                <w:i w:val="0"/>
+                <w:color w:val="C7253E"/>
+                <w:sz w:val="20"/>
+              </w:rPr>
+              <w:t>qty×unitPrice×N ≈ lineTotal</w:t>
+            </w:r>
+            <w:r>
+              <w:rPr>
+                <w:b w:val="0"/>
+                <w:i w:val="0"/>
+                <w:sz w:val="20"/>
+              </w:rPr>
+              <w:t xml:space="preserve"> (where N is pack count)</w:t>
+            </w:r>
+          </w:p>
+        </w:tc>
+        <w:tc>
+          <w:tcPr>
+            <w:tcW w:type="dxa" w:w="3120"/>
+          </w:tcPr>
+          <w:p>
+            <w:pPr>
+              <w:spacing w:before="40" w:after="40"/>
+            </w:pPr>
+            <w:r>
+              <w:rPr>
+                <w:b/>
+                <w:i w:val="0"/>
+                <w:sz w:val="20"/>
+              </w:rPr>
+              <w:t>DIVIDE</w:t>
+            </w:r>
+          </w:p>
+        </w:tc>
+        <w:tc>
+          <w:tcPr>
+            <w:tcW w:type="dxa" w:w="3120"/>
+          </w:tcPr>
+          <w:p>
+            <w:pPr>
+              <w:spacing w:before="40" w:after="40"/>
+            </w:pPr>
+            <w:r>
+              <w:rPr>
+                <w:b w:val="0"/>
+                <w:i w:val="0"/>
+                <w:sz w:val="20"/>
+              </w:rPr>
+              <w:t>Pack-level math checks out</w:t>
+            </w:r>
+          </w:p>
+        </w:tc>
+      </w:tr>
+      <w:tr>
+        <w:tc>
+          <w:tcPr>
+            <w:tcW w:type="dxa" w:w="3120"/>
+          </w:tcPr>
+          <w:p>
+            <w:pPr>
+              <w:spacing w:before="40" w:after="40"/>
+            </w:pPr>
+            <w:r>
+              <w:rPr>
+                <w:b w:val="0"/>
+                <w:i w:val="0"/>
+                <w:sz w:val="20"/>
+              </w:rPr>
+              <w:t>Supplier metadata says "sold by carton/dozen"</w:t>
+            </w:r>
+          </w:p>
+        </w:tc>
+        <w:tc>
+          <w:tcPr>
+            <w:tcW w:type="dxa" w:w="3120"/>
+          </w:tcPr>
+          <w:p>
+            <w:pPr>
+              <w:spacing w:before="40" w:after="40"/>
+            </w:pPr>
+            <w:r>
+              <w:rPr>
+                <w:b/>
+                <w:i w:val="0"/>
+                <w:sz w:val="20"/>
+              </w:rPr>
+              <w:t>DIVIDE</w:t>
+            </w:r>
+          </w:p>
+        </w:tc>
+        <w:tc>
+          <w:tcPr>
+            <w:tcW w:type="dxa" w:w="3120"/>
+          </w:tcPr>
+          <w:p>
+            <w:pPr>
+              <w:spacing w:before="40" w:after="40"/>
+            </w:pPr>
+            <w:r>
+              <w:rPr>
+                <w:b w:val="0"/>
+                <w:i w:val="0"/>
+                <w:sz w:val="20"/>
+              </w:rPr>
+              <w:t>Check Supplier-Specific Rules section</w:t>
+            </w:r>
+          </w:p>
+        </w:tc>
+      </w:tr>
+      <w:tr>
+        <w:tc>
+          <w:tcPr>
+            <w:tcW w:type="dxa" w:w="3120"/>
+          </w:tcPr>
+          <w:p>
+            <w:pPr>
+              <w:spacing w:before="40" w:after="40"/>
+            </w:pPr>
+            <w:r>
+              <w:rPr>
+                <w:b w:val="0"/>
+                <w:i w:val="0"/>
+                <w:sz w:val="20"/>
+              </w:rPr>
+              <w:t>Unit price seems unrealistically low after division</w:t>
+            </w:r>
+          </w:p>
+        </w:tc>
+        <w:tc>
+          <w:tcPr>
+            <w:tcW w:type="dxa" w:w="3120"/>
+          </w:tcPr>
+          <w:p>
+            <w:pPr>
+              <w:spacing w:before="40" w:after="40"/>
+            </w:pPr>
+            <w:r>
+              <w:rPr>
+                <w:b/>
+                <w:i w:val="0"/>
+                <w:sz w:val="20"/>
+              </w:rPr>
+              <w:t>FLAG &amp; REVIEW</w:t>
+            </w:r>
+          </w:p>
+        </w:tc>
+        <w:tc>
+          <w:tcPr>
+            <w:tcW w:type="dxa" w:w="3120"/>
+          </w:tcPr>
+          <w:p>
+            <w:pPr>
+              <w:spacing w:before="40" w:after="40"/>
+            </w:pPr>
+            <w:r>
+              <w:rPr>
+                <w:b w:val="0"/>
+                <w:i w:val="0"/>
+                <w:sz w:val="20"/>
+              </w:rPr>
+              <w:t>Set divisionConfidence="low", add reviewNote</w:t>
+            </w:r>
+          </w:p>
+        </w:tc>
+      </w:tr>
+    </w:tbl>
+    <w:p/>
+    <w:p>
+      <w:pPr>
+        <w:spacing w:before="200" w:after="60"/>
+      </w:pPr>
+      <w:r>
+        <w:rPr>
+          <w:b/>
+          <w:color w:val="106B3D"/>
+          <w:sz w:val="24"/>
+        </w:rPr>
+        <w:t>Signals for DIVIDE</w:t>
+      </w:r>
+    </w:p>
+    <w:p>
+      <w:pPr>
+        <w:pStyle w:val="ListBullet"/>
+        <w:spacing w:after="40"/>
+      </w:pPr>
+      <w:r>
+        <w:rPr>
+          <w:b w:val="0"/>
+          <w:i w:val="0"/>
+        </w:rPr>
+        <w:t>Qty = 1 and description clearly indicates pack (</w:t>
+      </w:r>
+      <w:r>
+        <w:rPr>
+          <w:rFonts w:ascii="Courier New" w:hAnsi="Courier New"/>
+          <w:b w:val="0"/>
+          <w:i w:val="0"/>
+          <w:color w:val="C7253E"/>
+          <w:sz w:val="18"/>
+        </w:rPr>
+        <w:t>"Doritos BBQ 70GX24"</w:t>
+      </w:r>
+      <w:r>
+        <w:rPr>
+          <w:b w:val="0"/>
+          <w:i w:val="0"/>
+        </w:rPr>
+        <w:t xml:space="preserve">, </w:t>
+      </w:r>
+      <w:r>
+        <w:rPr>
+          <w:rFonts w:ascii="Courier New" w:hAnsi="Courier New"/>
+          <w:b w:val="0"/>
+          <w:i w:val="0"/>
+          <w:color w:val="C7253E"/>
+          <w:sz w:val="18"/>
+        </w:rPr>
+        <w:t>"Milk 1LX12"</w:t>
+      </w:r>
+      <w:r>
+        <w:rPr>
+          <w:b w:val="0"/>
+          <w:i w:val="0"/>
+        </w:rPr>
+        <w:t xml:space="preserve">, </w:t>
+      </w:r>
+      <w:r>
+        <w:rPr>
+          <w:rFonts w:ascii="Courier New" w:hAnsi="Courier New"/>
+          <w:b w:val="0"/>
+          <w:i w:val="0"/>
+          <w:color w:val="C7253E"/>
+          <w:sz w:val="18"/>
+        </w:rPr>
+        <w:t>"Eggs 18 count"</w:t>
+      </w:r>
+      <w:r>
+        <w:rPr>
+          <w:b w:val="0"/>
+          <w:i w:val="0"/>
+        </w:rPr>
+        <w:t>)</w:t>
+      </w:r>
+    </w:p>
+    <w:p>
+      <w:pPr>
+        <w:pStyle w:val="ListBullet"/>
+        <w:spacing w:after="40"/>
+      </w:pPr>
+      <w:r>
+        <w:rPr>
+          <w:b w:val="0"/>
+          <w:i w:val="0"/>
+        </w:rPr>
+        <w:t>Supplier typically sells by the pack/carton/case (Innodis, RR Rapid, etc.)</w:t>
+      </w:r>
+    </w:p>
+    <w:p>
+      <w:pPr>
+        <w:pStyle w:val="ListBullet"/>
+        <w:spacing w:after="40"/>
+      </w:pPr>
+      <w:r>
+        <w:rPr>
+          <w:b w:val="0"/>
+          <w:i w:val="0"/>
+        </w:rPr>
+        <w:t>Line total &gt;&gt; typical single-unit price for the product</w:t>
+      </w:r>
+    </w:p>
+    <w:p>
+      <w:pPr>
+        <w:pStyle w:val="ListBullet"/>
+        <w:spacing w:after="40"/>
+      </w:pPr>
+      <w:r>
+        <w:rPr>
+          <w:rFonts w:ascii="Courier New" w:hAnsi="Courier New"/>
+          <w:b w:val="0"/>
+          <w:i w:val="0"/>
+          <w:color w:val="C7253E"/>
+          <w:sz w:val="18"/>
+        </w:rPr>
+        <w:t>qty × unitPrice ÷ N ≈ lineTotal</w:t>
+      </w:r>
+      <w:r>
+        <w:rPr>
+          <w:b w:val="0"/>
+          <w:i w:val="0"/>
+        </w:rPr>
+        <w:t xml:space="preserve"> math (where N = detected pack count)</w:t>
+      </w:r>
+    </w:p>
+    <w:p>
+      <w:pPr>
+        <w:spacing w:before="200" w:after="60"/>
+      </w:pPr>
+      <w:r>
+        <w:rPr>
+          <w:b/>
+          <w:color w:val="106B3D"/>
+          <w:sz w:val="24"/>
+        </w:rPr>
+        <w:t>Carton-style UOM column — "1 carton of N pieces"</w:t>
+      </w:r>
+    </w:p>
+    <w:p>
+      <w:pPr>
+        <w:spacing w:after="80"/>
+      </w:pPr>
+      <w:r>
+        <w:rPr>
+          <w:b w:val="0"/>
+          <w:i w:val="0"/>
+        </w:rPr>
+        <w:t xml:space="preserve">Some suppliers put the pack count in the </w:t>
+      </w:r>
+      <w:r>
+        <w:rPr>
+          <w:b/>
+          <w:i w:val="0"/>
+        </w:rPr>
+        <w:t>UOM/Unit column</w:t>
+      </w:r>
+      <w:r>
+        <w:rPr>
+          <w:b w:val="0"/>
+          <w:i w:val="0"/>
+        </w:rPr>
+        <w:t xml:space="preserve"> instead of the description.</w:t>
+      </w:r>
+    </w:p>
+    <w:p>
+      <w:pPr>
+        <w:spacing w:after="80"/>
+      </w:pPr>
+      <w:r>
+        <w:rPr>
+          <w:b w:val="0"/>
+          <w:i w:val="0"/>
+        </w:rPr>
+        <w:t xml:space="preserve">All of these mean the line is billed per carton of N pieces, with QTY counting </w:t>
+      </w:r>
+      <w:r>
+        <w:rPr>
+          <w:b/>
+          <w:i w:val="0"/>
+        </w:rPr>
+        <w:t>cartons</w:t>
+      </w:r>
+      <w:r>
+        <w:rPr>
+          <w:b w:val="0"/>
+          <w:i w:val="0"/>
+        </w:rPr>
+        <w:t>:</w:t>
+      </w:r>
+    </w:p>
+    <w:tbl>
+      <w:tblPr>
+        <w:tblW w:type="auto" w:w="0"/>
+        <w:tblLook w:firstColumn="1" w:firstRow="1" w:lastColumn="0" w:lastRow="0" w:noHBand="0" w:noVBand="1" w:val="04A0"/>
+        <w:tblBorders>
+          <w:top w:val="single" w:sz="4" w:color="DDDDDD"/>
+          <w:left w:val="single" w:sz="4" w:color="DDDDDD"/>
+          <w:bottom w:val="single" w:sz="4" w:color="DDDDDD"/>
+          <w:right w:val="single" w:sz="4" w:color="DDDDDD"/>
+          <w:insideH w:val="single" w:sz="4" w:color="DDDDDD"/>
+          <w:insideV w:val="single" w:sz="4" w:color="DDDDDD"/>
+        </w:tblBorders>
+      </w:tblPr>
+      <w:tblGrid>
+        <w:gridCol w:w="3120"/>
+        <w:gridCol w:w="3120"/>
+        <w:gridCol w:w="3120"/>
+      </w:tblGrid>
+      <w:tr>
+        <w:tc>
+          <w:tcPr>
+            <w:tcW w:type="dxa" w:w="3120"/>
+            <w:shd w:val="clear" w:color="auto" w:fill="DCE6F1"/>
+          </w:tcPr>
+          <w:p>
+            <w:pPr>
+              <w:spacing w:before="40" w:after="40"/>
+            </w:pPr>
+            <w:r>
+              <w:rPr>
+                <w:b/>
+                <w:i w:val="0"/>
+                <w:sz w:val="20"/>
+              </w:rPr>
+              <w:t>UOM value</w:t>
+            </w:r>
+          </w:p>
+        </w:tc>
+        <w:tc>
+          <w:tcPr>
+            <w:tcW w:type="dxa" w:w="3120"/>
+            <w:shd w:val="clear" w:color="auto" w:fill="DCE6F1"/>
+          </w:tcPr>
+          <w:p>
+            <w:pPr>
+              <w:spacing w:before="40" w:after="40"/>
+            </w:pPr>
+            <w:r>
+              <w:rPr>
+                <w:b/>
+                <w:i w:val="0"/>
+                <w:sz w:val="20"/>
+              </w:rPr>
+              <w:t>Meaning</w:t>
+            </w:r>
+          </w:p>
+        </w:tc>
+        <w:tc>
+          <w:tcPr>
+            <w:tcW w:type="dxa" w:w="3120"/>
+            <w:shd w:val="clear" w:color="auto" w:fill="DCE6F1"/>
+          </w:tcPr>
+          <w:p>
+            <w:pPr>
+              <w:spacing w:before="40" w:after="40"/>
+            </w:pPr>
+            <w:r>
+              <w:rPr>
+                <w:b/>
+                <w:i w:val="0"/>
+                <w:sz w:val="20"/>
+              </w:rPr>
+              <w:t>Seen at</w:t>
+            </w:r>
+          </w:p>
+        </w:tc>
+      </w:tr>
+      <w:tr>
+        <w:tc>
+          <w:tcPr>
+            <w:tcW w:type="dxa" w:w="3120"/>
+          </w:tcPr>
+          <w:p>
+            <w:pPr>
+              <w:spacing w:before="40" w:after="40"/>
+            </w:pPr>
+            <w:r>
+              <w:rPr>
+                <w:rFonts w:ascii="Courier New" w:hAnsi="Courier New"/>
+                <w:b w:val="0"/>
+                <w:i w:val="0"/>
+                <w:color w:val="C7253E"/>
+                <w:sz w:val="20"/>
+              </w:rPr>
+              <w:t>CAR12 PCS</w:t>
+            </w:r>
+            <w:r>
+              <w:rPr>
+                <w:b w:val="0"/>
+                <w:i w:val="0"/>
+                <w:sz w:val="20"/>
+              </w:rPr>
+              <w:t xml:space="preserve">, </w:t>
+            </w:r>
+            <w:r>
+              <w:rPr>
+                <w:rFonts w:ascii="Courier New" w:hAnsi="Courier New"/>
+                <w:b w:val="0"/>
+                <w:i w:val="0"/>
+                <w:color w:val="C7253E"/>
+                <w:sz w:val="20"/>
+              </w:rPr>
+              <w:t>CAR 24PCS</w:t>
+            </w:r>
+          </w:p>
+        </w:tc>
+        <w:tc>
+          <w:tcPr>
+            <w:tcW w:type="dxa" w:w="3120"/>
+          </w:tcPr>
+          <w:p>
+            <w:pPr>
+              <w:spacing w:before="40" w:after="40"/>
+            </w:pPr>
+            <w:r>
+              <w:rPr>
+                <w:b w:val="0"/>
+                <w:i w:val="0"/>
+                <w:sz w:val="20"/>
+              </w:rPr>
+              <w:t>carton of 12 / 24 pieces</w:t>
+            </w:r>
+          </w:p>
+        </w:tc>
+        <w:tc>
+          <w:tcPr>
+            <w:tcW w:type="dxa" w:w="3120"/>
+          </w:tcPr>
+          <w:p>
+            <w:pPr>
+              <w:spacing w:before="40" w:after="40"/>
+            </w:pPr>
+            <w:r>
+              <w:rPr>
+                <w:b w:val="0"/>
+                <w:i w:val="0"/>
+                <w:sz w:val="20"/>
+              </w:rPr>
+              <w:t>Vaulbert (HVC)</w:t>
+            </w:r>
+          </w:p>
+        </w:tc>
+      </w:tr>
+      <w:tr>
+        <w:tc>
+          <w:tcPr>
+            <w:tcW w:type="dxa" w:w="3120"/>
+          </w:tcPr>
+          <w:p>
+            <w:pPr>
+              <w:spacing w:before="40" w:after="40"/>
+            </w:pPr>
+            <w:r>
+              <w:rPr>
+                <w:rFonts w:ascii="Courier New" w:hAnsi="Courier New"/>
+                <w:b w:val="0"/>
+                <w:i w:val="0"/>
+                <w:color w:val="C7253E"/>
+                <w:sz w:val="20"/>
+              </w:rPr>
+              <w:t>CTN 40U</w:t>
+            </w:r>
+            <w:r>
+              <w:rPr>
+                <w:b w:val="0"/>
+                <w:i w:val="0"/>
+                <w:sz w:val="20"/>
+              </w:rPr>
+              <w:t xml:space="preserve">, </w:t>
+            </w:r>
+            <w:r>
+              <w:rPr>
+                <w:rFonts w:ascii="Courier New" w:hAnsi="Courier New"/>
+                <w:b w:val="0"/>
+                <w:i w:val="0"/>
+                <w:color w:val="C7253E"/>
+                <w:sz w:val="20"/>
+              </w:rPr>
+              <w:t>CTN 12U</w:t>
+            </w:r>
+          </w:p>
+        </w:tc>
+        <w:tc>
+          <w:tcPr>
+            <w:tcW w:type="dxa" w:w="3120"/>
+          </w:tcPr>
+          <w:p>
+            <w:pPr>
+              <w:spacing w:before="40" w:after="40"/>
+            </w:pPr>
+            <w:r>
+              <w:rPr>
+                <w:b w:val="0"/>
+                <w:i w:val="0"/>
+                <w:sz w:val="20"/>
+              </w:rPr>
+              <w:t>carton of 40 / 12 units</w:t>
+            </w:r>
+          </w:p>
+        </w:tc>
+        <w:tc>
+          <w:tcPr>
+            <w:tcW w:type="dxa" w:w="3120"/>
+          </w:tcPr>
+          <w:p>
+            <w:pPr>
+              <w:spacing w:before="40" w:after="40"/>
+            </w:pPr>
+            <w:r>
+              <w:rPr>
+                <w:b w:val="0"/>
+                <w:i w:val="0"/>
+                <w:sz w:val="20"/>
+              </w:rPr>
+              <w:t>Dywada</w:t>
+            </w:r>
+          </w:p>
+        </w:tc>
+      </w:tr>
+      <w:tr>
+        <w:tc>
+          <w:tcPr>
+            <w:tcW w:type="dxa" w:w="3120"/>
+          </w:tcPr>
+          <w:p>
+            <w:pPr>
+              <w:spacing w:before="40" w:after="40"/>
+            </w:pPr>
+            <w:r>
+              <w:rPr>
+                <w:rFonts w:ascii="Courier New" w:hAnsi="Courier New"/>
+                <w:b w:val="0"/>
+                <w:i w:val="0"/>
+                <w:color w:val="C7253E"/>
+                <w:sz w:val="20"/>
+              </w:rPr>
+              <w:t>CTN12</w:t>
+            </w:r>
+            <w:r>
+              <w:rPr>
+                <w:b w:val="0"/>
+                <w:i w:val="0"/>
+                <w:sz w:val="20"/>
+              </w:rPr>
+              <w:t xml:space="preserve">, </w:t>
+            </w:r>
+            <w:r>
+              <w:rPr>
+                <w:rFonts w:ascii="Courier New" w:hAnsi="Courier New"/>
+                <w:b w:val="0"/>
+                <w:i w:val="0"/>
+                <w:color w:val="C7253E"/>
+                <w:sz w:val="20"/>
+              </w:rPr>
+              <w:t>BTE18</w:t>
+            </w:r>
+            <w:r>
+              <w:rPr>
+                <w:b w:val="0"/>
+                <w:i w:val="0"/>
+                <w:sz w:val="20"/>
+              </w:rPr>
+              <w:t xml:space="preserve">, </w:t>
+            </w:r>
+            <w:r>
+              <w:rPr>
+                <w:rFonts w:ascii="Courier New" w:hAnsi="Courier New"/>
+                <w:b w:val="0"/>
+                <w:i w:val="0"/>
+                <w:color w:val="C7253E"/>
+                <w:sz w:val="20"/>
+              </w:rPr>
+              <w:t>BTE24</w:t>
+            </w:r>
+          </w:p>
+        </w:tc>
+        <w:tc>
+          <w:tcPr>
+            <w:tcW w:type="dxa" w:w="3120"/>
+          </w:tcPr>
+          <w:p>
+            <w:pPr>
+              <w:spacing w:before="40" w:after="40"/>
+            </w:pPr>
+            <w:r>
+              <w:rPr>
+                <w:b w:val="0"/>
+                <w:i w:val="0"/>
+                <w:sz w:val="20"/>
+              </w:rPr>
+              <w:t>carton/boîte of 12 / 18 / 24</w:t>
+            </w:r>
+          </w:p>
+        </w:tc>
+        <w:tc>
+          <w:tcPr>
+            <w:tcW w:type="dxa" w:w="3120"/>
+          </w:tcPr>
+          <w:p>
+            <w:pPr>
+              <w:spacing w:before="40" w:after="40"/>
+            </w:pPr>
+            <w:r>
+              <w:rPr>
+                <w:b w:val="0"/>
+                <w:i w:val="0"/>
+                <w:sz w:val="20"/>
+              </w:rPr>
+              <w:t>Tenfa Marketing</w:t>
+            </w:r>
+          </w:p>
+        </w:tc>
+      </w:tr>
+      <w:tr>
+        <w:tc>
+          <w:tcPr>
+            <w:tcW w:type="dxa" w:w="3120"/>
+          </w:tcPr>
+          <w:p>
+            <w:pPr>
+              <w:spacing w:before="40" w:after="40"/>
+            </w:pPr>
+            <w:r>
+              <w:rPr>
+                <w:rFonts w:ascii="Courier New" w:hAnsi="Courier New"/>
+                <w:b w:val="0"/>
+                <w:i w:val="0"/>
+                <w:color w:val="C7253E"/>
+                <w:sz w:val="20"/>
+              </w:rPr>
+              <w:t>CTN X 12</w:t>
+            </w:r>
+            <w:r>
+              <w:rPr>
+                <w:b w:val="0"/>
+                <w:i w:val="0"/>
+                <w:sz w:val="20"/>
+              </w:rPr>
+              <w:t xml:space="preserve">, </w:t>
+            </w:r>
+            <w:r>
+              <w:rPr>
+                <w:rFonts w:ascii="Courier New" w:hAnsi="Courier New"/>
+                <w:b w:val="0"/>
+                <w:i w:val="0"/>
+                <w:color w:val="C7253E"/>
+                <w:sz w:val="20"/>
+              </w:rPr>
+              <w:t>12 PCS/CTN</w:t>
+            </w:r>
+            <w:r>
+              <w:rPr>
+                <w:b w:val="0"/>
+                <w:i w:val="0"/>
+                <w:sz w:val="20"/>
+              </w:rPr>
+              <w:t xml:space="preserve">, </w:t>
+            </w:r>
+            <w:r>
+              <w:rPr>
+                <w:rFonts w:ascii="Courier New" w:hAnsi="Courier New"/>
+                <w:b w:val="0"/>
+                <w:i w:val="0"/>
+                <w:color w:val="C7253E"/>
+                <w:sz w:val="20"/>
+              </w:rPr>
+              <w:t>BOX12</w:t>
+            </w:r>
+          </w:p>
+        </w:tc>
+        <w:tc>
+          <w:tcPr>
+            <w:tcW w:type="dxa" w:w="3120"/>
+          </w:tcPr>
+          <w:p>
+            <w:pPr>
+              <w:spacing w:before="40" w:after="40"/>
+            </w:pPr>
+            <w:r>
+              <w:rPr>
+                <w:b w:val="0"/>
+                <w:i w:val="0"/>
+                <w:sz w:val="20"/>
+              </w:rPr>
+              <w:t>carton of 12</w:t>
+            </w:r>
+          </w:p>
+        </w:tc>
+        <w:tc>
+          <w:tcPr>
+            <w:tcW w:type="dxa" w:w="3120"/>
+          </w:tcPr>
+          <w:p>
+            <w:pPr>
+              <w:spacing w:before="40" w:after="40"/>
+            </w:pPr>
+            <w:r>
+              <w:rPr>
+                <w:b w:val="0"/>
+                <w:i w:val="0"/>
+                <w:sz w:val="20"/>
+              </w:rPr>
+              <w:t>generic variants</w:t>
+            </w:r>
+          </w:p>
+        </w:tc>
+      </w:tr>
+    </w:tbl>
+    <w:p/>
+    <w:p>
+      <w:pPr>
+        <w:spacing w:after="80"/>
+      </w:pPr>
+      <w:r>
+        <w:rPr>
+          <w:b/>
+          <w:i w:val="0"/>
+        </w:rPr>
+        <w:t>Rule:</w:t>
+      </w:r>
+      <w:r>
+        <w:rPr>
+          <w:b w:val="0"/>
+          <w:i w:val="0"/>
+        </w:rPr>
+        <w:t xml:space="preserve"> when the UOM says carton-of-N and the description has NO pack pattern,</w:t>
+      </w:r>
+    </w:p>
+    <w:p>
+      <w:pPr>
+        <w:spacing w:after="80"/>
+      </w:pPr>
+      <w:r>
+        <w:rPr>
+          <w:b w:val="0"/>
+          <w:i w:val="0"/>
+        </w:rPr>
+        <w:t xml:space="preserve">store </w:t>
+      </w:r>
+      <w:r>
+        <w:rPr>
+          <w:rFonts w:ascii="Courier New" w:hAnsi="Courier New"/>
+          <w:b w:val="0"/>
+          <w:i w:val="0"/>
+          <w:color w:val="C7253E"/>
+          <w:sz w:val="18"/>
+        </w:rPr>
+        <w:t>buyPlusVat</w:t>
+      </w:r>
+      <w:r>
+        <w:rPr>
+          <w:b w:val="0"/>
+          <w:i w:val="0"/>
+        </w:rPr>
+        <w:t xml:space="preserve"> at the </w:t>
+      </w:r>
+      <w:r>
+        <w:rPr>
+          <w:b/>
+          <w:i w:val="0"/>
+        </w:rPr>
+        <w:t>carton level as billed</w:t>
+      </w:r>
+      <w:r>
+        <w:rPr>
+          <w:b w:val="0"/>
+          <w:i w:val="0"/>
+        </w:rPr>
+        <w:t xml:space="preserve"> (after discount, incl. VAT where</w:t>
+      </w:r>
+    </w:p>
+    <w:p>
+      <w:pPr>
+        <w:spacing w:after="80"/>
+      </w:pPr>
+      <w:r>
+        <w:rPr>
+          <w:b w:val="0"/>
+          <w:i w:val="0"/>
+        </w:rPr>
+        <w:t>applicable) — the app detects the UOM notation and divides by N automatically.</w:t>
+      </w:r>
+    </w:p>
+    <w:p>
+      <w:pPr>
+        <w:spacing w:after="80"/>
+      </w:pPr>
+      <w:r>
+        <w:rPr>
+          <w:b w:val="0"/>
+          <w:i w:val="0"/>
+        </w:rPr>
+        <w:t xml:space="preserve">Set </w:t>
+      </w:r>
+      <w:r>
+        <w:rPr>
+          <w:rFonts w:ascii="Courier New" w:hAnsi="Courier New"/>
+          <w:b w:val="0"/>
+          <w:i w:val="0"/>
+          <w:color w:val="C7253E"/>
+          <w:sz w:val="18"/>
+        </w:rPr>
+        <w:t>packDivisionApplied=false</w:t>
+      </w:r>
+      <w:r>
+        <w:rPr>
+          <w:b w:val="0"/>
+          <w:i w:val="0"/>
+        </w:rPr>
+        <w:t xml:space="preserve"> and note the UOM in </w:t>
+      </w:r>
+      <w:r>
+        <w:rPr>
+          <w:rFonts w:ascii="Courier New" w:hAnsi="Courier New"/>
+          <w:b w:val="0"/>
+          <w:i w:val="0"/>
+          <w:color w:val="C7253E"/>
+          <w:sz w:val="18"/>
+        </w:rPr>
+        <w:t>reviewNote</w:t>
+      </w:r>
+      <w:r>
+        <w:rPr>
+          <w:b w:val="0"/>
+          <w:i w:val="0"/>
+        </w:rPr>
+        <w:t xml:space="preserve"> if unsure.</w:t>
+      </w:r>
+    </w:p>
+    <w:p>
+      <w:pPr>
+        <w:spacing w:after="80"/>
+      </w:pPr>
+      <w:r>
+        <w:rPr>
+          <w:b/>
+          <w:i w:val="0"/>
+        </w:rPr>
+        <w:t>Never divide twice</w:t>
+      </w:r>
+      <w:r>
+        <w:rPr>
+          <w:b w:val="0"/>
+          <w:i w:val="0"/>
+        </w:rPr>
+        <w:t xml:space="preserve"> — if you divide to per-piece yourself, the unit-price and</w:t>
+      </w:r>
+    </w:p>
+    <w:p>
+      <w:pPr>
+        <w:spacing w:after="80"/>
+      </w:pPr>
+      <w:r>
+        <w:rPr>
+          <w:b w:val="0"/>
+          <w:i w:val="0"/>
+        </w:rPr>
+        <w:t>line-amount columns must still be copied unchanged, exactly as printed.</w:t>
+      </w:r>
+    </w:p>
+    <w:p>
+      <w:pPr>
+        <w:spacing w:after="80"/>
+      </w:pPr>
+      <w:r>
+        <w:rPr>
+          <w:b w:val="0"/>
+          <w:i w:val="0"/>
+        </w:rPr>
+        <w:t xml:space="preserve">NOT carton notation (do not divide): plain </w:t>
+      </w:r>
+      <w:r>
+        <w:rPr>
+          <w:rFonts w:ascii="Courier New" w:hAnsi="Courier New"/>
+          <w:b w:val="0"/>
+          <w:i w:val="0"/>
+          <w:color w:val="C7253E"/>
+          <w:sz w:val="18"/>
+        </w:rPr>
+        <w:t>Piece</w:t>
+      </w:r>
+      <w:r>
+        <w:rPr>
+          <w:b w:val="0"/>
+          <w:i w:val="0"/>
+        </w:rPr>
+        <w:t>/</w:t>
+      </w:r>
+      <w:r>
+        <w:rPr>
+          <w:rFonts w:ascii="Courier New" w:hAnsi="Courier New"/>
+          <w:b w:val="0"/>
+          <w:i w:val="0"/>
+          <w:color w:val="C7253E"/>
+          <w:sz w:val="18"/>
+        </w:rPr>
+        <w:t>Unit</w:t>
+      </w:r>
+      <w:r>
+        <w:rPr>
+          <w:b w:val="0"/>
+          <w:i w:val="0"/>
+        </w:rPr>
+        <w:t xml:space="preserve">, bare </w:t>
+      </w:r>
+      <w:r>
+        <w:rPr>
+          <w:rFonts w:ascii="Courier New" w:hAnsi="Courier New"/>
+          <w:b w:val="0"/>
+          <w:i w:val="0"/>
+          <w:color w:val="C7253E"/>
+          <w:sz w:val="18"/>
+        </w:rPr>
+        <w:t>CT</w:t>
+      </w:r>
+      <w:r>
+        <w:rPr>
+          <w:b w:val="0"/>
+          <w:i w:val="0"/>
+        </w:rPr>
+        <w:t xml:space="preserve"> (Innodis has</w:t>
+      </w:r>
+    </w:p>
+    <w:p>
+      <w:pPr>
+        <w:spacing w:after="80"/>
+      </w:pPr>
+      <w:r>
+        <w:rPr>
+          <w:b w:val="0"/>
+          <w:i w:val="0"/>
+        </w:rPr>
+        <w:t xml:space="preserve">its own rule), and Lim How's </w:t>
+      </w:r>
+      <w:r>
+        <w:rPr>
+          <w:rFonts w:ascii="Courier New" w:hAnsi="Courier New"/>
+          <w:b w:val="0"/>
+          <w:i w:val="0"/>
+          <w:color w:val="C7253E"/>
+          <w:sz w:val="18"/>
+        </w:rPr>
+        <w:t>C30</w:t>
+      </w:r>
+      <w:r>
+        <w:rPr>
+          <w:b w:val="0"/>
+          <w:i w:val="0"/>
+        </w:rPr>
+        <w:t>-style unit codes (their Price (Ex) is already</w:t>
+      </w:r>
+    </w:p>
+    <w:p>
+      <w:pPr>
+        <w:spacing w:after="80"/>
+      </w:pPr>
+      <w:r>
+        <w:rPr>
+          <w:b w:val="0"/>
+          <w:i w:val="0"/>
+        </w:rPr>
+        <w:t>per piece).</w:t>
+      </w:r>
+    </w:p>
+    <w:p>
+      <w:pPr>
+        <w:spacing w:before="200" w:after="60"/>
+      </w:pPr>
+      <w:r>
+        <w:rPr>
+          <w:b/>
+          <w:color w:val="106B3D"/>
+          <w:sz w:val="24"/>
+        </w:rPr>
+        <w:t>Signals for DO NOT DIVIDE</w:t>
+      </w:r>
+    </w:p>
+    <w:p>
+      <w:pPr>
+        <w:pStyle w:val="ListBullet"/>
+        <w:spacing w:after="40"/>
+      </w:pPr>
+      <w:r>
+        <w:rPr>
+          <w:rFonts w:ascii="Courier New" w:hAnsi="Courier New"/>
+          <w:b w:val="0"/>
+          <w:i w:val="0"/>
+          <w:color w:val="C7253E"/>
+          <w:sz w:val="18"/>
+        </w:rPr>
+        <w:t>qty &gt; 1</w:t>
+      </w:r>
+      <w:r>
+        <w:rPr>
+          <w:b w:val="0"/>
+          <w:i w:val="0"/>
+        </w:rPr>
+        <w:t xml:space="preserve"> (multiple individual units, not packs)</w:t>
+      </w:r>
+    </w:p>
+    <w:p>
+      <w:pPr>
+        <w:pStyle w:val="ListBullet"/>
+        <w:spacing w:after="40"/>
+      </w:pPr>
+      <w:r>
+        <w:rPr>
+          <w:b w:val="0"/>
+          <w:i w:val="0"/>
+        </w:rPr>
+        <w:t>Description lacks pack multiplier (</w:t>
+      </w:r>
+      <w:r>
+        <w:rPr>
+          <w:rFonts w:ascii="Courier New" w:hAnsi="Courier New"/>
+          <w:b w:val="0"/>
+          <w:i w:val="0"/>
+          <w:color w:val="C7253E"/>
+          <w:sz w:val="18"/>
+        </w:rPr>
+        <w:t>"Milk 1L"</w:t>
+      </w:r>
+      <w:r>
+        <w:rPr>
+          <w:b w:val="0"/>
+          <w:i w:val="0"/>
+        </w:rPr>
+        <w:t xml:space="preserve">, </w:t>
+      </w:r>
+      <w:r>
+        <w:rPr>
+          <w:rFonts w:ascii="Courier New" w:hAnsi="Courier New"/>
+          <w:b w:val="0"/>
+          <w:i w:val="0"/>
+          <w:color w:val="C7253E"/>
+          <w:sz w:val="18"/>
+        </w:rPr>
+        <w:t>"Bread 1 loaf"</w:t>
+      </w:r>
+      <w:r>
+        <w:rPr>
+          <w:b w:val="0"/>
+          <w:i w:val="0"/>
+        </w:rPr>
+        <w:t xml:space="preserve">, </w:t>
+      </w:r>
+      <w:r>
+        <w:rPr>
+          <w:rFonts w:ascii="Courier New" w:hAnsi="Courier New"/>
+          <w:b w:val="0"/>
+          <w:i w:val="0"/>
+          <w:color w:val="C7253E"/>
+          <w:sz w:val="18"/>
+        </w:rPr>
+        <w:t>"Biscuit packet"</w:t>
+      </w:r>
+      <w:r>
+        <w:rPr>
+          <w:b w:val="0"/>
+          <w:i w:val="0"/>
+        </w:rPr>
+        <w:t>)</w:t>
+      </w:r>
+    </w:p>
+    <w:p>
+      <w:pPr>
+        <w:pStyle w:val="ListBullet"/>
+        <w:spacing w:after="40"/>
+      </w:pPr>
+      <w:r>
+        <w:rPr>
+          <w:rFonts w:ascii="Courier New" w:hAnsi="Courier New"/>
+          <w:b w:val="0"/>
+          <w:i w:val="0"/>
+          <w:color w:val="C7253E"/>
+          <w:sz w:val="18"/>
+        </w:rPr>
+        <w:t>qty × unitPrice ≈ lineTotal</w:t>
+      </w:r>
+      <w:r>
+        <w:rPr>
+          <w:b w:val="0"/>
+          <w:i w:val="0"/>
+        </w:rPr>
+        <w:t xml:space="preserve"> (unit-level math works)</w:t>
+      </w:r>
+    </w:p>
+    <w:p>
+      <w:pPr>
+        <w:pStyle w:val="ListBullet"/>
+        <w:spacing w:after="40"/>
+      </w:pPr>
+      <w:r>
+        <w:rPr>
+          <w:b w:val="0"/>
+          <w:i w:val="0"/>
+        </w:rPr>
+        <w:t>Supplier sells individual units at retail volume (e.g., Cadi Fortune, retail FMCG)</w:t>
+      </w:r>
+    </w:p>
+    <w:p>
+      <w:pPr>
+        <w:pStyle w:val="ListBullet"/>
+        <w:spacing w:after="40"/>
+      </w:pPr>
+      <w:r>
+        <w:rPr>
+          <w:b w:val="0"/>
+          <w:i w:val="0"/>
+        </w:rPr>
+        <w:t>Unit price falls within realistic range for that product category</w:t>
+      </w:r>
+    </w:p>
+    <w:p>
+      <w:pPr>
+        <w:spacing w:before="200" w:after="60"/>
+      </w:pPr>
+      <w:r>
+        <w:rPr>
+          <w:b/>
+          <w:color w:val="106B3D"/>
+          <w:sz w:val="24"/>
+        </w:rPr>
+        <w:t>Output requirements for each item</w:t>
+      </w:r>
+    </w:p>
+    <w:p>
+      <w:pPr>
+        <w:spacing w:before="80" w:after="120"/>
+        <w:ind w:left="432"/>
+        <w:shd w:val="clear" w:color="auto" w:fill="F3F4F6"/>
+      </w:pPr>
+      <w:r>
+        <w:rPr>
+          <w:rFonts w:ascii="Courier New" w:hAnsi="Courier New"/>
+          <w:color w:val="1E293B"/>
+          <w:sz w:val="18"/>
+        </w:rPr>
+        <w:t>{</w:t>
+        <w:br/>
+        <w:t xml:space="preserve">  "packDivisionApplied": true,</w:t>
+        <w:br/>
+        <w:t xml:space="preserve">  "sellableUnitCost": 62.50,</w:t>
+        <w:br/>
+        <w:t xml:space="preserve">  "divisionConfidence": "high",</w:t>
+        <w:br/>
+        <w:t xml:space="preserve">  "reviewNote": null</w:t>
+        <w:br/>
+        <w:t>}</w:t>
+      </w:r>
+    </w:p>
+    <w:p>
+      <w:pPr>
+        <w:spacing w:after="80"/>
+      </w:pPr>
+      <w:r>
+        <w:rPr>
+          <w:b w:val="0"/>
+          <w:i w:val="0"/>
+        </w:rPr>
+        <w:t xml:space="preserve">Always set all four fields, even if </w:t>
+      </w:r>
+      <w:r>
+        <w:rPr>
+          <w:rFonts w:ascii="Courier New" w:hAnsi="Courier New"/>
+          <w:b w:val="0"/>
+          <w:i w:val="0"/>
+          <w:color w:val="C7253E"/>
+          <w:sz w:val="18"/>
+        </w:rPr>
+        <w:t>packDivisionApplied = false</w:t>
+      </w:r>
+      <w:r>
+        <w:rPr>
+          <w:b w:val="0"/>
+          <w:i w:val="0"/>
+        </w:rPr>
+        <w:t>.</w:t>
       </w:r>
     </w:p>
     <w:p>
@@ -3575,7 +6416,7 @@
           <w:color w:val="AAAAAA"/>
           <w:sz w:val="16"/>
         </w:rPr>
-        <w:t>Supplier 1 of 17</w:t>
+        <w:t>Supplier 1 of 20</w:t>
       </w:r>
     </w:p>
     <w:p>
@@ -4770,7 +7611,7 @@
           <w:color w:val="AAAAAA"/>
           <w:sz w:val="16"/>
         </w:rPr>
-        <w:t>Supplier 2 of 17</w:t>
+        <w:t>Supplier 2 of 20</w:t>
       </w:r>
     </w:p>
     <w:p>
@@ -5208,7 +8049,7 @@
           <w:color w:val="AAAAAA"/>
           <w:sz w:val="16"/>
         </w:rPr>
-        <w:t>Supplier 3 of 17</w:t>
+        <w:t>Supplier 3 of 20</w:t>
       </w:r>
     </w:p>
     <w:p>
@@ -5730,7 +8571,7 @@
           <w:color w:val="AAAAAA"/>
           <w:sz w:val="16"/>
         </w:rPr>
-        <w:t>Supplier 4 of 17</w:t>
+        <w:t>Supplier 4 of 20</w:t>
       </w:r>
     </w:p>
     <w:p>
@@ -6070,7 +8911,7 @@
           <w:color w:val="AAAAAA"/>
           <w:sz w:val="16"/>
         </w:rPr>
-        <w:t>Supplier 5 of 17</w:t>
+        <w:t>Supplier 5 of 20</w:t>
       </w:r>
     </w:p>
     <w:p>
@@ -6943,7 +9784,7 @@
           <w:color w:val="AAAAAA"/>
           <w:sz w:val="16"/>
         </w:rPr>
-        <w:t>Supplier 6 of 17</w:t>
+        <w:t>Supplier 6 of 20</w:t>
       </w:r>
     </w:p>
     <w:p>
@@ -7590,7 +10431,7 @@
           <w:color w:val="AAAAAA"/>
           <w:sz w:val="16"/>
         </w:rPr>
-        <w:t>Supplier 7 of 17</w:t>
+        <w:t>Supplier 7 of 20</w:t>
       </w:r>
     </w:p>
     <w:p>
@@ -7910,7 +10751,7 @@
           <w:color w:val="AAAAAA"/>
           <w:sz w:val="16"/>
         </w:rPr>
-        <w:t>Supplier 8 of 17</w:t>
+        <w:t>Supplier 8 of 20</w:t>
       </w:r>
     </w:p>
     <w:p>
@@ -8230,7 +11071,7 @@
           <w:color w:val="AAAAAA"/>
           <w:sz w:val="16"/>
         </w:rPr>
-        <w:t>Supplier 9 of 17</w:t>
+        <w:t>Supplier 9 of 20</w:t>
       </w:r>
     </w:p>
     <w:p>
@@ -8680,7 +11521,7 @@
           <w:color w:val="AAAAAA"/>
           <w:sz w:val="16"/>
         </w:rPr>
-        <w:t>Supplier 10 of 17</w:t>
+        <w:t>Supplier 10 of 20</w:t>
       </w:r>
     </w:p>
     <w:p>
@@ -9000,7 +11841,7 @@
           <w:color w:val="AAAAAA"/>
           <w:sz w:val="16"/>
         </w:rPr>
-        <w:t>Supplier 11 of 17</w:t>
+        <w:t>Supplier 11 of 20</w:t>
       </w:r>
     </w:p>
     <w:p>
@@ -9312,7 +12153,7 @@
           <w:color w:val="AAAAAA"/>
           <w:sz w:val="16"/>
         </w:rPr>
-        <w:t>Supplier 12 of 17</w:t>
+        <w:t>Supplier 12 of 20</w:t>
       </w:r>
     </w:p>
     <w:p>
@@ -10294,7 +13135,7 @@
           <w:color w:val="AAAAAA"/>
           <w:sz w:val="16"/>
         </w:rPr>
-        <w:t>Supplier 13 of 17</w:t>
+        <w:t>Supplier 13 of 20</w:t>
       </w:r>
     </w:p>
     <w:p>
@@ -10656,7 +13497,7 @@
           <w:color w:val="AAAAAA"/>
           <w:sz w:val="16"/>
         </w:rPr>
-        <w:t>Supplier 14 of 17</w:t>
+        <w:t>Supplier 14 of 20</w:t>
       </w:r>
     </w:p>
     <w:p>
@@ -10974,7 +13815,7 @@
           <w:color w:val="AAAAAA"/>
           <w:sz w:val="16"/>
         </w:rPr>
-        <w:t>Supplier 15 of 17</w:t>
+        <w:t>Supplier 15 of 20</w:t>
       </w:r>
     </w:p>
     <w:p>
@@ -12370,7 +15211,7 @@
           <w:color w:val="AAAAAA"/>
           <w:sz w:val="16"/>
         </w:rPr>
-        <w:t>Supplier 16 of 17</w:t>
+        <w:t>Supplier 16 of 20</w:t>
       </w:r>
     </w:p>
     <w:p>
@@ -13840,7 +16681,3946 @@
           <w:color w:val="AAAAAA"/>
           <w:sz w:val="16"/>
         </w:rPr>
-        <w:t>Supplier 17 of 17</w:t>
+        <w:t>Supplier 17 of 20</w:t>
+      </w:r>
+    </w:p>
+    <w:p>
+      <w:r>
+        <w:br w:type="page"/>
+      </w:r>
+    </w:p>
+    <w:tbl>
+      <w:tblPr>
+        <w:tblW w:type="auto" w:w="0"/>
+        <w:tblLook w:firstColumn="1" w:firstRow="1" w:lastColumn="0" w:lastRow="0" w:noHBand="0" w:noVBand="1" w:val="04A0"/>
+        <w:tblBorders>
+          <w:top w:val="none" w:sz="0" w:color="auto"/>
+          <w:left w:val="none" w:sz="0" w:color="auto"/>
+          <w:bottom w:val="none" w:sz="0" w:color="auto"/>
+          <w:right w:val="none" w:sz="0" w:color="auto"/>
+          <w:insideH w:val="none" w:sz="0" w:color="auto"/>
+          <w:insideV w:val="none" w:sz="0" w:color="auto"/>
+        </w:tblBorders>
+      </w:tblPr>
+      <w:tblGrid>
+        <w:gridCol w:w="9360"/>
+      </w:tblGrid>
+      <w:tr>
+        <w:tc>
+          <w:tcPr>
+            <w:tcW w:type="dxa" w:w="9360"/>
+            <w:shd w:val="clear" w:color="auto" w:fill="0369a1"/>
+          </w:tcPr>
+          <w:p>
+            <w:pPr>
+              <w:spacing w:before="160" w:after="80"/>
+              <w:ind w:left="227"/>
+            </w:pPr>
+            <w:r>
+              <w:rPr>
+                <w:b/>
+                <w:color w:val="FFFFFF"/>
+                <w:sz w:val="40"/>
+              </w:rPr>
+              <w:t>VAULBERT (HVC LTD)</w:t>
+            </w:r>
+          </w:p>
+          <w:p>
+            <w:pPr>
+              <w:spacing w:before="0" w:after="160"/>
+              <w:ind w:left="227"/>
+            </w:pPr>
+            <w:r>
+              <w:rPr>
+                <w:i/>
+                <w:sz w:val="22"/>
+              </w:rPr>
+              <w:t>Canned fish · Sauces · General Grocery</w:t>
+            </w:r>
+          </w:p>
+          <w:p>
+            <w:pPr>
+              <w:spacing w:before="0" w:after="160"/>
+              <w:ind w:left="227"/>
+            </w:pPr>
+            <w:r>
+              <w:rPr>
+                <w:color w:val="FFFFFF"/>
+                <w:sz w:val="18"/>
+              </w:rPr>
+              <w:t>**Supabase supplier_name:** `Vaulbert`</w:t>
+            </w:r>
+          </w:p>
+        </w:tc>
+      </w:tr>
+    </w:tbl>
+    <w:p>
+      <w:pPr>
+        <w:spacing w:after="80"/>
+      </w:pPr>
+    </w:p>
+    <w:tbl>
+      <w:tblPr>
+        <w:tblW w:type="auto" w:w="0"/>
+        <w:tblLook w:firstColumn="1" w:firstRow="1" w:lastColumn="0" w:lastRow="0" w:noHBand="0" w:noVBand="1" w:val="04A0"/>
+        <w:tblBorders>
+          <w:top w:val="none" w:sz="0" w:color="auto"/>
+          <w:left w:val="none" w:sz="0" w:color="auto"/>
+          <w:bottom w:val="none" w:sz="0" w:color="auto"/>
+          <w:right w:val="none" w:sz="0" w:color="auto"/>
+          <w:insideH w:val="none" w:sz="0" w:color="auto"/>
+          <w:insideV w:val="none" w:sz="0" w:color="auto"/>
+        </w:tblBorders>
+      </w:tblPr>
+      <w:tblGrid>
+        <w:gridCol w:w="9360"/>
+      </w:tblGrid>
+      <w:tr>
+        <w:tc>
+          <w:tcPr>
+            <w:tcW w:type="dxa" w:w="9360"/>
+            <w:shd w:val="clear" w:color="auto" w:fill="0369a1"/>
+          </w:tcPr>
+          <w:p>
+            <w:pPr>
+              <w:spacing w:before="0" w:after="0"/>
+              <w:ind w:left="170"/>
+            </w:pPr>
+            <w:r>
+              <w:rPr>
+                <w:b/>
+                <w:color w:val="FFFFFF"/>
+                <w:sz w:val="18"/>
+              </w:rPr>
+              <w:t xml:space="preserve">  INVOICE COLUMNS  (left → right on paper)</w:t>
+            </w:r>
+          </w:p>
+        </w:tc>
+      </w:tr>
+    </w:tbl>
+    <w:tbl>
+      <w:tblPr>
+        <w:tblW w:type="auto" w:w="0"/>
+        <w:tblLook w:firstColumn="1" w:firstRow="1" w:lastColumn="0" w:lastRow="0" w:noHBand="0" w:noVBand="1" w:val="04A0"/>
+        <w:tblBorders>
+          <w:top w:val="single" w:sz="4" w:color="CCCCCC"/>
+          <w:left w:val="single" w:sz="4" w:color="CCCCCC"/>
+          <w:bottom w:val="single" w:sz="4" w:color="CCCCCC"/>
+          <w:right w:val="single" w:sz="4" w:color="CCCCCC"/>
+          <w:insideH w:val="single" w:sz="4" w:color="CCCCCC"/>
+          <w:insideV w:val="single" w:sz="4" w:color="CCCCCC"/>
+        </w:tblBorders>
+      </w:tblPr>
+      <w:tblGrid>
+        <w:gridCol w:w="3120"/>
+        <w:gridCol w:w="3120"/>
+        <w:gridCol w:w="3120"/>
+      </w:tblGrid>
+      <w:tr>
+        <w:tc>
+          <w:tcPr>
+            <w:tcW w:type="dxa" w:w="3120"/>
+            <w:shd w:val="clear" w:color="auto" w:fill="E8EDF5"/>
+          </w:tcPr>
+          <w:p>
+            <w:pPr>
+              <w:spacing w:before="60" w:after="60"/>
+              <w:ind w:left="85"/>
+            </w:pPr>
+            <w:r>
+              <w:rPr>
+                <w:b/>
+                <w:i w:val="0"/>
+                <w:sz w:val="20"/>
+              </w:rPr>
+              <w:t>Field</w:t>
+            </w:r>
+          </w:p>
+        </w:tc>
+        <w:tc>
+          <w:tcPr>
+            <w:tcW w:type="dxa" w:w="3120"/>
+            <w:shd w:val="clear" w:color="auto" w:fill="E8EDF5"/>
+          </w:tcPr>
+          <w:p>
+            <w:pPr>
+              <w:spacing w:before="60" w:after="60"/>
+              <w:ind w:left="85"/>
+            </w:pPr>
+            <w:r>
+              <w:rPr>
+                <w:b/>
+                <w:i w:val="0"/>
+                <w:sz w:val="20"/>
+              </w:rPr>
+              <w:t>Invoice header</w:t>
+            </w:r>
+          </w:p>
+        </w:tc>
+        <w:tc>
+          <w:tcPr>
+            <w:tcW w:type="dxa" w:w="3120"/>
+            <w:shd w:val="clear" w:color="auto" w:fill="E8EDF5"/>
+          </w:tcPr>
+          <w:p>
+            <w:pPr>
+              <w:spacing w:before="60" w:after="60"/>
+              <w:ind w:left="85"/>
+            </w:pPr>
+            <w:r>
+              <w:rPr>
+                <w:b/>
+                <w:i w:val="0"/>
+                <w:sz w:val="20"/>
+              </w:rPr>
+              <w:t>Notes</w:t>
+            </w:r>
+          </w:p>
+        </w:tc>
+      </w:tr>
+      <w:tr>
+        <w:tc>
+          <w:tcPr>
+            <w:tcW w:type="dxa" w:w="3120"/>
+          </w:tcPr>
+          <w:p>
+            <w:pPr>
+              <w:spacing w:before="60" w:after="60"/>
+              <w:ind w:left="85"/>
+            </w:pPr>
+            <w:r>
+              <w:rPr>
+                <w:rFonts w:ascii="Courier New" w:hAnsi="Courier New"/>
+                <w:b w:val="0"/>
+                <w:i w:val="0"/>
+                <w:color w:val="C7253E"/>
+                <w:sz w:val="20"/>
+              </w:rPr>
+              <w:t>gtin</w:t>
+            </w:r>
+          </w:p>
+        </w:tc>
+        <w:tc>
+          <w:tcPr>
+            <w:tcW w:type="dxa" w:w="3120"/>
+          </w:tcPr>
+          <w:p>
+            <w:pPr>
+              <w:spacing w:before="60" w:after="60"/>
+              <w:ind w:left="85"/>
+            </w:pPr>
+            <w:r>
+              <w:rPr>
+                <w:b w:val="0"/>
+                <w:i w:val="0"/>
+                <w:sz w:val="20"/>
+              </w:rPr>
+              <w:t>GTIN</w:t>
+            </w:r>
+          </w:p>
+        </w:tc>
+        <w:tc>
+          <w:tcPr>
+            <w:tcW w:type="dxa" w:w="3120"/>
+          </w:tcPr>
+          <w:p>
+            <w:pPr>
+              <w:spacing w:before="60" w:after="60"/>
+              <w:ind w:left="85"/>
+            </w:pPr>
+            <w:r>
+              <w:rPr>
+                <w:b w:val="0"/>
+                <w:i w:val="0"/>
+                <w:sz w:val="20"/>
+              </w:rPr>
+              <w:t>Barcode</w:t>
+            </w:r>
+          </w:p>
+        </w:tc>
+      </w:tr>
+      <w:tr>
+        <w:tc>
+          <w:tcPr>
+            <w:tcW w:type="dxa" w:w="3120"/>
+          </w:tcPr>
+          <w:p>
+            <w:pPr>
+              <w:spacing w:before="60" w:after="60"/>
+              <w:ind w:left="85"/>
+            </w:pPr>
+            <w:r>
+              <w:rPr>
+                <w:rFonts w:ascii="Courier New" w:hAnsi="Courier New"/>
+                <w:b w:val="0"/>
+                <w:i w:val="0"/>
+                <w:color w:val="C7253E"/>
+                <w:sz w:val="20"/>
+              </w:rPr>
+              <w:t>description</w:t>
+            </w:r>
+          </w:p>
+        </w:tc>
+        <w:tc>
+          <w:tcPr>
+            <w:tcW w:type="dxa" w:w="3120"/>
+          </w:tcPr>
+          <w:p>
+            <w:pPr>
+              <w:spacing w:before="60" w:after="60"/>
+              <w:ind w:left="85"/>
+            </w:pPr>
+            <w:r>
+              <w:rPr>
+                <w:b w:val="0"/>
+                <w:i w:val="0"/>
+                <w:sz w:val="20"/>
+              </w:rPr>
+              <w:t>Description</w:t>
+            </w:r>
+          </w:p>
+        </w:tc>
+        <w:tc>
+          <w:tcPr>
+            <w:tcW w:type="dxa" w:w="3120"/>
+          </w:tcPr>
+          <w:p>
+            <w:pPr>
+              <w:spacing w:before="60" w:after="60"/>
+              <w:ind w:left="85"/>
+            </w:pPr>
+            <w:r>
+              <w:rPr>
+                <w:b w:val="0"/>
+                <w:i w:val="0"/>
+                <w:sz w:val="20"/>
+              </w:rPr>
+              <w:t>Product name</w:t>
+            </w:r>
+          </w:p>
+        </w:tc>
+      </w:tr>
+      <w:tr>
+        <w:tc>
+          <w:tcPr>
+            <w:tcW w:type="dxa" w:w="3120"/>
+          </w:tcPr>
+          <w:p>
+            <w:pPr>
+              <w:spacing w:before="60" w:after="60"/>
+              <w:ind w:left="85"/>
+            </w:pPr>
+            <w:r>
+              <w:rPr>
+                <w:rFonts w:ascii="Courier New" w:hAnsi="Courier New"/>
+                <w:b w:val="0"/>
+                <w:i w:val="0"/>
+                <w:color w:val="C7253E"/>
+                <w:sz w:val="20"/>
+              </w:rPr>
+              <w:t>no</w:t>
+            </w:r>
+          </w:p>
+        </w:tc>
+        <w:tc>
+          <w:tcPr>
+            <w:tcW w:type="dxa" w:w="3120"/>
+          </w:tcPr>
+          <w:p>
+            <w:pPr>
+              <w:spacing w:before="60" w:after="60"/>
+              <w:ind w:left="85"/>
+            </w:pPr>
+            <w:r>
+              <w:rPr>
+                <w:b w:val="0"/>
+                <w:i w:val="0"/>
+                <w:sz w:val="20"/>
+              </w:rPr>
+              <w:t>No.</w:t>
+            </w:r>
+          </w:p>
+        </w:tc>
+        <w:tc>
+          <w:tcPr>
+            <w:tcW w:type="dxa" w:w="3120"/>
+          </w:tcPr>
+          <w:p>
+            <w:pPr>
+              <w:spacing w:before="60" w:after="60"/>
+              <w:ind w:left="85"/>
+            </w:pPr>
+            <w:r>
+              <w:rPr>
+                <w:b w:val="0"/>
+                <w:i w:val="0"/>
+                <w:sz w:val="20"/>
+              </w:rPr>
+              <w:t xml:space="preserve">Product code (e.g. </w:t>
+            </w:r>
+            <w:r>
+              <w:rPr>
+                <w:rFonts w:ascii="Courier New" w:hAnsi="Courier New"/>
+                <w:b w:val="0"/>
+                <w:i w:val="0"/>
+                <w:color w:val="C7253E"/>
+                <w:sz w:val="20"/>
+              </w:rPr>
+              <w:t>0660148</w:t>
+            </w:r>
+            <w:r>
+              <w:rPr>
+                <w:b w:val="0"/>
+                <w:i w:val="0"/>
+                <w:sz w:val="20"/>
+              </w:rPr>
+              <w:t xml:space="preserve">, </w:t>
+            </w:r>
+            <w:r>
+              <w:rPr>
+                <w:rFonts w:ascii="Courier New" w:hAnsi="Courier New"/>
+                <w:b w:val="0"/>
+                <w:i w:val="0"/>
+                <w:color w:val="C7253E"/>
+                <w:sz w:val="20"/>
+              </w:rPr>
+              <w:t>IT000074</w:t>
+            </w:r>
+            <w:r>
+              <w:rPr>
+                <w:b w:val="0"/>
+                <w:i w:val="0"/>
+                <w:sz w:val="20"/>
+              </w:rPr>
+              <w:t>)</w:t>
+            </w:r>
+          </w:p>
+        </w:tc>
+      </w:tr>
+      <w:tr>
+        <w:tc>
+          <w:tcPr>
+            <w:tcW w:type="dxa" w:w="3120"/>
+          </w:tcPr>
+          <w:p>
+            <w:pPr>
+              <w:spacing w:before="60" w:after="60"/>
+              <w:ind w:left="85"/>
+            </w:pPr>
+            <w:r>
+              <w:rPr>
+                <w:rFonts w:ascii="Courier New" w:hAnsi="Courier New"/>
+                <w:b w:val="0"/>
+                <w:i w:val="0"/>
+                <w:color w:val="C7253E"/>
+                <w:sz w:val="20"/>
+              </w:rPr>
+              <w:t>qty</w:t>
+            </w:r>
+          </w:p>
+        </w:tc>
+        <w:tc>
+          <w:tcPr>
+            <w:tcW w:type="dxa" w:w="3120"/>
+          </w:tcPr>
+          <w:p>
+            <w:pPr>
+              <w:spacing w:before="60" w:after="60"/>
+              <w:ind w:left="85"/>
+            </w:pPr>
+            <w:r>
+              <w:rPr>
+                <w:b w:val="0"/>
+                <w:i w:val="0"/>
+                <w:sz w:val="20"/>
+              </w:rPr>
+              <w:t>QTY</w:t>
+            </w:r>
+          </w:p>
+        </w:tc>
+        <w:tc>
+          <w:tcPr>
+            <w:tcW w:type="dxa" w:w="3120"/>
+          </w:tcPr>
+          <w:p>
+            <w:pPr>
+              <w:spacing w:before="60" w:after="60"/>
+              <w:ind w:left="85"/>
+            </w:pPr>
+            <w:r>
+              <w:rPr>
+                <w:b/>
+                <w:i w:val="0"/>
+                <w:sz w:val="20"/>
+              </w:rPr>
+              <w:t>Counts CARTONS when UOM is CAR-style, pieces when UOM = Piece</w:t>
+            </w:r>
+          </w:p>
+        </w:tc>
+      </w:tr>
+      <w:tr>
+        <w:tc>
+          <w:tcPr>
+            <w:tcW w:type="dxa" w:w="3120"/>
+          </w:tcPr>
+          <w:p>
+            <w:pPr>
+              <w:spacing w:before="60" w:after="60"/>
+              <w:ind w:left="85"/>
+            </w:pPr>
+            <w:r>
+              <w:rPr>
+                <w:rFonts w:ascii="Courier New" w:hAnsi="Courier New"/>
+                <w:b w:val="0"/>
+                <w:i w:val="0"/>
+                <w:color w:val="C7253E"/>
+                <w:sz w:val="20"/>
+              </w:rPr>
+              <w:t>uom</w:t>
+            </w:r>
+          </w:p>
+        </w:tc>
+        <w:tc>
+          <w:tcPr>
+            <w:tcW w:type="dxa" w:w="3120"/>
+          </w:tcPr>
+          <w:p>
+            <w:pPr>
+              <w:spacing w:before="60" w:after="60"/>
+              <w:ind w:left="85"/>
+            </w:pPr>
+            <w:r>
+              <w:rPr>
+                <w:b w:val="0"/>
+                <w:i w:val="0"/>
+                <w:sz w:val="20"/>
+              </w:rPr>
+              <w:t>UOM</w:t>
+            </w:r>
+          </w:p>
+        </w:tc>
+        <w:tc>
+          <w:tcPr>
+            <w:tcW w:type="dxa" w:w="3120"/>
+          </w:tcPr>
+          <w:p>
+            <w:pPr>
+              <w:spacing w:before="60" w:after="60"/>
+              <w:ind w:left="85"/>
+            </w:pPr>
+            <w:r>
+              <w:rPr>
+                <w:rFonts w:ascii="Courier New" w:hAnsi="Courier New"/>
+                <w:b w:val="0"/>
+                <w:i w:val="0"/>
+                <w:color w:val="C7253E"/>
+                <w:sz w:val="20"/>
+              </w:rPr>
+              <w:t>CAR12 PCS</w:t>
+            </w:r>
+            <w:r>
+              <w:rPr>
+                <w:b w:val="0"/>
+                <w:i w:val="0"/>
+                <w:sz w:val="20"/>
+              </w:rPr>
+              <w:t xml:space="preserve"> / </w:t>
+            </w:r>
+            <w:r>
+              <w:rPr>
+                <w:rFonts w:ascii="Courier New" w:hAnsi="Courier New"/>
+                <w:b w:val="0"/>
+                <w:i w:val="0"/>
+                <w:color w:val="C7253E"/>
+                <w:sz w:val="20"/>
+              </w:rPr>
+              <w:t>CAR 24PCS</w:t>
+            </w:r>
+            <w:r>
+              <w:rPr>
+                <w:b w:val="0"/>
+                <w:i w:val="0"/>
+                <w:sz w:val="20"/>
+              </w:rPr>
+              <w:t xml:space="preserve"> = carton of N · </w:t>
+            </w:r>
+            <w:r>
+              <w:rPr>
+                <w:rFonts w:ascii="Courier New" w:hAnsi="Courier New"/>
+                <w:b w:val="0"/>
+                <w:i w:val="0"/>
+                <w:color w:val="C7253E"/>
+                <w:sz w:val="20"/>
+              </w:rPr>
+              <w:t>Piece</w:t>
+            </w:r>
+            <w:r>
+              <w:rPr>
+                <w:b w:val="0"/>
+                <w:i w:val="0"/>
+                <w:sz w:val="20"/>
+              </w:rPr>
+              <w:t xml:space="preserve"> = individual</w:t>
+            </w:r>
+          </w:p>
+        </w:tc>
+      </w:tr>
+      <w:tr>
+        <w:tc>
+          <w:tcPr>
+            <w:tcW w:type="dxa" w:w="3120"/>
+          </w:tcPr>
+          <w:p>
+            <w:pPr>
+              <w:spacing w:before="60" w:after="60"/>
+              <w:ind w:left="85"/>
+            </w:pPr>
+            <w:r>
+              <w:rPr>
+                <w:rFonts w:ascii="Courier New" w:hAnsi="Courier New"/>
+                <w:b w:val="0"/>
+                <w:i w:val="0"/>
+                <w:color w:val="C7253E"/>
+                <w:sz w:val="20"/>
+              </w:rPr>
+              <w:t>unitPriceExclVat</w:t>
+            </w:r>
+          </w:p>
+        </w:tc>
+        <w:tc>
+          <w:tcPr>
+            <w:tcW w:type="dxa" w:w="3120"/>
+          </w:tcPr>
+          <w:p>
+            <w:pPr>
+              <w:spacing w:before="60" w:after="60"/>
+              <w:ind w:left="85"/>
+            </w:pPr>
+            <w:r>
+              <w:rPr>
+                <w:b w:val="0"/>
+                <w:i w:val="0"/>
+                <w:sz w:val="20"/>
+              </w:rPr>
+              <w:t>Unit Price Excl. VAT</w:t>
+            </w:r>
+          </w:p>
+        </w:tc>
+        <w:tc>
+          <w:tcPr>
+            <w:tcW w:type="dxa" w:w="3120"/>
+          </w:tcPr>
+          <w:p>
+            <w:pPr>
+              <w:spacing w:before="60" w:after="60"/>
+              <w:ind w:left="85"/>
+            </w:pPr>
+            <w:r>
+              <w:rPr>
+                <w:b/>
+                <w:i w:val="0"/>
+                <w:sz w:val="20"/>
+              </w:rPr>
+              <w:t>PER CARTON</w:t>
+            </w:r>
+            <w:r>
+              <w:rPr>
+                <w:b w:val="0"/>
+                <w:i w:val="0"/>
+                <w:sz w:val="20"/>
+              </w:rPr>
+              <w:t xml:space="preserve"> when UOM is CAR-style</w:t>
+            </w:r>
+          </w:p>
+        </w:tc>
+      </w:tr>
+      <w:tr>
+        <w:tc>
+          <w:tcPr>
+            <w:tcW w:type="dxa" w:w="3120"/>
+          </w:tcPr>
+          <w:p>
+            <w:pPr>
+              <w:spacing w:before="60" w:after="60"/>
+              <w:ind w:left="85"/>
+            </w:pPr>
+            <w:r>
+              <w:rPr>
+                <w:rFonts w:ascii="Courier New" w:hAnsi="Courier New"/>
+                <w:b w:val="0"/>
+                <w:i w:val="0"/>
+                <w:color w:val="C7253E"/>
+                <w:sz w:val="20"/>
+              </w:rPr>
+              <w:t>disc</w:t>
+            </w:r>
+          </w:p>
+        </w:tc>
+        <w:tc>
+          <w:tcPr>
+            <w:tcW w:type="dxa" w:w="3120"/>
+          </w:tcPr>
+          <w:p>
+            <w:pPr>
+              <w:spacing w:before="60" w:after="60"/>
+              <w:ind w:left="85"/>
+            </w:pPr>
+            <w:r>
+              <w:rPr>
+                <w:b w:val="0"/>
+                <w:i w:val="0"/>
+                <w:sz w:val="20"/>
+              </w:rPr>
+              <w:t>Dis%</w:t>
+            </w:r>
+          </w:p>
+        </w:tc>
+        <w:tc>
+          <w:tcPr>
+            <w:tcW w:type="dxa" w:w="3120"/>
+          </w:tcPr>
+          <w:p>
+            <w:pPr>
+              <w:spacing w:before="60" w:after="60"/>
+              <w:ind w:left="85"/>
+            </w:pPr>
+            <w:r>
+              <w:rPr>
+                <w:b w:val="0"/>
+                <w:i w:val="0"/>
+                <w:sz w:val="20"/>
+              </w:rPr>
+              <w:t xml:space="preserve">Line discount, e.g. </w:t>
+            </w:r>
+            <w:r>
+              <w:rPr>
+                <w:rFonts w:ascii="Courier New" w:hAnsi="Courier New"/>
+                <w:b w:val="0"/>
+                <w:i w:val="0"/>
+                <w:color w:val="C7253E"/>
+                <w:sz w:val="20"/>
+              </w:rPr>
+              <w:t>-3%</w:t>
+            </w:r>
+            <w:r>
+              <w:rPr>
+                <w:b w:val="0"/>
+                <w:i w:val="0"/>
+                <w:sz w:val="20"/>
+              </w:rPr>
+              <w:t xml:space="preserve"> — must be applied into buyPlusVat</w:t>
+            </w:r>
+          </w:p>
+        </w:tc>
+      </w:tr>
+      <w:tr>
+        <w:tc>
+          <w:tcPr>
+            <w:tcW w:type="dxa" w:w="3120"/>
+          </w:tcPr>
+          <w:p>
+            <w:pPr>
+              <w:spacing w:before="60" w:after="60"/>
+              <w:ind w:left="85"/>
+            </w:pPr>
+            <w:r>
+              <w:rPr>
+                <w:rFonts w:ascii="Courier New" w:hAnsi="Courier New"/>
+                <w:b w:val="0"/>
+                <w:i w:val="0"/>
+                <w:color w:val="C7253E"/>
+                <w:sz w:val="20"/>
+              </w:rPr>
+              <w:t>lineAmountExclVat</w:t>
+            </w:r>
+          </w:p>
+        </w:tc>
+        <w:tc>
+          <w:tcPr>
+            <w:tcW w:type="dxa" w:w="3120"/>
+          </w:tcPr>
+          <w:p>
+            <w:pPr>
+              <w:spacing w:before="60" w:after="60"/>
+              <w:ind w:left="85"/>
+            </w:pPr>
+            <w:r>
+              <w:rPr>
+                <w:b w:val="0"/>
+                <w:i w:val="0"/>
+                <w:sz w:val="20"/>
+              </w:rPr>
+              <w:t>Line Amount Excl. VAT</w:t>
+            </w:r>
+          </w:p>
+        </w:tc>
+        <w:tc>
+          <w:tcPr>
+            <w:tcW w:type="dxa" w:w="3120"/>
+          </w:tcPr>
+          <w:p>
+            <w:pPr>
+              <w:spacing w:before="60" w:after="60"/>
+              <w:ind w:left="85"/>
+            </w:pPr>
+            <w:r>
+              <w:rPr>
+                <w:b w:val="0"/>
+                <w:i w:val="0"/>
+                <w:sz w:val="20"/>
+              </w:rPr>
+              <w:t>Line total after discount</w:t>
+            </w:r>
+          </w:p>
+        </w:tc>
+      </w:tr>
+      <w:tr>
+        <w:tc>
+          <w:tcPr>
+            <w:tcW w:type="dxa" w:w="3120"/>
+          </w:tcPr>
+          <w:p>
+            <w:pPr>
+              <w:spacing w:before="60" w:after="60"/>
+              <w:ind w:left="85"/>
+            </w:pPr>
+            <w:r>
+              <w:rPr>
+                <w:rFonts w:ascii="Courier New" w:hAnsi="Courier New"/>
+                <w:b w:val="0"/>
+                <w:i w:val="0"/>
+                <w:color w:val="C7253E"/>
+                <w:sz w:val="20"/>
+              </w:rPr>
+              <w:t>vatId</w:t>
+            </w:r>
+          </w:p>
+        </w:tc>
+        <w:tc>
+          <w:tcPr>
+            <w:tcW w:type="dxa" w:w="3120"/>
+          </w:tcPr>
+          <w:p>
+            <w:pPr>
+              <w:spacing w:before="60" w:after="60"/>
+              <w:ind w:left="85"/>
+            </w:pPr>
+            <w:r>
+              <w:rPr>
+                <w:b w:val="0"/>
+                <w:i w:val="0"/>
+                <w:sz w:val="20"/>
+              </w:rPr>
+              <w:t>VAT ID</w:t>
+            </w:r>
+          </w:p>
+        </w:tc>
+        <w:tc>
+          <w:tcPr>
+            <w:tcW w:type="dxa" w:w="3120"/>
+          </w:tcPr>
+          <w:p>
+            <w:pPr>
+              <w:spacing w:before="60" w:after="60"/>
+              <w:ind w:left="85"/>
+            </w:pPr>
+            <w:r>
+              <w:rPr>
+                <w:rFonts w:ascii="Courier New" w:hAnsi="Courier New"/>
+                <w:b w:val="0"/>
+                <w:i w:val="0"/>
+                <w:color w:val="C7253E"/>
+                <w:sz w:val="20"/>
+              </w:rPr>
+              <w:t>Z</w:t>
+            </w:r>
+            <w:r>
+              <w:rPr>
+                <w:b w:val="0"/>
+                <w:i w:val="0"/>
+                <w:sz w:val="20"/>
+              </w:rPr>
+              <w:t xml:space="preserve"> = zero-rated · </w:t>
+            </w:r>
+            <w:r>
+              <w:rPr>
+                <w:rFonts w:ascii="Courier New" w:hAnsi="Courier New"/>
+                <w:b w:val="0"/>
+                <w:i w:val="0"/>
+                <w:color w:val="C7253E"/>
+                <w:sz w:val="20"/>
+              </w:rPr>
+              <w:t>S</w:t>
+            </w:r>
+            <w:r>
+              <w:rPr>
+                <w:b w:val="0"/>
+                <w:i w:val="0"/>
+                <w:sz w:val="20"/>
+              </w:rPr>
+              <w:t xml:space="preserve"> = standard 15%</w:t>
+            </w:r>
+          </w:p>
+        </w:tc>
+      </w:tr>
+    </w:tbl>
+    <w:p>
+      <w:pPr>
+        <w:spacing w:after="120"/>
+      </w:pPr>
+    </w:p>
+    <w:tbl>
+      <w:tblPr>
+        <w:tblW w:type="auto" w:w="0"/>
+        <w:tblLook w:firstColumn="1" w:firstRow="1" w:lastColumn="0" w:lastRow="0" w:noHBand="0" w:noVBand="1" w:val="04A0"/>
+        <w:tblBorders>
+          <w:top w:val="none" w:sz="0" w:color="auto"/>
+          <w:left w:val="none" w:sz="0" w:color="auto"/>
+          <w:bottom w:val="none" w:sz="0" w:color="auto"/>
+          <w:right w:val="none" w:sz="0" w:color="auto"/>
+          <w:insideH w:val="none" w:sz="0" w:color="auto"/>
+          <w:insideV w:val="none" w:sz="0" w:color="auto"/>
+        </w:tblBorders>
+      </w:tblPr>
+      <w:tblGrid>
+        <w:gridCol w:w="9360"/>
+      </w:tblGrid>
+      <w:tr>
+        <w:tc>
+          <w:tcPr>
+            <w:tcW w:type="dxa" w:w="9360"/>
+            <w:shd w:val="clear" w:color="auto" w:fill="0369a1"/>
+          </w:tcPr>
+          <w:p>
+            <w:pPr>
+              <w:spacing w:before="0" w:after="0"/>
+              <w:ind w:left="170"/>
+            </w:pPr>
+            <w:r>
+              <w:rPr>
+                <w:b/>
+                <w:color w:val="FFFFFF"/>
+                <w:sz w:val="18"/>
+              </w:rPr>
+              <w:t xml:space="preserve">  colOrder  —  paste this into the invoice JSON</w:t>
+            </w:r>
+          </w:p>
+        </w:tc>
+      </w:tr>
+    </w:tbl>
+    <w:p>
+      <w:pPr>
+        <w:spacing w:before="80" w:after="120"/>
+        <w:ind w:left="288"/>
+        <w:shd w:val="clear" w:color="auto" w:fill="F3F4F6"/>
+      </w:pPr>
+      <w:r>
+        <w:rPr>
+          <w:rFonts w:ascii="Courier New" w:hAnsi="Courier New"/>
+          <w:color w:val="1E293B"/>
+          <w:sz w:val="20"/>
+        </w:rPr>
+        <w:t>["gtin","description","no","qty","uom","unitPriceExclVat","disc","lineAmountExclVat","vatId"]</w:t>
+      </w:r>
+    </w:p>
+    <w:tbl>
+      <w:tblPr>
+        <w:tblW w:type="auto" w:w="0"/>
+        <w:tblLook w:firstColumn="1" w:firstRow="1" w:lastColumn="0" w:lastRow="0" w:noHBand="0" w:noVBand="1" w:val="04A0"/>
+        <w:tblBorders>
+          <w:top w:val="none" w:sz="0" w:color="auto"/>
+          <w:left w:val="none" w:sz="0" w:color="auto"/>
+          <w:bottom w:val="none" w:sz="0" w:color="auto"/>
+          <w:right w:val="none" w:sz="0" w:color="auto"/>
+          <w:insideH w:val="none" w:sz="0" w:color="auto"/>
+          <w:insideV w:val="none" w:sz="0" w:color="auto"/>
+        </w:tblBorders>
+      </w:tblPr>
+      <w:tblGrid>
+        <w:gridCol w:w="9360"/>
+      </w:tblGrid>
+      <w:tr>
+        <w:tc>
+          <w:tcPr>
+            <w:tcW w:type="dxa" w:w="9360"/>
+            <w:shd w:val="clear" w:color="auto" w:fill="2d6a4f"/>
+          </w:tcPr>
+          <w:p>
+            <w:pPr>
+              <w:spacing w:before="0" w:after="0"/>
+              <w:ind w:left="170"/>
+            </w:pPr>
+            <w:r>
+              <w:rPr>
+                <w:b/>
+                <w:color w:val="FFFFFF"/>
+                <w:sz w:val="18"/>
+              </w:rPr>
+              <w:t xml:space="preserve">  VAT TREATMENT</w:t>
+            </w:r>
+          </w:p>
+        </w:tc>
+      </w:tr>
+    </w:tbl>
+    <w:p>
+      <w:pPr>
+        <w:spacing w:before="40" w:after="40"/>
+        <w:ind w:left="283"/>
+      </w:pPr>
+      <w:r>
+        <w:rPr>
+          <w:b w:val="0"/>
+          <w:i w:val="0"/>
+          <w:sz w:val="20"/>
+        </w:rPr>
+        <w:t xml:space="preserve">• </w:t>
+      </w:r>
+      <w:r>
+        <w:rPr>
+          <w:rFonts w:ascii="Courier New" w:hAnsi="Courier New"/>
+          <w:b w:val="0"/>
+          <w:i w:val="0"/>
+          <w:color w:val="C7253E"/>
+          <w:sz w:val="20"/>
+        </w:rPr>
+        <w:t>vatId = Z</w:t>
+      </w:r>
+      <w:r>
+        <w:rPr>
+          <w:b w:val="0"/>
+          <w:i w:val="0"/>
+          <w:sz w:val="20"/>
+        </w:rPr>
+        <w:t xml:space="preserve"> (pilchards, canned fish) → zero-rated, NO 15%</w:t>
+      </w:r>
+    </w:p>
+    <w:p>
+      <w:pPr>
+        <w:spacing w:before="40" w:after="40"/>
+        <w:ind w:left="283"/>
+      </w:pPr>
+      <w:r>
+        <w:rPr>
+          <w:b w:val="0"/>
+          <w:i w:val="0"/>
+          <w:sz w:val="20"/>
+        </w:rPr>
+        <w:t xml:space="preserve">• </w:t>
+      </w:r>
+      <w:r>
+        <w:rPr>
+          <w:rFonts w:ascii="Courier New" w:hAnsi="Courier New"/>
+          <w:b w:val="0"/>
+          <w:i w:val="0"/>
+          <w:color w:val="C7253E"/>
+          <w:sz w:val="20"/>
+        </w:rPr>
+        <w:t>vatId = S</w:t>
+      </w:r>
+      <w:r>
+        <w:rPr>
+          <w:b w:val="0"/>
+          <w:i w:val="0"/>
+          <w:sz w:val="20"/>
+        </w:rPr>
+        <w:t xml:space="preserve"> → multiply by 1.15 for buyPlusVat</w:t>
+      </w:r>
+    </w:p>
+    <w:p>
+      <w:pPr>
+        <w:spacing w:after="80"/>
+      </w:pPr>
+    </w:p>
+    <w:tbl>
+      <w:tblPr>
+        <w:tblW w:type="auto" w:w="0"/>
+        <w:tblLook w:firstColumn="1" w:firstRow="1" w:lastColumn="0" w:lastRow="0" w:noHBand="0" w:noVBand="1" w:val="04A0"/>
+        <w:tblBorders>
+          <w:top w:val="none" w:sz="0" w:color="auto"/>
+          <w:left w:val="none" w:sz="0" w:color="auto"/>
+          <w:bottom w:val="none" w:sz="0" w:color="auto"/>
+          <w:right w:val="none" w:sz="0" w:color="auto"/>
+          <w:insideH w:val="none" w:sz="0" w:color="auto"/>
+          <w:insideV w:val="none" w:sz="0" w:color="auto"/>
+        </w:tblBorders>
+      </w:tblPr>
+      <w:tblGrid>
+        <w:gridCol w:w="9360"/>
+      </w:tblGrid>
+      <w:tr>
+        <w:tc>
+          <w:tcPr>
+            <w:tcW w:type="dxa" w:w="9360"/>
+            <w:shd w:val="clear" w:color="auto" w:fill="1d4ed8"/>
+          </w:tcPr>
+          <w:p>
+            <w:pPr>
+              <w:spacing w:before="0" w:after="0"/>
+              <w:ind w:left="170"/>
+            </w:pPr>
+            <w:r>
+              <w:rPr>
+                <w:b/>
+                <w:color w:val="FFFFFF"/>
+                <w:sz w:val="18"/>
+              </w:rPr>
+              <w:t xml:space="preserve">  SPECIAL RULES</w:t>
+            </w:r>
+          </w:p>
+        </w:tc>
+      </w:tr>
+    </w:tbl>
+    <w:p>
+      <w:pPr>
+        <w:spacing w:before="40" w:after="40"/>
+        <w:ind w:left="283"/>
+      </w:pPr>
+      <w:r>
+        <w:rPr>
+          <w:b w:val="0"/>
+          <w:i w:val="0"/>
+          <w:sz w:val="20"/>
+        </w:rPr>
+        <w:t xml:space="preserve">1.  UOM </w:t>
+      </w:r>
+      <w:r>
+        <w:rPr>
+          <w:rFonts w:ascii="Courier New" w:hAnsi="Courier New"/>
+          <w:b w:val="0"/>
+          <w:i w:val="0"/>
+          <w:color w:val="C7253E"/>
+          <w:sz w:val="20"/>
+        </w:rPr>
+        <w:t>CAR12 PCS</w:t>
+      </w:r>
+      <w:r>
+        <w:rPr>
+          <w:b w:val="0"/>
+          <w:i w:val="0"/>
+          <w:sz w:val="20"/>
+        </w:rPr>
+        <w:t xml:space="preserve"> / </w:t>
+      </w:r>
+      <w:r>
+        <w:rPr>
+          <w:rFonts w:ascii="Courier New" w:hAnsi="Courier New"/>
+          <w:b w:val="0"/>
+          <w:i w:val="0"/>
+          <w:color w:val="C7253E"/>
+          <w:sz w:val="20"/>
+        </w:rPr>
+        <w:t>CAR 24PCS</w:t>
+      </w:r>
+      <w:r>
+        <w:rPr>
+          <w:b w:val="0"/>
+          <w:i w:val="0"/>
+          <w:sz w:val="20"/>
+        </w:rPr>
+        <w:t xml:space="preserve"> = 1 carton of 12 / 24 pieces; QTY counts cartons</w:t>
+      </w:r>
+    </w:p>
+    <w:p>
+      <w:pPr>
+        <w:spacing w:before="40" w:after="40"/>
+        <w:ind w:left="283"/>
+      </w:pPr>
+      <w:r>
+        <w:rPr>
+          <w:b w:val="0"/>
+          <w:i w:val="0"/>
+          <w:sz w:val="20"/>
+        </w:rPr>
+        <w:t xml:space="preserve">2.  </w:t>
+      </w:r>
+      <w:r>
+        <w:rPr>
+          <w:rFonts w:ascii="Courier New" w:hAnsi="Courier New"/>
+          <w:b w:val="0"/>
+          <w:i w:val="0"/>
+          <w:color w:val="C7253E"/>
+          <w:sz w:val="20"/>
+        </w:rPr>
+        <w:t>buyPlusVat</w:t>
+      </w:r>
+      <w:r>
+        <w:rPr>
+          <w:b w:val="0"/>
+          <w:i w:val="0"/>
+          <w:sz w:val="20"/>
+        </w:rPr>
+        <w:t xml:space="preserve"> = </w:t>
+      </w:r>
+      <w:r>
+        <w:rPr>
+          <w:b/>
+          <w:i w:val="0"/>
+          <w:sz w:val="20"/>
+        </w:rPr>
+        <w:t>carton price as billed</w:t>
+      </w:r>
+      <w:r>
+        <w:rPr>
+          <w:b w:val="0"/>
+          <w:i w:val="0"/>
+          <w:sz w:val="20"/>
+        </w:rPr>
+        <w:t xml:space="preserve"> (unit price × (1+disc), ×1.15 only when vatId=S) — store at CARTON level; the app divides by the UOM pack count automatically</w:t>
+      </w:r>
+    </w:p>
+    <w:p>
+      <w:pPr>
+        <w:spacing w:before="40" w:after="40"/>
+        <w:ind w:left="283"/>
+      </w:pPr>
+      <w:r>
+        <w:rPr>
+          <w:b w:val="0"/>
+          <w:i w:val="0"/>
+          <w:sz w:val="20"/>
+        </w:rPr>
+        <w:t xml:space="preserve">3.  </w:t>
+      </w:r>
+      <w:r>
+        <w:rPr>
+          <w:rFonts w:ascii="Courier New" w:hAnsi="Courier New"/>
+          <w:b w:val="0"/>
+          <w:i w:val="0"/>
+          <w:color w:val="C7253E"/>
+          <w:sz w:val="20"/>
+        </w:rPr>
+        <w:t>recPrice = buyPlusVat × 1.2</w:t>
+      </w:r>
+      <w:r>
+        <w:rPr>
+          <w:b w:val="0"/>
+          <w:i w:val="0"/>
+          <w:sz w:val="20"/>
+        </w:rPr>
+        <w:t xml:space="preserve"> (also carton level)</w:t>
+      </w:r>
+    </w:p>
+    <w:p>
+      <w:pPr>
+        <w:spacing w:after="80"/>
+      </w:pPr>
+    </w:p>
+    <w:tbl>
+      <w:tblPr>
+        <w:tblW w:type="auto" w:w="0"/>
+        <w:tblLook w:firstColumn="1" w:firstRow="1" w:lastColumn="0" w:lastRow="0" w:noHBand="0" w:noVBand="1" w:val="04A0"/>
+        <w:tblBorders>
+          <w:top w:val="none" w:sz="0" w:color="auto"/>
+          <w:left w:val="none" w:sz="0" w:color="auto"/>
+          <w:bottom w:val="none" w:sz="0" w:color="auto"/>
+          <w:right w:val="none" w:sz="0" w:color="auto"/>
+          <w:insideH w:val="none" w:sz="0" w:color="auto"/>
+          <w:insideV w:val="none" w:sz="0" w:color="auto"/>
+        </w:tblBorders>
+      </w:tblPr>
+      <w:tblGrid>
+        <w:gridCol w:w="9360"/>
+      </w:tblGrid>
+      <w:tr>
+        <w:tc>
+          <w:tcPr>
+            <w:tcW w:type="dxa" w:w="9360"/>
+            <w:shd w:val="clear" w:color="auto" w:fill="b45309"/>
+          </w:tcPr>
+          <w:p>
+            <w:pPr>
+              <w:spacing w:before="0" w:after="0"/>
+              <w:ind w:left="170"/>
+            </w:pPr>
+            <w:r>
+              <w:rPr>
+                <w:b/>
+                <w:color w:val="FFFFFF"/>
+                <w:sz w:val="18"/>
+              </w:rPr>
+              <w:t xml:space="preserve">  ⚠  GOTCHAS</w:t>
+            </w:r>
+          </w:p>
+        </w:tc>
+      </w:tr>
+    </w:tbl>
+    <w:p>
+      <w:pPr>
+        <w:spacing w:before="40" w:after="40"/>
+        <w:ind w:left="283"/>
+      </w:pPr>
+      <w:r>
+        <w:rPr>
+          <w:b w:val="0"/>
+          <w:i w:val="0"/>
+          <w:sz w:val="20"/>
+        </w:rPr>
+        <w:t>⚠  Invoices SI25919 (carton-level buyPlusVat) and SI26635 (pre-divided) were processed inconsistently — the app now auto-detects both, but going forward ALWAYS store carton level</w:t>
+      </w:r>
+    </w:p>
+    <w:p>
+      <w:pPr>
+        <w:spacing w:before="40" w:after="40"/>
+        <w:ind w:left="283"/>
+      </w:pPr>
+      <w:r>
+        <w:rPr>
+          <w:b w:val="0"/>
+          <w:i w:val="0"/>
+          <w:sz w:val="20"/>
+        </w:rPr>
+        <w:t>⚠  Do not read the pack count from the description (it has none) — it lives in the UOM column</w:t>
+      </w:r>
+    </w:p>
+    <w:p>
+      <w:pPr>
+        <w:spacing w:before="40" w:after="40"/>
+        <w:ind w:left="283"/>
+      </w:pPr>
+      <w:r>
+        <w:rPr>
+          <w:b w:val="0"/>
+          <w:i w:val="0"/>
+          <w:sz w:val="20"/>
+        </w:rPr>
+        <w:t xml:space="preserve">⚠  Older keyed invoices carry extra </w:t>
+      </w:r>
+      <w:r>
+        <w:rPr>
+          <w:rFonts w:ascii="Courier New" w:hAnsi="Courier New"/>
+          <w:b w:val="0"/>
+          <w:i w:val="0"/>
+          <w:color w:val="C7253E"/>
+          <w:sz w:val="20"/>
+        </w:rPr>
+        <w:t>Pack</w:t>
+      </w:r>
+      <w:r>
+        <w:rPr>
+          <w:b w:val="0"/>
+          <w:i w:val="0"/>
+          <w:sz w:val="20"/>
+        </w:rPr>
+        <w:t xml:space="preserve"> and </w:t>
+      </w:r>
+      <w:r>
+        <w:rPr>
+          <w:rFonts w:ascii="Courier New" w:hAnsi="Courier New"/>
+          <w:b w:val="0"/>
+          <w:i w:val="0"/>
+          <w:color w:val="C7253E"/>
+          <w:sz w:val="20"/>
+        </w:rPr>
+        <w:t>Price/Unit</w:t>
+      </w:r>
+      <w:r>
+        <w:rPr>
+          <w:b w:val="0"/>
+          <w:i w:val="0"/>
+          <w:sz w:val="20"/>
+        </w:rPr>
+        <w:t xml:space="preserve"> columns — </w:t>
+      </w:r>
+      <w:r>
+        <w:rPr>
+          <w:rFonts w:ascii="Courier New" w:hAnsi="Courier New"/>
+          <w:b w:val="0"/>
+          <w:i w:val="0"/>
+          <w:color w:val="C7253E"/>
+          <w:sz w:val="20"/>
+        </w:rPr>
+        <w:t>Price/Unit</w:t>
+      </w:r>
+      <w:r>
+        <w:rPr>
+          <w:b w:val="0"/>
+          <w:i w:val="0"/>
+          <w:sz w:val="20"/>
+        </w:rPr>
+        <w:t xml:space="preserve"> is the per-piece price, already discounted</w:t>
+      </w:r>
+    </w:p>
+    <w:p>
+      <w:pPr>
+        <w:spacing w:after="80"/>
+      </w:pPr>
+    </w:p>
+    <w:p>
+      <w:pPr>
+        <w:spacing w:before="160"/>
+      </w:pPr>
+      <w:r>
+        <w:rPr>
+          <w:i/>
+          <w:color w:val="AAAAAA"/>
+          <w:sz w:val="16"/>
+        </w:rPr>
+        <w:t>Supplier 18 of 20</w:t>
+      </w:r>
+    </w:p>
+    <w:p>
+      <w:r>
+        <w:br w:type="page"/>
+      </w:r>
+    </w:p>
+    <w:tbl>
+      <w:tblPr>
+        <w:tblW w:type="auto" w:w="0"/>
+        <w:tblLook w:firstColumn="1" w:firstRow="1" w:lastColumn="0" w:lastRow="0" w:noHBand="0" w:noVBand="1" w:val="04A0"/>
+        <w:tblBorders>
+          <w:top w:val="none" w:sz="0" w:color="auto"/>
+          <w:left w:val="none" w:sz="0" w:color="auto"/>
+          <w:bottom w:val="none" w:sz="0" w:color="auto"/>
+          <w:right w:val="none" w:sz="0" w:color="auto"/>
+          <w:insideH w:val="none" w:sz="0" w:color="auto"/>
+          <w:insideV w:val="none" w:sz="0" w:color="auto"/>
+        </w:tblBorders>
+      </w:tblPr>
+      <w:tblGrid>
+        <w:gridCol w:w="9360"/>
+      </w:tblGrid>
+      <w:tr>
+        <w:tc>
+          <w:tcPr>
+            <w:tcW w:type="dxa" w:w="9360"/>
+            <w:shd w:val="clear" w:color="auto" w:fill="6d28d9"/>
+          </w:tcPr>
+          <w:p>
+            <w:pPr>
+              <w:spacing w:before="160" w:after="80"/>
+              <w:ind w:left="227"/>
+            </w:pPr>
+            <w:r>
+              <w:rPr>
+                <w:b/>
+                <w:color w:val="FFFFFF"/>
+                <w:sz w:val="40"/>
+              </w:rPr>
+              <w:t>DYWADA (DYWADA WORLDWIDE CO LTD)</w:t>
+            </w:r>
+          </w:p>
+          <w:p>
+            <w:pPr>
+              <w:spacing w:before="0" w:after="160"/>
+              <w:ind w:left="227"/>
+            </w:pPr>
+            <w:r>
+              <w:rPr>
+                <w:i/>
+                <w:sz w:val="22"/>
+              </w:rPr>
+              <w:t>Korean noodles · Household</w:t>
+            </w:r>
+          </w:p>
+          <w:p>
+            <w:pPr>
+              <w:spacing w:before="0" w:after="160"/>
+              <w:ind w:left="227"/>
+            </w:pPr>
+            <w:r>
+              <w:rPr>
+                <w:color w:val="FFFFFF"/>
+                <w:sz w:val="18"/>
+              </w:rPr>
+              <w:t>**Supabase supplier_name:** `Dywada`</w:t>
+            </w:r>
+          </w:p>
+        </w:tc>
+      </w:tr>
+    </w:tbl>
+    <w:p>
+      <w:pPr>
+        <w:spacing w:after="80"/>
+      </w:pPr>
+    </w:p>
+    <w:tbl>
+      <w:tblPr>
+        <w:tblW w:type="auto" w:w="0"/>
+        <w:tblLook w:firstColumn="1" w:firstRow="1" w:lastColumn="0" w:lastRow="0" w:noHBand="0" w:noVBand="1" w:val="04A0"/>
+        <w:tblBorders>
+          <w:top w:val="none" w:sz="0" w:color="auto"/>
+          <w:left w:val="none" w:sz="0" w:color="auto"/>
+          <w:bottom w:val="none" w:sz="0" w:color="auto"/>
+          <w:right w:val="none" w:sz="0" w:color="auto"/>
+          <w:insideH w:val="none" w:sz="0" w:color="auto"/>
+          <w:insideV w:val="none" w:sz="0" w:color="auto"/>
+        </w:tblBorders>
+      </w:tblPr>
+      <w:tblGrid>
+        <w:gridCol w:w="9360"/>
+      </w:tblGrid>
+      <w:tr>
+        <w:tc>
+          <w:tcPr>
+            <w:tcW w:type="dxa" w:w="9360"/>
+            <w:shd w:val="clear" w:color="auto" w:fill="6d28d9"/>
+          </w:tcPr>
+          <w:p>
+            <w:pPr>
+              <w:spacing w:before="0" w:after="0"/>
+              <w:ind w:left="170"/>
+            </w:pPr>
+            <w:r>
+              <w:rPr>
+                <w:b/>
+                <w:color w:val="FFFFFF"/>
+                <w:sz w:val="18"/>
+              </w:rPr>
+              <w:t xml:space="preserve">  INVOICE COLUMNS  (left → right on paper)</w:t>
+            </w:r>
+          </w:p>
+        </w:tc>
+      </w:tr>
+    </w:tbl>
+    <w:tbl>
+      <w:tblPr>
+        <w:tblW w:type="auto" w:w="0"/>
+        <w:tblLook w:firstColumn="1" w:firstRow="1" w:lastColumn="0" w:lastRow="0" w:noHBand="0" w:noVBand="1" w:val="04A0"/>
+        <w:tblBorders>
+          <w:top w:val="single" w:sz="4" w:color="CCCCCC"/>
+          <w:left w:val="single" w:sz="4" w:color="CCCCCC"/>
+          <w:bottom w:val="single" w:sz="4" w:color="CCCCCC"/>
+          <w:right w:val="single" w:sz="4" w:color="CCCCCC"/>
+          <w:insideH w:val="single" w:sz="4" w:color="CCCCCC"/>
+          <w:insideV w:val="single" w:sz="4" w:color="CCCCCC"/>
+        </w:tblBorders>
+      </w:tblPr>
+      <w:tblGrid>
+        <w:gridCol w:w="3120"/>
+        <w:gridCol w:w="3120"/>
+        <w:gridCol w:w="3120"/>
+      </w:tblGrid>
+      <w:tr>
+        <w:tc>
+          <w:tcPr>
+            <w:tcW w:type="dxa" w:w="3120"/>
+            <w:shd w:val="clear" w:color="auto" w:fill="E8EDF5"/>
+          </w:tcPr>
+          <w:p>
+            <w:pPr>
+              <w:spacing w:before="60" w:after="60"/>
+              <w:ind w:left="85"/>
+            </w:pPr>
+            <w:r>
+              <w:rPr>
+                <w:b/>
+                <w:i w:val="0"/>
+                <w:sz w:val="20"/>
+              </w:rPr>
+              <w:t>Field</w:t>
+            </w:r>
+          </w:p>
+        </w:tc>
+        <w:tc>
+          <w:tcPr>
+            <w:tcW w:type="dxa" w:w="3120"/>
+            <w:shd w:val="clear" w:color="auto" w:fill="E8EDF5"/>
+          </w:tcPr>
+          <w:p>
+            <w:pPr>
+              <w:spacing w:before="60" w:after="60"/>
+              <w:ind w:left="85"/>
+            </w:pPr>
+            <w:r>
+              <w:rPr>
+                <w:b/>
+                <w:i w:val="0"/>
+                <w:sz w:val="20"/>
+              </w:rPr>
+              <w:t>Invoice header</w:t>
+            </w:r>
+          </w:p>
+        </w:tc>
+        <w:tc>
+          <w:tcPr>
+            <w:tcW w:type="dxa" w:w="3120"/>
+            <w:shd w:val="clear" w:color="auto" w:fill="E8EDF5"/>
+          </w:tcPr>
+          <w:p>
+            <w:pPr>
+              <w:spacing w:before="60" w:after="60"/>
+              <w:ind w:left="85"/>
+            </w:pPr>
+            <w:r>
+              <w:rPr>
+                <w:b/>
+                <w:i w:val="0"/>
+                <w:sz w:val="20"/>
+              </w:rPr>
+              <w:t>Notes</w:t>
+            </w:r>
+          </w:p>
+        </w:tc>
+      </w:tr>
+      <w:tr>
+        <w:tc>
+          <w:tcPr>
+            <w:tcW w:type="dxa" w:w="3120"/>
+          </w:tcPr>
+          <w:p>
+            <w:pPr>
+              <w:spacing w:before="60" w:after="60"/>
+              <w:ind w:left="85"/>
+            </w:pPr>
+            <w:r>
+              <w:rPr>
+                <w:rFonts w:ascii="Courier New" w:hAnsi="Courier New"/>
+                <w:b w:val="0"/>
+                <w:i w:val="0"/>
+                <w:color w:val="C7253E"/>
+                <w:sz w:val="20"/>
+              </w:rPr>
+              <w:t>code</w:t>
+            </w:r>
+          </w:p>
+        </w:tc>
+        <w:tc>
+          <w:tcPr>
+            <w:tcW w:type="dxa" w:w="3120"/>
+          </w:tcPr>
+          <w:p>
+            <w:pPr>
+              <w:spacing w:before="60" w:after="60"/>
+              <w:ind w:left="85"/>
+            </w:pPr>
+            <w:r>
+              <w:rPr>
+                <w:b w:val="0"/>
+                <w:i w:val="0"/>
+                <w:sz w:val="20"/>
+              </w:rPr>
+              <w:t>Code</w:t>
+            </w:r>
+          </w:p>
+        </w:tc>
+        <w:tc>
+          <w:tcPr>
+            <w:tcW w:type="dxa" w:w="3120"/>
+          </w:tcPr>
+          <w:p>
+            <w:pPr>
+              <w:spacing w:before="60" w:after="60"/>
+              <w:ind w:left="85"/>
+            </w:pPr>
+            <w:r>
+              <w:rPr>
+                <w:b w:val="0"/>
+                <w:i w:val="0"/>
+                <w:sz w:val="20"/>
+              </w:rPr>
+              <w:t xml:space="preserve">e.g. </w:t>
+            </w:r>
+            <w:r>
+              <w:rPr>
+                <w:rFonts w:ascii="Courier New" w:hAnsi="Courier New"/>
+                <w:b w:val="0"/>
+                <w:i w:val="0"/>
+                <w:color w:val="C7253E"/>
+                <w:sz w:val="20"/>
+              </w:rPr>
+              <w:t>ND-KR-03</w:t>
+            </w:r>
+          </w:p>
+        </w:tc>
+      </w:tr>
+      <w:tr>
+        <w:tc>
+          <w:tcPr>
+            <w:tcW w:type="dxa" w:w="3120"/>
+          </w:tcPr>
+          <w:p>
+            <w:pPr>
+              <w:spacing w:before="60" w:after="60"/>
+              <w:ind w:left="85"/>
+            </w:pPr>
+            <w:r>
+              <w:rPr>
+                <w:rFonts w:ascii="Courier New" w:hAnsi="Courier New"/>
+                <w:b w:val="0"/>
+                <w:i w:val="0"/>
+                <w:color w:val="C7253E"/>
+                <w:sz w:val="20"/>
+              </w:rPr>
+              <w:t>description</w:t>
+            </w:r>
+          </w:p>
+        </w:tc>
+        <w:tc>
+          <w:tcPr>
+            <w:tcW w:type="dxa" w:w="3120"/>
+          </w:tcPr>
+          <w:p>
+            <w:pPr>
+              <w:spacing w:before="60" w:after="60"/>
+              <w:ind w:left="85"/>
+            </w:pPr>
+            <w:r>
+              <w:rPr>
+                <w:b w:val="0"/>
+                <w:i w:val="0"/>
+                <w:sz w:val="20"/>
+              </w:rPr>
+              <w:t>Description</w:t>
+            </w:r>
+          </w:p>
+        </w:tc>
+        <w:tc>
+          <w:tcPr>
+            <w:tcW w:type="dxa" w:w="3120"/>
+          </w:tcPr>
+          <w:p>
+            <w:pPr>
+              <w:spacing w:before="60" w:after="60"/>
+              <w:ind w:left="85"/>
+            </w:pPr>
+            <w:r>
+              <w:rPr>
+                <w:b w:val="0"/>
+                <w:i w:val="0"/>
+                <w:sz w:val="20"/>
+              </w:rPr>
+              <w:t>Product name</w:t>
+            </w:r>
+          </w:p>
+        </w:tc>
+      </w:tr>
+      <w:tr>
+        <w:tc>
+          <w:tcPr>
+            <w:tcW w:type="dxa" w:w="3120"/>
+          </w:tcPr>
+          <w:p>
+            <w:pPr>
+              <w:spacing w:before="60" w:after="60"/>
+              <w:ind w:left="85"/>
+            </w:pPr>
+            <w:r>
+              <w:rPr>
+                <w:rFonts w:ascii="Courier New" w:hAnsi="Courier New"/>
+                <w:b w:val="0"/>
+                <w:i w:val="0"/>
+                <w:color w:val="C7253E"/>
+                <w:sz w:val="20"/>
+              </w:rPr>
+              <w:t>qty</w:t>
+            </w:r>
+          </w:p>
+        </w:tc>
+        <w:tc>
+          <w:tcPr>
+            <w:tcW w:type="dxa" w:w="3120"/>
+          </w:tcPr>
+          <w:p>
+            <w:pPr>
+              <w:spacing w:before="60" w:after="60"/>
+              <w:ind w:left="85"/>
+            </w:pPr>
+            <w:r>
+              <w:rPr>
+                <w:b w:val="0"/>
+                <w:i w:val="0"/>
+                <w:sz w:val="20"/>
+              </w:rPr>
+              <w:t>Qty</w:t>
+            </w:r>
+          </w:p>
+        </w:tc>
+        <w:tc>
+          <w:tcPr>
+            <w:tcW w:type="dxa" w:w="3120"/>
+          </w:tcPr>
+          <w:p>
+            <w:pPr>
+              <w:spacing w:before="60" w:after="60"/>
+              <w:ind w:left="85"/>
+            </w:pPr>
+            <w:r>
+              <w:rPr>
+                <w:b/>
+                <w:i w:val="0"/>
+                <w:sz w:val="20"/>
+              </w:rPr>
+              <w:t>Counts CARTONS</w:t>
+            </w:r>
+          </w:p>
+        </w:tc>
+      </w:tr>
+      <w:tr>
+        <w:tc>
+          <w:tcPr>
+            <w:tcW w:type="dxa" w:w="3120"/>
+          </w:tcPr>
+          <w:p>
+            <w:pPr>
+              <w:spacing w:before="60" w:after="60"/>
+              <w:ind w:left="85"/>
+            </w:pPr>
+            <w:r>
+              <w:rPr>
+                <w:rFonts w:ascii="Courier New" w:hAnsi="Courier New"/>
+                <w:b w:val="0"/>
+                <w:i w:val="0"/>
+                <w:color w:val="C7253E"/>
+                <w:sz w:val="20"/>
+              </w:rPr>
+              <w:t>uom</w:t>
+            </w:r>
+          </w:p>
+        </w:tc>
+        <w:tc>
+          <w:tcPr>
+            <w:tcW w:type="dxa" w:w="3120"/>
+          </w:tcPr>
+          <w:p>
+            <w:pPr>
+              <w:spacing w:before="60" w:after="60"/>
+              <w:ind w:left="85"/>
+            </w:pPr>
+            <w:r>
+              <w:rPr>
+                <w:b w:val="0"/>
+                <w:i w:val="0"/>
+                <w:sz w:val="20"/>
+              </w:rPr>
+              <w:t>UOM</w:t>
+            </w:r>
+          </w:p>
+        </w:tc>
+        <w:tc>
+          <w:tcPr>
+            <w:tcW w:type="dxa" w:w="3120"/>
+          </w:tcPr>
+          <w:p>
+            <w:pPr>
+              <w:spacing w:before="60" w:after="60"/>
+              <w:ind w:left="85"/>
+            </w:pPr>
+            <w:r>
+              <w:rPr>
+                <w:rFonts w:ascii="Courier New" w:hAnsi="Courier New"/>
+                <w:b w:val="0"/>
+                <w:i w:val="0"/>
+                <w:color w:val="C7253E"/>
+                <w:sz w:val="20"/>
+              </w:rPr>
+              <w:t>CTN 40U</w:t>
+            </w:r>
+            <w:r>
+              <w:rPr>
+                <w:b w:val="0"/>
+                <w:i w:val="0"/>
+                <w:sz w:val="20"/>
+              </w:rPr>
+              <w:t xml:space="preserve"> = carton of 40 units</w:t>
+            </w:r>
+          </w:p>
+        </w:tc>
+      </w:tr>
+      <w:tr>
+        <w:tc>
+          <w:tcPr>
+            <w:tcW w:type="dxa" w:w="3120"/>
+          </w:tcPr>
+          <w:p>
+            <w:pPr>
+              <w:spacing w:before="60" w:after="60"/>
+              <w:ind w:left="85"/>
+            </w:pPr>
+            <w:r>
+              <w:rPr>
+                <w:rFonts w:ascii="Courier New" w:hAnsi="Courier New"/>
+                <w:b w:val="0"/>
+                <w:i w:val="0"/>
+                <w:color w:val="C7253E"/>
+                <w:sz w:val="20"/>
+              </w:rPr>
+              <w:t>totalUnits</w:t>
+            </w:r>
+          </w:p>
+        </w:tc>
+        <w:tc>
+          <w:tcPr>
+            <w:tcW w:type="dxa" w:w="3120"/>
+          </w:tcPr>
+          <w:p>
+            <w:pPr>
+              <w:spacing w:before="60" w:after="60"/>
+              <w:ind w:left="85"/>
+            </w:pPr>
+            <w:r>
+              <w:rPr>
+                <w:b w:val="0"/>
+                <w:i w:val="0"/>
+                <w:sz w:val="20"/>
+              </w:rPr>
+              <w:t>Total Qty</w:t>
+            </w:r>
+          </w:p>
+        </w:tc>
+        <w:tc>
+          <w:tcPr>
+            <w:tcW w:type="dxa" w:w="3120"/>
+          </w:tcPr>
+          <w:p>
+            <w:pPr>
+              <w:spacing w:before="60" w:after="60"/>
+              <w:ind w:left="85"/>
+            </w:pPr>
+            <w:r>
+              <w:rPr>
+                <w:b w:val="0"/>
+                <w:i w:val="0"/>
+                <w:sz w:val="20"/>
+              </w:rPr>
+              <w:t>qty × units-per-carton (pieces)</w:t>
+            </w:r>
+          </w:p>
+        </w:tc>
+      </w:tr>
+      <w:tr>
+        <w:tc>
+          <w:tcPr>
+            <w:tcW w:type="dxa" w:w="3120"/>
+          </w:tcPr>
+          <w:p>
+            <w:pPr>
+              <w:spacing w:before="60" w:after="60"/>
+              <w:ind w:left="85"/>
+            </w:pPr>
+            <w:r>
+              <w:rPr>
+                <w:rFonts w:ascii="Courier New" w:hAnsi="Courier New"/>
+                <w:b w:val="0"/>
+                <w:i w:val="0"/>
+                <w:color w:val="C7253E"/>
+                <w:sz w:val="20"/>
+              </w:rPr>
+              <w:t>unitPriceExcl</w:t>
+            </w:r>
+          </w:p>
+        </w:tc>
+        <w:tc>
+          <w:tcPr>
+            <w:tcW w:type="dxa" w:w="3120"/>
+          </w:tcPr>
+          <w:p>
+            <w:pPr>
+              <w:spacing w:before="60" w:after="60"/>
+              <w:ind w:left="85"/>
+            </w:pPr>
+            <w:r>
+              <w:rPr>
+                <w:b w:val="0"/>
+                <w:i w:val="0"/>
+                <w:sz w:val="20"/>
+              </w:rPr>
+              <w:t>Unit Price (Excl.)</w:t>
+            </w:r>
+          </w:p>
+        </w:tc>
+        <w:tc>
+          <w:tcPr>
+            <w:tcW w:type="dxa" w:w="3120"/>
+          </w:tcPr>
+          <w:p>
+            <w:pPr>
+              <w:spacing w:before="60" w:after="60"/>
+              <w:ind w:left="85"/>
+            </w:pPr>
+            <w:r>
+              <w:rPr>
+                <w:b/>
+                <w:i w:val="0"/>
+                <w:sz w:val="20"/>
+              </w:rPr>
+              <w:t>PER PIECE</w:t>
+            </w:r>
+            <w:r>
+              <w:rPr>
+                <w:b w:val="0"/>
+                <w:i w:val="0"/>
+                <w:sz w:val="20"/>
+              </w:rPr>
+              <w:t>, excl. VAT</w:t>
+            </w:r>
+          </w:p>
+        </w:tc>
+      </w:tr>
+      <w:tr>
+        <w:tc>
+          <w:tcPr>
+            <w:tcW w:type="dxa" w:w="3120"/>
+          </w:tcPr>
+          <w:p>
+            <w:pPr>
+              <w:spacing w:before="60" w:after="60"/>
+              <w:ind w:left="85"/>
+            </w:pPr>
+            <w:r>
+              <w:rPr>
+                <w:rFonts w:ascii="Courier New" w:hAnsi="Courier New"/>
+                <w:b w:val="0"/>
+                <w:i w:val="0"/>
+                <w:color w:val="C7253E"/>
+                <w:sz w:val="20"/>
+              </w:rPr>
+              <w:t>pricePerCtn</w:t>
+            </w:r>
+          </w:p>
+        </w:tc>
+        <w:tc>
+          <w:tcPr>
+            <w:tcW w:type="dxa" w:w="3120"/>
+          </w:tcPr>
+          <w:p>
+            <w:pPr>
+              <w:spacing w:before="60" w:after="60"/>
+              <w:ind w:left="85"/>
+            </w:pPr>
+            <w:r>
+              <w:rPr>
+                <w:b w:val="0"/>
+                <w:i w:val="0"/>
+                <w:sz w:val="20"/>
+              </w:rPr>
+              <w:t>Price per CTN</w:t>
+            </w:r>
+          </w:p>
+        </w:tc>
+        <w:tc>
+          <w:tcPr>
+            <w:tcW w:type="dxa" w:w="3120"/>
+          </w:tcPr>
+          <w:p>
+            <w:pPr>
+              <w:spacing w:before="60" w:after="60"/>
+              <w:ind w:left="85"/>
+            </w:pPr>
+            <w:r>
+              <w:rPr>
+                <w:b w:val="0"/>
+                <w:i w:val="0"/>
+                <w:sz w:val="20"/>
+              </w:rPr>
+              <w:t>Per carton, excl. VAT</w:t>
+            </w:r>
+          </w:p>
+        </w:tc>
+      </w:tr>
+      <w:tr>
+        <w:tc>
+          <w:tcPr>
+            <w:tcW w:type="dxa" w:w="3120"/>
+          </w:tcPr>
+          <w:p>
+            <w:pPr>
+              <w:spacing w:before="60" w:after="60"/>
+              <w:ind w:left="85"/>
+            </w:pPr>
+            <w:r>
+              <w:rPr>
+                <w:rFonts w:ascii="Courier New" w:hAnsi="Courier New"/>
+                <w:b w:val="0"/>
+                <w:i w:val="0"/>
+                <w:color w:val="C7253E"/>
+                <w:sz w:val="20"/>
+              </w:rPr>
+              <w:t>totalExcl</w:t>
+            </w:r>
+          </w:p>
+        </w:tc>
+        <w:tc>
+          <w:tcPr>
+            <w:tcW w:type="dxa" w:w="3120"/>
+          </w:tcPr>
+          <w:p>
+            <w:pPr>
+              <w:spacing w:before="60" w:after="60"/>
+              <w:ind w:left="85"/>
+            </w:pPr>
+            <w:r>
+              <w:rPr>
+                <w:b w:val="0"/>
+                <w:i w:val="0"/>
+                <w:sz w:val="20"/>
+              </w:rPr>
+              <w:t>Total (Excl.)</w:t>
+            </w:r>
+          </w:p>
+        </w:tc>
+        <w:tc>
+          <w:tcPr>
+            <w:tcW w:type="dxa" w:w="3120"/>
+          </w:tcPr>
+          <w:p>
+            <w:pPr>
+              <w:spacing w:before="60" w:after="60"/>
+              <w:ind w:left="85"/>
+            </w:pPr>
+            <w:r>
+              <w:rPr>
+                <w:b w:val="0"/>
+                <w:i w:val="0"/>
+                <w:sz w:val="20"/>
+              </w:rPr>
+              <w:t>Line total excl. VAT</w:t>
+            </w:r>
+          </w:p>
+        </w:tc>
+      </w:tr>
+      <w:tr>
+        <w:tc>
+          <w:tcPr>
+            <w:tcW w:type="dxa" w:w="3120"/>
+          </w:tcPr>
+          <w:p>
+            <w:pPr>
+              <w:spacing w:before="60" w:after="60"/>
+              <w:ind w:left="85"/>
+            </w:pPr>
+            <w:r>
+              <w:rPr>
+                <w:rFonts w:ascii="Courier New" w:hAnsi="Courier New"/>
+                <w:b w:val="0"/>
+                <w:i w:val="0"/>
+                <w:color w:val="C7253E"/>
+                <w:sz w:val="20"/>
+              </w:rPr>
+              <w:t>vatPct</w:t>
+            </w:r>
+          </w:p>
+        </w:tc>
+        <w:tc>
+          <w:tcPr>
+            <w:tcW w:type="dxa" w:w="3120"/>
+          </w:tcPr>
+          <w:p>
+            <w:pPr>
+              <w:spacing w:before="60" w:after="60"/>
+              <w:ind w:left="85"/>
+            </w:pPr>
+            <w:r>
+              <w:rPr>
+                <w:b w:val="0"/>
+                <w:i w:val="0"/>
+                <w:sz w:val="20"/>
+              </w:rPr>
+              <w:t>VAT</w:t>
+            </w:r>
+          </w:p>
+        </w:tc>
+        <w:tc>
+          <w:tcPr>
+            <w:tcW w:type="dxa" w:w="3120"/>
+          </w:tcPr>
+          <w:p>
+            <w:pPr>
+              <w:spacing w:before="60" w:after="60"/>
+              <w:ind w:left="85"/>
+            </w:pPr>
+            <w:r>
+              <w:rPr>
+                <w:b w:val="0"/>
+                <w:i w:val="0"/>
+                <w:sz w:val="20"/>
+              </w:rPr>
+              <w:t xml:space="preserve">Per-row percent: </w:t>
+            </w:r>
+            <w:r>
+              <w:rPr>
+                <w:rFonts w:ascii="Courier New" w:hAnsi="Courier New"/>
+                <w:b w:val="0"/>
+                <w:i w:val="0"/>
+                <w:color w:val="C7253E"/>
+                <w:sz w:val="20"/>
+              </w:rPr>
+              <w:t>0</w:t>
+            </w:r>
+            <w:r>
+              <w:rPr>
+                <w:b w:val="0"/>
+                <w:i w:val="0"/>
+                <w:sz w:val="20"/>
+              </w:rPr>
+              <w:t xml:space="preserve"> or </w:t>
+            </w:r>
+            <w:r>
+              <w:rPr>
+                <w:rFonts w:ascii="Courier New" w:hAnsi="Courier New"/>
+                <w:b w:val="0"/>
+                <w:i w:val="0"/>
+                <w:color w:val="C7253E"/>
+                <w:sz w:val="20"/>
+              </w:rPr>
+              <w:t>15</w:t>
+            </w:r>
+          </w:p>
+        </w:tc>
+      </w:tr>
+      <w:tr>
+        <w:tc>
+          <w:tcPr>
+            <w:tcW w:type="dxa" w:w="3120"/>
+          </w:tcPr>
+          <w:p>
+            <w:pPr>
+              <w:spacing w:before="60" w:after="60"/>
+              <w:ind w:left="85"/>
+            </w:pPr>
+            <w:r>
+              <w:rPr>
+                <w:rFonts w:ascii="Courier New" w:hAnsi="Courier New"/>
+                <w:b w:val="0"/>
+                <w:i w:val="0"/>
+                <w:color w:val="C7253E"/>
+                <w:sz w:val="20"/>
+              </w:rPr>
+              <w:t>totalInclVat</w:t>
+            </w:r>
+          </w:p>
+        </w:tc>
+        <w:tc>
+          <w:tcPr>
+            <w:tcW w:type="dxa" w:w="3120"/>
+          </w:tcPr>
+          <w:p>
+            <w:pPr>
+              <w:spacing w:before="60" w:after="60"/>
+              <w:ind w:left="85"/>
+            </w:pPr>
+            <w:r>
+              <w:rPr>
+                <w:b w:val="0"/>
+                <w:i w:val="0"/>
+                <w:sz w:val="20"/>
+              </w:rPr>
+              <w:t>Total (Incl.)</w:t>
+            </w:r>
+          </w:p>
+        </w:tc>
+        <w:tc>
+          <w:tcPr>
+            <w:tcW w:type="dxa" w:w="3120"/>
+          </w:tcPr>
+          <w:p>
+            <w:pPr>
+              <w:spacing w:before="60" w:after="60"/>
+              <w:ind w:left="85"/>
+            </w:pPr>
+            <w:r>
+              <w:rPr>
+                <w:b w:val="0"/>
+                <w:i w:val="0"/>
+                <w:sz w:val="20"/>
+              </w:rPr>
+              <w:t>Line total incl. VAT</w:t>
+            </w:r>
+          </w:p>
+        </w:tc>
+      </w:tr>
+      <w:tr>
+        <w:tc>
+          <w:tcPr>
+            <w:tcW w:type="dxa" w:w="3120"/>
+          </w:tcPr>
+          <w:p>
+            <w:pPr>
+              <w:spacing w:before="60" w:after="60"/>
+              <w:ind w:left="85"/>
+            </w:pPr>
+            <w:r>
+              <w:rPr>
+                <w:rFonts w:ascii="Courier New" w:hAnsi="Courier New"/>
+                <w:b w:val="0"/>
+                <w:i w:val="0"/>
+                <w:color w:val="C7253E"/>
+                <w:sz w:val="20"/>
+              </w:rPr>
+              <w:t>pricePerUnit</w:t>
+            </w:r>
+          </w:p>
+        </w:tc>
+        <w:tc>
+          <w:tcPr>
+            <w:tcW w:type="dxa" w:w="3120"/>
+          </w:tcPr>
+          <w:p>
+            <w:pPr>
+              <w:spacing w:before="60" w:after="60"/>
+              <w:ind w:left="85"/>
+            </w:pPr>
+            <w:r>
+              <w:rPr>
+                <w:b w:val="0"/>
+                <w:i w:val="0"/>
+                <w:sz w:val="20"/>
+              </w:rPr>
+              <w:t>Price/Unit</w:t>
+            </w:r>
+          </w:p>
+        </w:tc>
+        <w:tc>
+          <w:tcPr>
+            <w:tcW w:type="dxa" w:w="3120"/>
+          </w:tcPr>
+          <w:p>
+            <w:pPr>
+              <w:spacing w:before="60" w:after="60"/>
+              <w:ind w:left="85"/>
+            </w:pPr>
+            <w:r>
+              <w:rPr>
+                <w:b/>
+                <w:i w:val="0"/>
+                <w:sz w:val="20"/>
+              </w:rPr>
+              <w:t>PER PIECE, INCL-VAT — the buying price</w:t>
+            </w:r>
+          </w:p>
+        </w:tc>
+      </w:tr>
+    </w:tbl>
+    <w:p>
+      <w:pPr>
+        <w:spacing w:after="120"/>
+      </w:pPr>
+    </w:p>
+    <w:tbl>
+      <w:tblPr>
+        <w:tblW w:type="auto" w:w="0"/>
+        <w:tblLook w:firstColumn="1" w:firstRow="1" w:lastColumn="0" w:lastRow="0" w:noHBand="0" w:noVBand="1" w:val="04A0"/>
+        <w:tblBorders>
+          <w:top w:val="none" w:sz="0" w:color="auto"/>
+          <w:left w:val="none" w:sz="0" w:color="auto"/>
+          <w:bottom w:val="none" w:sz="0" w:color="auto"/>
+          <w:right w:val="none" w:sz="0" w:color="auto"/>
+          <w:insideH w:val="none" w:sz="0" w:color="auto"/>
+          <w:insideV w:val="none" w:sz="0" w:color="auto"/>
+        </w:tblBorders>
+      </w:tblPr>
+      <w:tblGrid>
+        <w:gridCol w:w="9360"/>
+      </w:tblGrid>
+      <w:tr>
+        <w:tc>
+          <w:tcPr>
+            <w:tcW w:type="dxa" w:w="9360"/>
+            <w:shd w:val="clear" w:color="auto" w:fill="6d28d9"/>
+          </w:tcPr>
+          <w:p>
+            <w:pPr>
+              <w:spacing w:before="0" w:after="0"/>
+              <w:ind w:left="170"/>
+            </w:pPr>
+            <w:r>
+              <w:rPr>
+                <w:b/>
+                <w:color w:val="FFFFFF"/>
+                <w:sz w:val="18"/>
+              </w:rPr>
+              <w:t xml:space="preserve">  colOrder  —  paste this into the invoice JSON</w:t>
+            </w:r>
+          </w:p>
+        </w:tc>
+      </w:tr>
+    </w:tbl>
+    <w:p>
+      <w:pPr>
+        <w:spacing w:before="80" w:after="120"/>
+        <w:ind w:left="288"/>
+        <w:shd w:val="clear" w:color="auto" w:fill="F3F4F6"/>
+      </w:pPr>
+      <w:r>
+        <w:rPr>
+          <w:rFonts w:ascii="Courier New" w:hAnsi="Courier New"/>
+          <w:color w:val="1E293B"/>
+          <w:sz w:val="20"/>
+        </w:rPr>
+        <w:t>["code","description","qty","uom","totalUnits","unitPriceExcl","pricePerCtn","totalExcl","vatPct","totalInclVat","pricePerUnit"]</w:t>
+      </w:r>
+    </w:p>
+    <w:tbl>
+      <w:tblPr>
+        <w:tblW w:type="auto" w:w="0"/>
+        <w:tblLook w:firstColumn="1" w:firstRow="1" w:lastColumn="0" w:lastRow="0" w:noHBand="0" w:noVBand="1" w:val="04A0"/>
+        <w:tblBorders>
+          <w:top w:val="none" w:sz="0" w:color="auto"/>
+          <w:left w:val="none" w:sz="0" w:color="auto"/>
+          <w:bottom w:val="none" w:sz="0" w:color="auto"/>
+          <w:right w:val="none" w:sz="0" w:color="auto"/>
+          <w:insideH w:val="none" w:sz="0" w:color="auto"/>
+          <w:insideV w:val="none" w:sz="0" w:color="auto"/>
+        </w:tblBorders>
+      </w:tblPr>
+      <w:tblGrid>
+        <w:gridCol w:w="9360"/>
+      </w:tblGrid>
+      <w:tr>
+        <w:tc>
+          <w:tcPr>
+            <w:tcW w:type="dxa" w:w="9360"/>
+            <w:shd w:val="clear" w:color="auto" w:fill="2d6a4f"/>
+          </w:tcPr>
+          <w:p>
+            <w:pPr>
+              <w:spacing w:before="0" w:after="0"/>
+              <w:ind w:left="170"/>
+            </w:pPr>
+            <w:r>
+              <w:rPr>
+                <w:b/>
+                <w:color w:val="FFFFFF"/>
+                <w:sz w:val="18"/>
+              </w:rPr>
+              <w:t xml:space="preserve">  VAT TREATMENT</w:t>
+            </w:r>
+          </w:p>
+        </w:tc>
+      </w:tr>
+    </w:tbl>
+    <w:p>
+      <w:pPr>
+        <w:spacing w:before="40" w:after="40"/>
+        <w:ind w:left="283"/>
+      </w:pPr>
+      <w:r>
+        <w:rPr>
+          <w:b w:val="0"/>
+          <w:i w:val="0"/>
+          <w:sz w:val="20"/>
+        </w:rPr>
+        <w:t xml:space="preserve">• Per-row </w:t>
+      </w:r>
+      <w:r>
+        <w:rPr>
+          <w:rFonts w:ascii="Courier New" w:hAnsi="Courier New"/>
+          <w:b w:val="0"/>
+          <w:i w:val="0"/>
+          <w:color w:val="C7253E"/>
+          <w:sz w:val="20"/>
+        </w:rPr>
+        <w:t>VAT</w:t>
+      </w:r>
+      <w:r>
+        <w:rPr>
+          <w:b w:val="0"/>
+          <w:i w:val="0"/>
+          <w:sz w:val="20"/>
+        </w:rPr>
+        <w:t xml:space="preserve"> percent column: noodles mostly </w:t>
+      </w:r>
+      <w:r>
+        <w:rPr>
+          <w:rFonts w:ascii="Courier New" w:hAnsi="Courier New"/>
+          <w:b w:val="0"/>
+          <w:i w:val="0"/>
+          <w:color w:val="C7253E"/>
+          <w:sz w:val="20"/>
+        </w:rPr>
+        <w:t>0</w:t>
+      </w:r>
+      <w:r>
+        <w:rPr>
+          <w:b w:val="0"/>
+          <w:i w:val="0"/>
+          <w:sz w:val="20"/>
+        </w:rPr>
+        <w:t xml:space="preserve">, household items </w:t>
+      </w:r>
+      <w:r>
+        <w:rPr>
+          <w:rFonts w:ascii="Courier New" w:hAnsi="Courier New"/>
+          <w:b w:val="0"/>
+          <w:i w:val="0"/>
+          <w:color w:val="C7253E"/>
+          <w:sz w:val="20"/>
+        </w:rPr>
+        <w:t>15</w:t>
+      </w:r>
+    </w:p>
+    <w:p>
+      <w:pPr>
+        <w:spacing w:before="40" w:after="40"/>
+        <w:ind w:left="283"/>
+      </w:pPr>
+      <w:r>
+        <w:rPr>
+          <w:b w:val="0"/>
+          <w:i w:val="0"/>
+          <w:sz w:val="20"/>
+        </w:rPr>
+        <w:t xml:space="preserve">• </w:t>
+      </w:r>
+      <w:r>
+        <w:rPr>
+          <w:rFonts w:ascii="Courier New" w:hAnsi="Courier New"/>
+          <w:b w:val="0"/>
+          <w:i w:val="0"/>
+          <w:color w:val="C7253E"/>
+          <w:sz w:val="20"/>
+        </w:rPr>
+        <w:t>Price/Unit</w:t>
+      </w:r>
+      <w:r>
+        <w:rPr>
+          <w:b w:val="0"/>
+          <w:i w:val="0"/>
+          <w:sz w:val="20"/>
+        </w:rPr>
+        <w:t xml:space="preserve"> already includes VAT — </w:t>
+      </w:r>
+      <w:r>
+        <w:rPr>
+          <w:rFonts w:ascii="Courier New" w:hAnsi="Courier New"/>
+          <w:b w:val="0"/>
+          <w:i w:val="0"/>
+          <w:color w:val="C7253E"/>
+          <w:sz w:val="20"/>
+        </w:rPr>
+        <w:t>vatRate = 1.0</w:t>
+      </w:r>
+      <w:r>
+        <w:rPr>
+          <w:b w:val="0"/>
+          <w:i w:val="0"/>
+          <w:sz w:val="20"/>
+        </w:rPr>
+        <w:t>, never multiply again</w:t>
+      </w:r>
+    </w:p>
+    <w:p>
+      <w:pPr>
+        <w:spacing w:after="80"/>
+      </w:pPr>
+    </w:p>
+    <w:tbl>
+      <w:tblPr>
+        <w:tblW w:type="auto" w:w="0"/>
+        <w:tblLook w:firstColumn="1" w:firstRow="1" w:lastColumn="0" w:lastRow="0" w:noHBand="0" w:noVBand="1" w:val="04A0"/>
+        <w:tblBorders>
+          <w:top w:val="none" w:sz="0" w:color="auto"/>
+          <w:left w:val="none" w:sz="0" w:color="auto"/>
+          <w:bottom w:val="none" w:sz="0" w:color="auto"/>
+          <w:right w:val="none" w:sz="0" w:color="auto"/>
+          <w:insideH w:val="none" w:sz="0" w:color="auto"/>
+          <w:insideV w:val="none" w:sz="0" w:color="auto"/>
+        </w:tblBorders>
+      </w:tblPr>
+      <w:tblGrid>
+        <w:gridCol w:w="9360"/>
+      </w:tblGrid>
+      <w:tr>
+        <w:tc>
+          <w:tcPr>
+            <w:tcW w:type="dxa" w:w="9360"/>
+            <w:shd w:val="clear" w:color="auto" w:fill="1d4ed8"/>
+          </w:tcPr>
+          <w:p>
+            <w:pPr>
+              <w:spacing w:before="0" w:after="0"/>
+              <w:ind w:left="170"/>
+            </w:pPr>
+            <w:r>
+              <w:rPr>
+                <w:b/>
+                <w:color w:val="FFFFFF"/>
+                <w:sz w:val="18"/>
+              </w:rPr>
+              <w:t xml:space="preserve">  SPECIAL RULES</w:t>
+            </w:r>
+          </w:p>
+        </w:tc>
+      </w:tr>
+    </w:tbl>
+    <w:p>
+      <w:pPr>
+        <w:spacing w:before="40" w:after="40"/>
+        <w:ind w:left="283"/>
+      </w:pPr>
+      <w:r>
+        <w:rPr>
+          <w:b w:val="0"/>
+          <w:i w:val="0"/>
+          <w:sz w:val="20"/>
+        </w:rPr>
+        <w:t xml:space="preserve">1.  </w:t>
+      </w:r>
+      <w:r>
+        <w:rPr>
+          <w:rFonts w:ascii="Courier New" w:hAnsi="Courier New"/>
+          <w:b w:val="0"/>
+          <w:i w:val="0"/>
+          <w:color w:val="C7253E"/>
+          <w:sz w:val="20"/>
+        </w:rPr>
+        <w:t>buyPlusVat</w:t>
+      </w:r>
+      <w:r>
+        <w:rPr>
+          <w:b w:val="0"/>
+          <w:i w:val="0"/>
+          <w:sz w:val="20"/>
+        </w:rPr>
+        <w:t xml:space="preserve"> = the </w:t>
+      </w:r>
+      <w:r>
+        <w:rPr>
+          <w:rFonts w:ascii="Courier New" w:hAnsi="Courier New"/>
+          <w:b w:val="0"/>
+          <w:i w:val="0"/>
+          <w:color w:val="C7253E"/>
+          <w:sz w:val="20"/>
+        </w:rPr>
+        <w:t>Price/Unit</w:t>
+      </w:r>
+      <w:r>
+        <w:rPr>
+          <w:b w:val="0"/>
+          <w:i w:val="0"/>
+          <w:sz w:val="20"/>
+        </w:rPr>
+        <w:t xml:space="preserve"> column value directly (per piece, incl-VAT) — set </w:t>
+      </w:r>
+      <w:r>
+        <w:rPr>
+          <w:rFonts w:ascii="Courier New" w:hAnsi="Courier New"/>
+          <w:b w:val="0"/>
+          <w:i w:val="0"/>
+          <w:color w:val="C7253E"/>
+          <w:sz w:val="20"/>
+        </w:rPr>
+        <w:t>packDivisionApplied = false</w:t>
+      </w:r>
+    </w:p>
+    <w:p>
+      <w:pPr>
+        <w:spacing w:before="40" w:after="40"/>
+        <w:ind w:left="283"/>
+      </w:pPr>
+      <w:r>
+        <w:rPr>
+          <w:b w:val="0"/>
+          <w:i w:val="0"/>
+          <w:sz w:val="20"/>
+        </w:rPr>
+        <w:t xml:space="preserve">2.  </w:t>
+      </w:r>
+      <w:r>
+        <w:rPr>
+          <w:rFonts w:ascii="Courier New" w:hAnsi="Courier New"/>
+          <w:b w:val="0"/>
+          <w:i w:val="0"/>
+          <w:color w:val="C7253E"/>
+          <w:sz w:val="20"/>
+        </w:rPr>
+        <w:t>recPrice = buyPlusVat × 1.2</w:t>
+      </w:r>
+    </w:p>
+    <w:p>
+      <w:pPr>
+        <w:spacing w:before="40" w:after="40"/>
+        <w:ind w:left="283"/>
+      </w:pPr>
+      <w:r>
+        <w:rPr>
+          <w:b w:val="0"/>
+          <w:i w:val="0"/>
+          <w:sz w:val="20"/>
+        </w:rPr>
+        <w:t xml:space="preserve">3.  UOM </w:t>
+      </w:r>
+      <w:r>
+        <w:rPr>
+          <w:rFonts w:ascii="Courier New" w:hAnsi="Courier New"/>
+          <w:b w:val="0"/>
+          <w:i w:val="0"/>
+          <w:color w:val="C7253E"/>
+          <w:sz w:val="20"/>
+        </w:rPr>
+        <w:t>CTN 40U</w:t>
+      </w:r>
+      <w:r>
+        <w:rPr>
+          <w:b w:val="0"/>
+          <w:i w:val="0"/>
+          <w:sz w:val="20"/>
+        </w:rPr>
+        <w:t xml:space="preserve"> = carton of 40; </w:t>
+      </w:r>
+      <w:r>
+        <w:rPr>
+          <w:rFonts w:ascii="Courier New" w:hAnsi="Courier New"/>
+          <w:b w:val="0"/>
+          <w:i w:val="0"/>
+          <w:color w:val="C7253E"/>
+          <w:sz w:val="20"/>
+        </w:rPr>
+        <w:t>Total Qty</w:t>
+      </w:r>
+      <w:r>
+        <w:rPr>
+          <w:b w:val="0"/>
+          <w:i w:val="0"/>
+          <w:sz w:val="20"/>
+        </w:rPr>
+        <w:t xml:space="preserve"> = pieces — use as cross-check: </w:t>
+      </w:r>
+      <w:r>
+        <w:rPr>
+          <w:rFonts w:ascii="Courier New" w:hAnsi="Courier New"/>
+          <w:b w:val="0"/>
+          <w:i w:val="0"/>
+          <w:color w:val="C7253E"/>
+          <w:sz w:val="20"/>
+        </w:rPr>
+        <w:t>Price/Unit × Total Qty ≈ Total (Incl.)</w:t>
+      </w:r>
+    </w:p>
+    <w:p>
+      <w:pPr>
+        <w:spacing w:after="80"/>
+      </w:pPr>
+    </w:p>
+    <w:tbl>
+      <w:tblPr>
+        <w:tblW w:type="auto" w:w="0"/>
+        <w:tblLook w:firstColumn="1" w:firstRow="1" w:lastColumn="0" w:lastRow="0" w:noHBand="0" w:noVBand="1" w:val="04A0"/>
+        <w:tblBorders>
+          <w:top w:val="none" w:sz="0" w:color="auto"/>
+          <w:left w:val="none" w:sz="0" w:color="auto"/>
+          <w:bottom w:val="none" w:sz="0" w:color="auto"/>
+          <w:right w:val="none" w:sz="0" w:color="auto"/>
+          <w:insideH w:val="none" w:sz="0" w:color="auto"/>
+          <w:insideV w:val="none" w:sz="0" w:color="auto"/>
+        </w:tblBorders>
+      </w:tblPr>
+      <w:tblGrid>
+        <w:gridCol w:w="9360"/>
+      </w:tblGrid>
+      <w:tr>
+        <w:tc>
+          <w:tcPr>
+            <w:tcW w:type="dxa" w:w="9360"/>
+            <w:shd w:val="clear" w:color="auto" w:fill="b45309"/>
+          </w:tcPr>
+          <w:p>
+            <w:pPr>
+              <w:spacing w:before="0" w:after="0"/>
+              <w:ind w:left="170"/>
+            </w:pPr>
+            <w:r>
+              <w:rPr>
+                <w:b/>
+                <w:color w:val="FFFFFF"/>
+                <w:sz w:val="18"/>
+              </w:rPr>
+              <w:t xml:space="preserve">  ⚠  GOTCHAS</w:t>
+            </w:r>
+          </w:p>
+        </w:tc>
+      </w:tr>
+    </w:tbl>
+    <w:p>
+      <w:pPr>
+        <w:spacing w:before="40" w:after="40"/>
+        <w:ind w:left="283"/>
+      </w:pPr>
+      <w:r>
+        <w:rPr>
+          <w:b w:val="0"/>
+          <w:i w:val="0"/>
+          <w:sz w:val="20"/>
+        </w:rPr>
+        <w:t xml:space="preserve">⚠  </w:t>
+      </w:r>
+      <w:r>
+        <w:rPr>
+          <w:rFonts w:ascii="Courier New" w:hAnsi="Courier New"/>
+          <w:b w:val="0"/>
+          <w:i w:val="0"/>
+          <w:color w:val="C7253E"/>
+          <w:sz w:val="20"/>
+        </w:rPr>
+        <w:t>Unit Price (Excl.)</w:t>
+      </w:r>
+      <w:r>
+        <w:rPr>
+          <w:b w:val="0"/>
+          <w:i w:val="0"/>
+          <w:sz w:val="20"/>
+        </w:rPr>
+        <w:t xml:space="preserve"> is per PIECE but </w:t>
+      </w:r>
+      <w:r>
+        <w:rPr>
+          <w:rFonts w:ascii="Courier New" w:hAnsi="Courier New"/>
+          <w:b w:val="0"/>
+          <w:i w:val="0"/>
+          <w:color w:val="C7253E"/>
+          <w:sz w:val="20"/>
+        </w:rPr>
+        <w:t>Price per CTN</w:t>
+      </w:r>
+      <w:r>
+        <w:rPr>
+          <w:b w:val="0"/>
+          <w:i w:val="0"/>
+          <w:sz w:val="20"/>
+        </w:rPr>
+        <w:t xml:space="preserve"> is per carton — do not mix them up</w:t>
+      </w:r>
+    </w:p>
+    <w:p>
+      <w:pPr>
+        <w:spacing w:before="40" w:after="40"/>
+        <w:ind w:left="283"/>
+      </w:pPr>
+      <w:r>
+        <w:rPr>
+          <w:b w:val="0"/>
+          <w:i w:val="0"/>
+          <w:sz w:val="20"/>
+        </w:rPr>
+        <w:t xml:space="preserve">⚠  The amount column for the app is </w:t>
+      </w:r>
+      <w:r>
+        <w:rPr>
+          <w:rFonts w:ascii="Courier New" w:hAnsi="Courier New"/>
+          <w:b w:val="0"/>
+          <w:i w:val="0"/>
+          <w:color w:val="C7253E"/>
+          <w:sz w:val="20"/>
+        </w:rPr>
+        <w:t>Total (Incl.)</w:t>
+      </w:r>
+      <w:r>
+        <w:rPr>
+          <w:b w:val="0"/>
+          <w:i w:val="0"/>
+          <w:sz w:val="20"/>
+        </w:rPr>
+        <w:t xml:space="preserve"> — incl-VAT</w:t>
+      </w:r>
+    </w:p>
+    <w:p>
+      <w:pPr>
+        <w:spacing w:after="80"/>
+      </w:pPr>
+    </w:p>
+    <w:p>
+      <w:pPr>
+        <w:spacing w:before="160"/>
+      </w:pPr>
+      <w:r>
+        <w:rPr>
+          <w:i/>
+          <w:color w:val="AAAAAA"/>
+          <w:sz w:val="16"/>
+        </w:rPr>
+        <w:t>Supplier 19 of 20</w:t>
+      </w:r>
+    </w:p>
+    <w:p>
+      <w:r>
+        <w:br w:type="page"/>
+      </w:r>
+    </w:p>
+    <w:tbl>
+      <w:tblPr>
+        <w:tblW w:type="auto" w:w="0"/>
+        <w:tblLook w:firstColumn="1" w:firstRow="1" w:lastColumn="0" w:lastRow="0" w:noHBand="0" w:noVBand="1" w:val="04A0"/>
+        <w:tblBorders>
+          <w:top w:val="none" w:sz="0" w:color="auto"/>
+          <w:left w:val="none" w:sz="0" w:color="auto"/>
+          <w:bottom w:val="none" w:sz="0" w:color="auto"/>
+          <w:right w:val="none" w:sz="0" w:color="auto"/>
+          <w:insideH w:val="none" w:sz="0" w:color="auto"/>
+          <w:insideV w:val="none" w:sz="0" w:color="auto"/>
+        </w:tblBorders>
+      </w:tblPr>
+      <w:tblGrid>
+        <w:gridCol w:w="9360"/>
+      </w:tblGrid>
+      <w:tr>
+        <w:tc>
+          <w:tcPr>
+            <w:tcW w:type="dxa" w:w="9360"/>
+            <w:shd w:val="clear" w:color="auto" w:fill="c2410c"/>
+          </w:tcPr>
+          <w:p>
+            <w:pPr>
+              <w:spacing w:before="160" w:after="80"/>
+              <w:ind w:left="227"/>
+            </w:pPr>
+            <w:r>
+              <w:rPr>
+                <w:b/>
+                <w:color w:val="FFFFFF"/>
+                <w:sz w:val="40"/>
+              </w:rPr>
+              <w:t>TENFA MARKETING LTD</w:t>
+            </w:r>
+          </w:p>
+          <w:p>
+            <w:pPr>
+              <w:spacing w:before="0" w:after="160"/>
+              <w:ind w:left="227"/>
+            </w:pPr>
+            <w:r>
+              <w:rPr>
+                <w:i/>
+                <w:sz w:val="22"/>
+              </w:rPr>
+              <w:t>Sweets · Confectionery</w:t>
+            </w:r>
+          </w:p>
+          <w:p>
+            <w:pPr>
+              <w:spacing w:before="0" w:after="160"/>
+              <w:ind w:left="227"/>
+            </w:pPr>
+            <w:r>
+              <w:rPr>
+                <w:color w:val="FFFFFF"/>
+                <w:sz w:val="18"/>
+              </w:rPr>
+              <w:t>**Supabase supplier_name:** `Tenfa Marketing Ltd`</w:t>
+            </w:r>
+          </w:p>
+        </w:tc>
+      </w:tr>
+    </w:tbl>
+    <w:p>
+      <w:pPr>
+        <w:spacing w:after="80"/>
+      </w:pPr>
+    </w:p>
+    <w:tbl>
+      <w:tblPr>
+        <w:tblW w:type="auto" w:w="0"/>
+        <w:tblLook w:firstColumn="1" w:firstRow="1" w:lastColumn="0" w:lastRow="0" w:noHBand="0" w:noVBand="1" w:val="04A0"/>
+        <w:tblBorders>
+          <w:top w:val="none" w:sz="0" w:color="auto"/>
+          <w:left w:val="none" w:sz="0" w:color="auto"/>
+          <w:bottom w:val="none" w:sz="0" w:color="auto"/>
+          <w:right w:val="none" w:sz="0" w:color="auto"/>
+          <w:insideH w:val="none" w:sz="0" w:color="auto"/>
+          <w:insideV w:val="none" w:sz="0" w:color="auto"/>
+        </w:tblBorders>
+      </w:tblPr>
+      <w:tblGrid>
+        <w:gridCol w:w="9360"/>
+      </w:tblGrid>
+      <w:tr>
+        <w:tc>
+          <w:tcPr>
+            <w:tcW w:type="dxa" w:w="9360"/>
+            <w:shd w:val="clear" w:color="auto" w:fill="c2410c"/>
+          </w:tcPr>
+          <w:p>
+            <w:pPr>
+              <w:spacing w:before="0" w:after="0"/>
+              <w:ind w:left="170"/>
+            </w:pPr>
+            <w:r>
+              <w:rPr>
+                <w:b/>
+                <w:color w:val="FFFFFF"/>
+                <w:sz w:val="18"/>
+              </w:rPr>
+              <w:t xml:space="preserve">  INVOICE COLUMNS  (left → right on paper)</w:t>
+            </w:r>
+          </w:p>
+        </w:tc>
+      </w:tr>
+    </w:tbl>
+    <w:tbl>
+      <w:tblPr>
+        <w:tblW w:type="auto" w:w="0"/>
+        <w:tblLook w:firstColumn="1" w:firstRow="1" w:lastColumn="0" w:lastRow="0" w:noHBand="0" w:noVBand="1" w:val="04A0"/>
+        <w:tblBorders>
+          <w:top w:val="single" w:sz="4" w:color="CCCCCC"/>
+          <w:left w:val="single" w:sz="4" w:color="CCCCCC"/>
+          <w:bottom w:val="single" w:sz="4" w:color="CCCCCC"/>
+          <w:right w:val="single" w:sz="4" w:color="CCCCCC"/>
+          <w:insideH w:val="single" w:sz="4" w:color="CCCCCC"/>
+          <w:insideV w:val="single" w:sz="4" w:color="CCCCCC"/>
+        </w:tblBorders>
+      </w:tblPr>
+      <w:tblGrid>
+        <w:gridCol w:w="3120"/>
+        <w:gridCol w:w="3120"/>
+        <w:gridCol w:w="3120"/>
+      </w:tblGrid>
+      <w:tr>
+        <w:tc>
+          <w:tcPr>
+            <w:tcW w:type="dxa" w:w="3120"/>
+            <w:shd w:val="clear" w:color="auto" w:fill="E8EDF5"/>
+          </w:tcPr>
+          <w:p>
+            <w:pPr>
+              <w:spacing w:before="60" w:after="60"/>
+              <w:ind w:left="85"/>
+            </w:pPr>
+            <w:r>
+              <w:rPr>
+                <w:b/>
+                <w:i w:val="0"/>
+                <w:sz w:val="20"/>
+              </w:rPr>
+              <w:t>Field</w:t>
+            </w:r>
+          </w:p>
+        </w:tc>
+        <w:tc>
+          <w:tcPr>
+            <w:tcW w:type="dxa" w:w="3120"/>
+            <w:shd w:val="clear" w:color="auto" w:fill="E8EDF5"/>
+          </w:tcPr>
+          <w:p>
+            <w:pPr>
+              <w:spacing w:before="60" w:after="60"/>
+              <w:ind w:left="85"/>
+            </w:pPr>
+            <w:r>
+              <w:rPr>
+                <w:b/>
+                <w:i w:val="0"/>
+                <w:sz w:val="20"/>
+              </w:rPr>
+              <w:t>Invoice header</w:t>
+            </w:r>
+          </w:p>
+        </w:tc>
+        <w:tc>
+          <w:tcPr>
+            <w:tcW w:type="dxa" w:w="3120"/>
+            <w:shd w:val="clear" w:color="auto" w:fill="E8EDF5"/>
+          </w:tcPr>
+          <w:p>
+            <w:pPr>
+              <w:spacing w:before="60" w:after="60"/>
+              <w:ind w:left="85"/>
+            </w:pPr>
+            <w:r>
+              <w:rPr>
+                <w:b/>
+                <w:i w:val="0"/>
+                <w:sz w:val="20"/>
+              </w:rPr>
+              <w:t>Notes</w:t>
+            </w:r>
+          </w:p>
+        </w:tc>
+      </w:tr>
+      <w:tr>
+        <w:tc>
+          <w:tcPr>
+            <w:tcW w:type="dxa" w:w="3120"/>
+          </w:tcPr>
+          <w:p>
+            <w:pPr>
+              <w:spacing w:before="60" w:after="60"/>
+              <w:ind w:left="85"/>
+            </w:pPr>
+            <w:r>
+              <w:rPr>
+                <w:rFonts w:ascii="Courier New" w:hAnsi="Courier New"/>
+                <w:b w:val="0"/>
+                <w:i w:val="0"/>
+                <w:color w:val="C7253E"/>
+                <w:sz w:val="20"/>
+              </w:rPr>
+              <w:t>qty</w:t>
+            </w:r>
+          </w:p>
+        </w:tc>
+        <w:tc>
+          <w:tcPr>
+            <w:tcW w:type="dxa" w:w="3120"/>
+          </w:tcPr>
+          <w:p>
+            <w:pPr>
+              <w:spacing w:before="60" w:after="60"/>
+              <w:ind w:left="85"/>
+            </w:pPr>
+            <w:r>
+              <w:rPr>
+                <w:b w:val="0"/>
+                <w:i w:val="0"/>
+                <w:sz w:val="20"/>
+              </w:rPr>
+              <w:t>Qty</w:t>
+            </w:r>
+          </w:p>
+        </w:tc>
+        <w:tc>
+          <w:tcPr>
+            <w:tcW w:type="dxa" w:w="3120"/>
+          </w:tcPr>
+          <w:p>
+            <w:pPr>
+              <w:spacing w:before="60" w:after="60"/>
+              <w:ind w:left="85"/>
+            </w:pPr>
+            <w:r>
+              <w:rPr>
+                <w:b/>
+                <w:i w:val="0"/>
+                <w:sz w:val="20"/>
+              </w:rPr>
+              <w:t>Counts BOXES when UOM is BTE/CTN-style</w:t>
+            </w:r>
+          </w:p>
+        </w:tc>
+      </w:tr>
+      <w:tr>
+        <w:tc>
+          <w:tcPr>
+            <w:tcW w:type="dxa" w:w="3120"/>
+          </w:tcPr>
+          <w:p>
+            <w:pPr>
+              <w:spacing w:before="60" w:after="60"/>
+              <w:ind w:left="85"/>
+            </w:pPr>
+            <w:r>
+              <w:rPr>
+                <w:rFonts w:ascii="Courier New" w:hAnsi="Courier New"/>
+                <w:b w:val="0"/>
+                <w:i w:val="0"/>
+                <w:color w:val="C7253E"/>
+                <w:sz w:val="20"/>
+              </w:rPr>
+              <w:t>uom</w:t>
+            </w:r>
+          </w:p>
+        </w:tc>
+        <w:tc>
+          <w:tcPr>
+            <w:tcW w:type="dxa" w:w="3120"/>
+          </w:tcPr>
+          <w:p>
+            <w:pPr>
+              <w:spacing w:before="60" w:after="60"/>
+              <w:ind w:left="85"/>
+            </w:pPr>
+            <w:r>
+              <w:rPr>
+                <w:b w:val="0"/>
+                <w:i w:val="0"/>
+                <w:sz w:val="20"/>
+              </w:rPr>
+              <w:t>UOM</w:t>
+            </w:r>
+          </w:p>
+        </w:tc>
+        <w:tc>
+          <w:tcPr>
+            <w:tcW w:type="dxa" w:w="3120"/>
+          </w:tcPr>
+          <w:p>
+            <w:pPr>
+              <w:spacing w:before="60" w:after="60"/>
+              <w:ind w:left="85"/>
+            </w:pPr>
+            <w:r>
+              <w:rPr>
+                <w:rFonts w:ascii="Courier New" w:hAnsi="Courier New"/>
+                <w:b w:val="0"/>
+                <w:i w:val="0"/>
+                <w:color w:val="C7253E"/>
+                <w:sz w:val="20"/>
+              </w:rPr>
+              <w:t>BTE18</w:t>
+            </w:r>
+            <w:r>
+              <w:rPr>
+                <w:b w:val="0"/>
+                <w:i w:val="0"/>
+                <w:sz w:val="20"/>
+              </w:rPr>
+              <w:t>/</w:t>
+            </w:r>
+            <w:r>
+              <w:rPr>
+                <w:rFonts w:ascii="Courier New" w:hAnsi="Courier New"/>
+                <w:b w:val="0"/>
+                <w:i w:val="0"/>
+                <w:color w:val="C7253E"/>
+                <w:sz w:val="20"/>
+              </w:rPr>
+              <w:t>BTE24</w:t>
+            </w:r>
+            <w:r>
+              <w:rPr>
+                <w:b w:val="0"/>
+                <w:i w:val="0"/>
+                <w:sz w:val="20"/>
+              </w:rPr>
+              <w:t>/</w:t>
+            </w:r>
+            <w:r>
+              <w:rPr>
+                <w:rFonts w:ascii="Courier New" w:hAnsi="Courier New"/>
+                <w:b w:val="0"/>
+                <w:i w:val="0"/>
+                <w:color w:val="C7253E"/>
+                <w:sz w:val="20"/>
+              </w:rPr>
+              <w:t>BTE12</w:t>
+            </w:r>
+            <w:r>
+              <w:rPr>
+                <w:b w:val="0"/>
+                <w:i w:val="0"/>
+                <w:sz w:val="20"/>
+              </w:rPr>
+              <w:t xml:space="preserve"> (boîte of N) · </w:t>
+            </w:r>
+            <w:r>
+              <w:rPr>
+                <w:rFonts w:ascii="Courier New" w:hAnsi="Courier New"/>
+                <w:b w:val="0"/>
+                <w:i w:val="0"/>
+                <w:color w:val="C7253E"/>
+                <w:sz w:val="20"/>
+              </w:rPr>
+              <w:t>CTN12</w:t>
+            </w:r>
+            <w:r>
+              <w:rPr>
+                <w:b w:val="0"/>
+                <w:i w:val="0"/>
+                <w:sz w:val="20"/>
+              </w:rPr>
+              <w:t xml:space="preserve"> · </w:t>
+            </w:r>
+            <w:r>
+              <w:rPr>
+                <w:rFonts w:ascii="Courier New" w:hAnsi="Courier New"/>
+                <w:b w:val="0"/>
+                <w:i w:val="0"/>
+                <w:color w:val="C7253E"/>
+                <w:sz w:val="20"/>
+              </w:rPr>
+              <w:t>Unit</w:t>
+            </w:r>
+          </w:p>
+        </w:tc>
+      </w:tr>
+      <w:tr>
+        <w:tc>
+          <w:tcPr>
+            <w:tcW w:type="dxa" w:w="3120"/>
+          </w:tcPr>
+          <w:p>
+            <w:pPr>
+              <w:spacing w:before="60" w:after="60"/>
+              <w:ind w:left="85"/>
+            </w:pPr>
+            <w:r>
+              <w:rPr>
+                <w:rFonts w:ascii="Courier New" w:hAnsi="Courier New"/>
+                <w:b w:val="0"/>
+                <w:i w:val="0"/>
+                <w:color w:val="C7253E"/>
+                <w:sz w:val="20"/>
+              </w:rPr>
+              <w:t>description</w:t>
+            </w:r>
+          </w:p>
+        </w:tc>
+        <w:tc>
+          <w:tcPr>
+            <w:tcW w:type="dxa" w:w="3120"/>
+          </w:tcPr>
+          <w:p>
+            <w:pPr>
+              <w:spacing w:before="60" w:after="60"/>
+              <w:ind w:left="85"/>
+            </w:pPr>
+            <w:r>
+              <w:rPr>
+                <w:b w:val="0"/>
+                <w:i w:val="0"/>
+                <w:sz w:val="20"/>
+              </w:rPr>
+              <w:t>Description</w:t>
+            </w:r>
+          </w:p>
+        </w:tc>
+        <w:tc>
+          <w:tcPr>
+            <w:tcW w:type="dxa" w:w="3120"/>
+          </w:tcPr>
+          <w:p>
+            <w:pPr>
+              <w:spacing w:before="60" w:after="60"/>
+              <w:ind w:left="85"/>
+            </w:pPr>
+            <w:r>
+              <w:rPr>
+                <w:b w:val="0"/>
+                <w:i w:val="0"/>
+                <w:sz w:val="20"/>
+              </w:rPr>
+              <w:t xml:space="preserve">Often carries pack in parentheses: </w:t>
+            </w:r>
+            <w:r>
+              <w:rPr>
+                <w:rFonts w:ascii="Courier New" w:hAnsi="Courier New"/>
+                <w:b w:val="0"/>
+                <w:i w:val="0"/>
+                <w:color w:val="C7253E"/>
+                <w:sz w:val="20"/>
+              </w:rPr>
+              <w:t>"(20)"</w:t>
+            </w:r>
+            <w:r>
+              <w:rPr>
+                <w:b w:val="0"/>
+                <w:i w:val="0"/>
+                <w:sz w:val="20"/>
+              </w:rPr>
+              <w:t xml:space="preserve">, </w:t>
+            </w:r>
+            <w:r>
+              <w:rPr>
+                <w:rFonts w:ascii="Courier New" w:hAnsi="Courier New"/>
+                <w:b w:val="0"/>
+                <w:i w:val="0"/>
+                <w:color w:val="C7253E"/>
+                <w:sz w:val="20"/>
+              </w:rPr>
+              <w:t>"(6*18)"</w:t>
+            </w:r>
+          </w:p>
+        </w:tc>
+      </w:tr>
+      <w:tr>
+        <w:tc>
+          <w:tcPr>
+            <w:tcW w:type="dxa" w:w="3120"/>
+          </w:tcPr>
+          <w:p>
+            <w:pPr>
+              <w:spacing w:before="60" w:after="60"/>
+              <w:ind w:left="85"/>
+            </w:pPr>
+            <w:r>
+              <w:rPr>
+                <w:rFonts w:ascii="Courier New" w:hAnsi="Courier New"/>
+                <w:b w:val="0"/>
+                <w:i w:val="0"/>
+                <w:color w:val="C7253E"/>
+                <w:sz w:val="20"/>
+              </w:rPr>
+              <w:t>unitPrice</w:t>
+            </w:r>
+          </w:p>
+        </w:tc>
+        <w:tc>
+          <w:tcPr>
+            <w:tcW w:type="dxa" w:w="3120"/>
+          </w:tcPr>
+          <w:p>
+            <w:pPr>
+              <w:spacing w:before="60" w:after="60"/>
+              <w:ind w:left="85"/>
+            </w:pPr>
+            <w:r>
+              <w:rPr>
+                <w:b w:val="0"/>
+                <w:i w:val="0"/>
+                <w:sz w:val="20"/>
+              </w:rPr>
+              <w:t>Unit Price</w:t>
+            </w:r>
+          </w:p>
+        </w:tc>
+        <w:tc>
+          <w:tcPr>
+            <w:tcW w:type="dxa" w:w="3120"/>
+          </w:tcPr>
+          <w:p>
+            <w:pPr>
+              <w:spacing w:before="60" w:after="60"/>
+              <w:ind w:left="85"/>
+            </w:pPr>
+            <w:r>
+              <w:rPr>
+                <w:b/>
+                <w:i w:val="0"/>
+                <w:sz w:val="20"/>
+              </w:rPr>
+              <w:t>PER BOX</w:t>
+            </w:r>
+            <w:r>
+              <w:rPr>
+                <w:b w:val="0"/>
+                <w:i w:val="0"/>
+                <w:sz w:val="20"/>
+              </w:rPr>
+              <w:t xml:space="preserve"> when UOM is BTE/CTN-style</w:t>
+            </w:r>
+          </w:p>
+        </w:tc>
+      </w:tr>
+      <w:tr>
+        <w:tc>
+          <w:tcPr>
+            <w:tcW w:type="dxa" w:w="3120"/>
+          </w:tcPr>
+          <w:p>
+            <w:pPr>
+              <w:spacing w:before="60" w:after="60"/>
+              <w:ind w:left="85"/>
+            </w:pPr>
+            <w:r>
+              <w:rPr>
+                <w:rFonts w:ascii="Courier New" w:hAnsi="Courier New"/>
+                <w:b w:val="0"/>
+                <w:i w:val="0"/>
+                <w:color w:val="C7253E"/>
+                <w:sz w:val="20"/>
+              </w:rPr>
+              <w:t>vatPct</w:t>
+            </w:r>
+          </w:p>
+        </w:tc>
+        <w:tc>
+          <w:tcPr>
+            <w:tcW w:type="dxa" w:w="3120"/>
+          </w:tcPr>
+          <w:p>
+            <w:pPr>
+              <w:spacing w:before="60" w:after="60"/>
+              <w:ind w:left="85"/>
+            </w:pPr>
+            <w:r>
+              <w:rPr>
+                <w:b w:val="0"/>
+                <w:i w:val="0"/>
+                <w:sz w:val="20"/>
+              </w:rPr>
+              <w:t>VAT %</w:t>
+            </w:r>
+          </w:p>
+        </w:tc>
+        <w:tc>
+          <w:tcPr>
+            <w:tcW w:type="dxa" w:w="3120"/>
+          </w:tcPr>
+          <w:p>
+            <w:pPr>
+              <w:spacing w:before="60" w:after="60"/>
+              <w:ind w:left="85"/>
+            </w:pPr>
+            <w:r>
+              <w:rPr>
+                <w:b w:val="0"/>
+                <w:i w:val="0"/>
+                <w:sz w:val="20"/>
+              </w:rPr>
+              <w:t>15 on most items</w:t>
+            </w:r>
+          </w:p>
+        </w:tc>
+      </w:tr>
+      <w:tr>
+        <w:tc>
+          <w:tcPr>
+            <w:tcW w:type="dxa" w:w="3120"/>
+          </w:tcPr>
+          <w:p>
+            <w:pPr>
+              <w:spacing w:before="60" w:after="60"/>
+              <w:ind w:left="85"/>
+            </w:pPr>
+            <w:r>
+              <w:rPr>
+                <w:rFonts w:ascii="Courier New" w:hAnsi="Courier New"/>
+                <w:b w:val="0"/>
+                <w:i w:val="0"/>
+                <w:color w:val="C7253E"/>
+                <w:sz w:val="20"/>
+              </w:rPr>
+              <w:t>amount</w:t>
+            </w:r>
+          </w:p>
+        </w:tc>
+        <w:tc>
+          <w:tcPr>
+            <w:tcW w:type="dxa" w:w="3120"/>
+          </w:tcPr>
+          <w:p>
+            <w:pPr>
+              <w:spacing w:before="60" w:after="60"/>
+              <w:ind w:left="85"/>
+            </w:pPr>
+            <w:r>
+              <w:rPr>
+                <w:b w:val="0"/>
+                <w:i w:val="0"/>
+                <w:sz w:val="20"/>
+              </w:rPr>
+              <w:t>Amount</w:t>
+            </w:r>
+          </w:p>
+        </w:tc>
+        <w:tc>
+          <w:tcPr>
+            <w:tcW w:type="dxa" w:w="3120"/>
+          </w:tcPr>
+          <w:p>
+            <w:pPr>
+              <w:spacing w:before="60" w:after="60"/>
+              <w:ind w:left="85"/>
+            </w:pPr>
+            <w:r>
+              <w:rPr>
+                <w:b w:val="0"/>
+                <w:i w:val="0"/>
+                <w:sz w:val="20"/>
+              </w:rPr>
+              <w:t>Line total</w:t>
+            </w:r>
+          </w:p>
+        </w:tc>
+      </w:tr>
+    </w:tbl>
+    <w:p>
+      <w:pPr>
+        <w:spacing w:after="120"/>
+      </w:pPr>
+    </w:p>
+    <w:tbl>
+      <w:tblPr>
+        <w:tblW w:type="auto" w:w="0"/>
+        <w:tblLook w:firstColumn="1" w:firstRow="1" w:lastColumn="0" w:lastRow="0" w:noHBand="0" w:noVBand="1" w:val="04A0"/>
+        <w:tblBorders>
+          <w:top w:val="none" w:sz="0" w:color="auto"/>
+          <w:left w:val="none" w:sz="0" w:color="auto"/>
+          <w:bottom w:val="none" w:sz="0" w:color="auto"/>
+          <w:right w:val="none" w:sz="0" w:color="auto"/>
+          <w:insideH w:val="none" w:sz="0" w:color="auto"/>
+          <w:insideV w:val="none" w:sz="0" w:color="auto"/>
+        </w:tblBorders>
+      </w:tblPr>
+      <w:tblGrid>
+        <w:gridCol w:w="9360"/>
+      </w:tblGrid>
+      <w:tr>
+        <w:tc>
+          <w:tcPr>
+            <w:tcW w:type="dxa" w:w="9360"/>
+            <w:shd w:val="clear" w:color="auto" w:fill="c2410c"/>
+          </w:tcPr>
+          <w:p>
+            <w:pPr>
+              <w:spacing w:before="0" w:after="0"/>
+              <w:ind w:left="170"/>
+            </w:pPr>
+            <w:r>
+              <w:rPr>
+                <w:b/>
+                <w:color w:val="FFFFFF"/>
+                <w:sz w:val="18"/>
+              </w:rPr>
+              <w:t xml:space="preserve">  colOrder  —  paste this into the invoice JSON</w:t>
+            </w:r>
+          </w:p>
+        </w:tc>
+      </w:tr>
+    </w:tbl>
+    <w:p>
+      <w:pPr>
+        <w:spacing w:before="80" w:after="120"/>
+        <w:ind w:left="288"/>
+        <w:shd w:val="clear" w:color="auto" w:fill="F3F4F6"/>
+      </w:pPr>
+      <w:r>
+        <w:rPr>
+          <w:rFonts w:ascii="Courier New" w:hAnsi="Courier New"/>
+          <w:color w:val="1E293B"/>
+          <w:sz w:val="20"/>
+        </w:rPr>
+        <w:t>["qty","uom","description","unitPrice","vatPct","amount"]</w:t>
+      </w:r>
+    </w:p>
+    <w:tbl>
+      <w:tblPr>
+        <w:tblW w:type="auto" w:w="0"/>
+        <w:tblLook w:firstColumn="1" w:firstRow="1" w:lastColumn="0" w:lastRow="0" w:noHBand="0" w:noVBand="1" w:val="04A0"/>
+        <w:tblBorders>
+          <w:top w:val="none" w:sz="0" w:color="auto"/>
+          <w:left w:val="none" w:sz="0" w:color="auto"/>
+          <w:bottom w:val="none" w:sz="0" w:color="auto"/>
+          <w:right w:val="none" w:sz="0" w:color="auto"/>
+          <w:insideH w:val="none" w:sz="0" w:color="auto"/>
+          <w:insideV w:val="none" w:sz="0" w:color="auto"/>
+        </w:tblBorders>
+      </w:tblPr>
+      <w:tblGrid>
+        <w:gridCol w:w="9360"/>
+      </w:tblGrid>
+      <w:tr>
+        <w:tc>
+          <w:tcPr>
+            <w:tcW w:type="dxa" w:w="9360"/>
+            <w:shd w:val="clear" w:color="auto" w:fill="2d6a4f"/>
+          </w:tcPr>
+          <w:p>
+            <w:pPr>
+              <w:spacing w:before="0" w:after="0"/>
+              <w:ind w:left="170"/>
+            </w:pPr>
+            <w:r>
+              <w:rPr>
+                <w:b/>
+                <w:color w:val="FFFFFF"/>
+                <w:sz w:val="18"/>
+              </w:rPr>
+              <w:t xml:space="preserve">  VAT TREATMENT</w:t>
+            </w:r>
+          </w:p>
+        </w:tc>
+      </w:tr>
+    </w:tbl>
+    <w:p>
+      <w:pPr>
+        <w:spacing w:before="40" w:after="40"/>
+        <w:ind w:left="283"/>
+      </w:pPr>
+      <w:r>
+        <w:rPr>
+          <w:b w:val="0"/>
+          <w:i w:val="0"/>
+          <w:sz w:val="20"/>
+        </w:rPr>
+        <w:t xml:space="preserve">• </w:t>
+      </w:r>
+      <w:r>
+        <w:rPr>
+          <w:rFonts w:ascii="Courier New" w:hAnsi="Courier New"/>
+          <w:b w:val="0"/>
+          <w:i w:val="0"/>
+          <w:color w:val="C7253E"/>
+          <w:sz w:val="20"/>
+        </w:rPr>
+        <w:t>vatPct = 15</w:t>
+      </w:r>
+      <w:r>
+        <w:rPr>
+          <w:b w:val="0"/>
+          <w:i w:val="0"/>
+          <w:sz w:val="20"/>
+        </w:rPr>
+        <w:t xml:space="preserve"> on most items — verify whether the printed prices already include VAT before adding 15% (existing processed invoices treated them as incl-VAT)</w:t>
+      </w:r>
+    </w:p>
+    <w:p>
+      <w:pPr>
+        <w:spacing w:after="80"/>
+      </w:pPr>
+    </w:p>
+    <w:tbl>
+      <w:tblPr>
+        <w:tblW w:type="auto" w:w="0"/>
+        <w:tblLook w:firstColumn="1" w:firstRow="1" w:lastColumn="0" w:lastRow="0" w:noHBand="0" w:noVBand="1" w:val="04A0"/>
+        <w:tblBorders>
+          <w:top w:val="none" w:sz="0" w:color="auto"/>
+          <w:left w:val="none" w:sz="0" w:color="auto"/>
+          <w:bottom w:val="none" w:sz="0" w:color="auto"/>
+          <w:right w:val="none" w:sz="0" w:color="auto"/>
+          <w:insideH w:val="none" w:sz="0" w:color="auto"/>
+          <w:insideV w:val="none" w:sz="0" w:color="auto"/>
+        </w:tblBorders>
+      </w:tblPr>
+      <w:tblGrid>
+        <w:gridCol w:w="9360"/>
+      </w:tblGrid>
+      <w:tr>
+        <w:tc>
+          <w:tcPr>
+            <w:tcW w:type="dxa" w:w="9360"/>
+            <w:shd w:val="clear" w:color="auto" w:fill="1d4ed8"/>
+          </w:tcPr>
+          <w:p>
+            <w:pPr>
+              <w:spacing w:before="0" w:after="0"/>
+              <w:ind w:left="170"/>
+            </w:pPr>
+            <w:r>
+              <w:rPr>
+                <w:b/>
+                <w:color w:val="FFFFFF"/>
+                <w:sz w:val="18"/>
+              </w:rPr>
+              <w:t xml:space="preserve">  SPECIAL RULES</w:t>
+            </w:r>
+          </w:p>
+        </w:tc>
+      </w:tr>
+    </w:tbl>
+    <w:p>
+      <w:pPr>
+        <w:spacing w:before="40" w:after="40"/>
+        <w:ind w:left="283"/>
+      </w:pPr>
+      <w:r>
+        <w:rPr>
+          <w:b w:val="0"/>
+          <w:i w:val="0"/>
+          <w:sz w:val="20"/>
+        </w:rPr>
+        <w:t xml:space="preserve">1.  UOM </w:t>
+      </w:r>
+      <w:r>
+        <w:rPr>
+          <w:rFonts w:ascii="Courier New" w:hAnsi="Courier New"/>
+          <w:b w:val="0"/>
+          <w:i w:val="0"/>
+          <w:color w:val="C7253E"/>
+          <w:sz w:val="20"/>
+        </w:rPr>
+        <w:t>BTE18</w:t>
+      </w:r>
+      <w:r>
+        <w:rPr>
+          <w:b w:val="0"/>
+          <w:i w:val="0"/>
+          <w:sz w:val="20"/>
+        </w:rPr>
+        <w:t xml:space="preserve"> = box of 18, </w:t>
+      </w:r>
+      <w:r>
+        <w:rPr>
+          <w:rFonts w:ascii="Courier New" w:hAnsi="Courier New"/>
+          <w:b w:val="0"/>
+          <w:i w:val="0"/>
+          <w:color w:val="C7253E"/>
+          <w:sz w:val="20"/>
+        </w:rPr>
+        <w:t>CTN12</w:t>
+      </w:r>
+      <w:r>
+        <w:rPr>
+          <w:b w:val="0"/>
+          <w:i w:val="0"/>
+          <w:sz w:val="20"/>
+        </w:rPr>
+        <w:t xml:space="preserve"> = carton of 12; when UOM = </w:t>
+      </w:r>
+      <w:r>
+        <w:rPr>
+          <w:rFonts w:ascii="Courier New" w:hAnsi="Courier New"/>
+          <w:b w:val="0"/>
+          <w:i w:val="0"/>
+          <w:color w:val="C7253E"/>
+          <w:sz w:val="20"/>
+        </w:rPr>
+        <w:t>Unit</w:t>
+      </w:r>
+      <w:r>
+        <w:rPr>
+          <w:b w:val="0"/>
+          <w:i w:val="0"/>
+          <w:sz w:val="20"/>
+        </w:rPr>
+        <w:t>, the pack count is the number in parentheses in the description (</w:t>
+      </w:r>
+      <w:r>
+        <w:rPr>
+          <w:rFonts w:ascii="Courier New" w:hAnsi="Courier New"/>
+          <w:b w:val="0"/>
+          <w:i w:val="0"/>
+          <w:color w:val="C7253E"/>
+          <w:sz w:val="20"/>
+        </w:rPr>
+        <w:t>"TENFA GUMMY POP (20)"</w:t>
+      </w:r>
+      <w:r>
+        <w:rPr>
+          <w:b w:val="0"/>
+          <w:i w:val="0"/>
+          <w:sz w:val="20"/>
+        </w:rPr>
+        <w:t xml:space="preserve"> → 20)</w:t>
+      </w:r>
+    </w:p>
+    <w:p>
+      <w:pPr>
+        <w:spacing w:before="40" w:after="40"/>
+        <w:ind w:left="283"/>
+      </w:pPr>
+      <w:r>
+        <w:rPr>
+          <w:b w:val="0"/>
+          <w:i w:val="0"/>
+          <w:sz w:val="20"/>
+        </w:rPr>
+        <w:t xml:space="preserve">2.  </w:t>
+      </w:r>
+      <w:r>
+        <w:rPr>
+          <w:b/>
+          <w:i w:val="0"/>
+          <w:sz w:val="20"/>
+        </w:rPr>
+        <w:t>This supplier's existing invoices store `buyPlusVat` PER PIECE</w:t>
+      </w:r>
+      <w:r>
+        <w:rPr>
+          <w:b w:val="0"/>
+          <w:i w:val="0"/>
+          <w:sz w:val="20"/>
+        </w:rPr>
+        <w:t xml:space="preserve"> (box price ÷ N) — keep doing it per piece for consistency, and set </w:t>
+      </w:r>
+      <w:r>
+        <w:rPr>
+          <w:rFonts w:ascii="Courier New" w:hAnsi="Courier New"/>
+          <w:b w:val="0"/>
+          <w:i w:val="0"/>
+          <w:color w:val="C7253E"/>
+          <w:sz w:val="20"/>
+        </w:rPr>
+        <w:t>packDivisionApplied = true</w:t>
+      </w:r>
+    </w:p>
+    <w:p>
+      <w:pPr>
+        <w:spacing w:before="40" w:after="40"/>
+        <w:ind w:left="283"/>
+      </w:pPr>
+      <w:r>
+        <w:rPr>
+          <w:b w:val="0"/>
+          <w:i w:val="0"/>
+          <w:sz w:val="20"/>
+        </w:rPr>
+        <w:t xml:space="preserve">3.  </w:t>
+      </w:r>
+      <w:r>
+        <w:rPr>
+          <w:rFonts w:ascii="Courier New" w:hAnsi="Courier New"/>
+          <w:b w:val="0"/>
+          <w:i w:val="0"/>
+          <w:color w:val="C7253E"/>
+          <w:sz w:val="20"/>
+        </w:rPr>
+        <w:t>recPrice = buyPlusVat × 1.2</w:t>
+      </w:r>
+    </w:p>
+    <w:p>
+      <w:pPr>
+        <w:spacing w:after="80"/>
+      </w:pPr>
+    </w:p>
+    <w:tbl>
+      <w:tblPr>
+        <w:tblW w:type="auto" w:w="0"/>
+        <w:tblLook w:firstColumn="1" w:firstRow="1" w:lastColumn="0" w:lastRow="0" w:noHBand="0" w:noVBand="1" w:val="04A0"/>
+        <w:tblBorders>
+          <w:top w:val="none" w:sz="0" w:color="auto"/>
+          <w:left w:val="none" w:sz="0" w:color="auto"/>
+          <w:bottom w:val="none" w:sz="0" w:color="auto"/>
+          <w:right w:val="none" w:sz="0" w:color="auto"/>
+          <w:insideH w:val="none" w:sz="0" w:color="auto"/>
+          <w:insideV w:val="none" w:sz="0" w:color="auto"/>
+        </w:tblBorders>
+      </w:tblPr>
+      <w:tblGrid>
+        <w:gridCol w:w="9360"/>
+      </w:tblGrid>
+      <w:tr>
+        <w:tc>
+          <w:tcPr>
+            <w:tcW w:type="dxa" w:w="9360"/>
+            <w:shd w:val="clear" w:color="auto" w:fill="b45309"/>
+          </w:tcPr>
+          <w:p>
+            <w:pPr>
+              <w:spacing w:before="0" w:after="0"/>
+              <w:ind w:left="170"/>
+            </w:pPr>
+            <w:r>
+              <w:rPr>
+                <w:b/>
+                <w:color w:val="FFFFFF"/>
+                <w:sz w:val="18"/>
+              </w:rPr>
+              <w:t xml:space="preserve">  ⚠  GOTCHAS</w:t>
+            </w:r>
+          </w:p>
+        </w:tc>
+      </w:tr>
+    </w:tbl>
+    <w:p>
+      <w:pPr>
+        <w:spacing w:before="40" w:after="40"/>
+        <w:ind w:left="283"/>
+      </w:pPr>
+      <w:r>
+        <w:rPr>
+          <w:b w:val="0"/>
+          <w:i w:val="0"/>
+          <w:sz w:val="20"/>
+        </w:rPr>
+        <w:t xml:space="preserve">⚠  </w:t>
+      </w:r>
+      <w:r>
+        <w:rPr>
+          <w:rFonts w:ascii="Courier New" w:hAnsi="Courier New"/>
+          <w:b w:val="0"/>
+          <w:i w:val="0"/>
+          <w:color w:val="C7253E"/>
+          <w:sz w:val="20"/>
+        </w:rPr>
+        <w:t>"(6*18)"</w:t>
+      </w:r>
+      <w:r>
+        <w:rPr>
+          <w:b w:val="0"/>
+          <w:i w:val="0"/>
+          <w:sz w:val="20"/>
+        </w:rPr>
+        <w:t xml:space="preserve"> in a description means 6 inner packs × 18 — the box count is the UOM number (BTE18 → 18), not 6×18</w:t>
+      </w:r>
+    </w:p>
+    <w:p>
+      <w:pPr>
+        <w:spacing w:before="40" w:after="40"/>
+        <w:ind w:left="283"/>
+      </w:pPr>
+      <w:r>
+        <w:rPr>
+          <w:b w:val="0"/>
+          <w:i w:val="0"/>
+          <w:sz w:val="20"/>
+        </w:rPr>
+        <w:t>⚠  This is the ONE carton-UOM supplier that stores per-piece buyPlusVat (historical consistency) — the app's ratio guard handles it either way, but stay consistent</w:t>
+      </w:r>
+    </w:p>
+    <w:p>
+      <w:pPr>
+        <w:spacing w:after="80"/>
+      </w:pPr>
+    </w:p>
+    <w:p>
+      <w:pPr>
+        <w:spacing w:before="160"/>
+      </w:pPr>
+      <w:r>
+        <w:rPr>
+          <w:i/>
+          <w:color w:val="AAAAAA"/>
+          <w:sz w:val="16"/>
+        </w:rPr>
+        <w:t>Supplier 20 of 20</w:t>
       </w:r>
     </w:p>
     <w:sectPr>
